--- a/4.质量管理/2.运行记录类文件/040210-客户满意度调查结果分析报告(截止2025年10月).docx
+++ b/4.质量管理/2.运行记录类文件/040210-客户满意度调查结果分析报告(截止2025年10月).docx
@@ -1,10 +1,11 @@
 
 <file path=word/document.xml><?xml version="1.0" encoding="utf-8"?>
-<w:document xmlns:wpc="http://schemas.microsoft.com/office/word/2010/wordprocessingCanvas" xmlns:mc="http://schemas.openxmlformats.org/markup-compatibility/2006" xmlns:o="urn:schemas-microsoft-com:office:office" xmlns:r="http://schemas.openxmlformats.org/officeDocument/2006/relationships" xmlns:m="http://schemas.openxmlformats.org/officeDocument/2006/math" xmlns:v="urn:schemas-microsoft-com:vml" xmlns:wp14="http://schemas.microsoft.com/office/word/2010/wordprocessingDrawing" xmlns:wp="http://schemas.openxmlformats.org/drawingml/2006/wordprocessingDrawing" xmlns:w="http://schemas.openxmlformats.org/wordprocessingml/2006/main" xmlns:w14="http://schemas.microsoft.com/office/word/2010/wordml" xmlns:w10="urn:schemas-microsoft-com:office:word" xmlns:w15="http://schemas.microsoft.com/office/word/2012/wordml" xmlns:wpg="http://schemas.microsoft.com/office/word/2010/wordprocessingGroup" xmlns:wpi="http://schemas.microsoft.com/office/word/2010/wordprocessingInk" xmlns:wne="http://schemas.microsoft.com/office/word/2006/wordml" xmlns:wps="http://schemas.microsoft.com/office/word/2010/wordprocessingShape" xmlns:wpsCustomData="http://www.wps.cn/officeDocument/2013/wpsCustomData" mc:Ignorable="w14 w15 wp14">
+<w:document xmlns:wpc="http://schemas.microsoft.com/office/word/2010/wordprocessingCanvas" xmlns:mc="http://schemas.openxmlformats.org/markup-compatibility/2006" xmlns:o="urn:schemas-microsoft-com:office:office" xmlns:r="http://schemas.openxmlformats.org/officeDocument/2006/relationships" xmlns:m="http://schemas.openxmlformats.org/officeDocument/2006/math" xmlns:v="urn:schemas-microsoft-com:vml" xmlns:wp14="http://schemas.microsoft.com/office/word/2010/wordprocessingDrawing" xmlns:wp="http://schemas.openxmlformats.org/drawingml/2006/wordprocessingDrawing" xmlns:w10="urn:schemas-microsoft-com:office:word" xmlns:w="http://schemas.openxmlformats.org/wordprocessingml/2006/main" xmlns:w14="http://schemas.microsoft.com/office/word/2010/wordml" xmlns:w15="http://schemas.microsoft.com/office/word/2012/wordml" xmlns:wne="http://schemas.microsoft.com/office/word/2006/wordml" xmlns:wpg="http://schemas.microsoft.com/office/word/2010/wordprocessingGroup" xmlns:wpi="http://schemas.microsoft.com/office/word/2010/wordprocessingInk" xmlns:wps="http://schemas.microsoft.com/office/word/2010/wordprocessingShape" mc:Ignorable="w14 w15 wp14">
+  <!-- Generated by Aspose.Words for .NET 13.3.0.1 -->
   <w:body>
     <w:p>
       <w:pPr>
-        <w:pStyle w:val="33"/>
+        <w:pStyle w:val="a1"/>
         <w:keepNext w:val="0"/>
         <w:keepLines w:val="0"/>
         <w:pageBreakBefore w:val="0"/>
@@ -23,7 +24,7 @@
     </w:p>
     <w:p>
       <w:pPr>
-        <w:pStyle w:val="33"/>
+        <w:pStyle w:val="a1"/>
         <w:keepNext w:val="0"/>
         <w:keepLines w:val="0"/>
         <w:pageBreakBefore w:val="0"/>
@@ -51,7 +52,7 @@
     </w:p>
     <w:p>
       <w:pPr>
-        <w:pStyle w:val="34"/>
+        <w:pStyle w:val="a2"/>
         <w:keepNext w:val="0"/>
         <w:keepLines w:val="0"/>
         <w:pageBreakBefore w:val="0"/>
@@ -71,7 +72,7 @@
         <w:rPr>
           <w:lang w:eastAsia="zh-CN"/>
         </w:rPr>
-        <w:t>甘肃国邦信息科技有限公司</w:t>
+        <w:t>中达丰集团有限公司</w:t>
       </w:r>
       <w:bookmarkEnd w:id="1"/>
     </w:p>
@@ -168,7 +169,7 @@
           <w:type w:val="continuous"/>
           <w:pgSz w:w="11910" w:h="16840"/>
           <w:pgMar w:top="1580" w:right="900" w:bottom="280" w:left="920" w:header="720" w:footer="720" w:gutter="0"/>
-          <w:cols w:space="720" w:num="1"/>
+          <w:cols w:num="1" w:space="720"/>
         </w:sectPr>
       </w:pPr>
     </w:p>
@@ -200,16 +201,16 @@
     </w:p>
     <w:tbl>
       <w:tblPr>
-        <w:tblStyle w:val="24"/>
+        <w:tblStyle w:val="TableNormal0"/>
         <w:tblW w:w="0" w:type="auto"/>
         <w:tblInd w:w="786" w:type="dxa"/>
         <w:tblBorders>
-          <w:top w:val="single" w:color="000000" w:sz="4" w:space="0"/>
-          <w:left w:val="single" w:color="000000" w:sz="4" w:space="0"/>
-          <w:bottom w:val="single" w:color="000000" w:sz="4" w:space="0"/>
-          <w:right w:val="single" w:color="000000" w:sz="4" w:space="0"/>
-          <w:insideH w:val="single" w:color="000000" w:sz="4" w:space="0"/>
-          <w:insideV w:val="single" w:color="000000" w:sz="4" w:space="0"/>
+          <w:top w:val="single" w:sz="4" w:space="0" w:color="000000"/>
+          <w:left w:val="single" w:sz="4" w:space="0" w:color="000000"/>
+          <w:bottom w:val="single" w:sz="4" w:space="0" w:color="000000"/>
+          <w:right w:val="single" w:sz="4" w:space="0" w:color="000000"/>
+          <w:insideH w:val="single" w:sz="4" w:space="0" w:color="000000"/>
+          <w:insideV w:val="single" w:sz="4" w:space="0" w:color="000000"/>
         </w:tblBorders>
         <w:tblLayout w:type="fixed"/>
         <w:tblCellMar>
@@ -228,14 +229,17 @@
       </w:tblGrid>
       <w:tr>
         <w:tblPrEx>
+          <w:tblW w:w="0" w:type="auto"/>
+          <w:tblInd w:w="786" w:type="dxa"/>
           <w:tblBorders>
-            <w:top w:val="single" w:color="000000" w:sz="4" w:space="0"/>
-            <w:left w:val="single" w:color="000000" w:sz="4" w:space="0"/>
-            <w:bottom w:val="single" w:color="000000" w:sz="4" w:space="0"/>
-            <w:right w:val="single" w:color="000000" w:sz="4" w:space="0"/>
-            <w:insideH w:val="single" w:color="000000" w:sz="4" w:space="0"/>
-            <w:insideV w:val="single" w:color="000000" w:sz="4" w:space="0"/>
+            <w:top w:val="single" w:sz="4" w:space="0" w:color="000000"/>
+            <w:left w:val="single" w:sz="4" w:space="0" w:color="000000"/>
+            <w:bottom w:val="single" w:sz="4" w:space="0" w:color="000000"/>
+            <w:right w:val="single" w:sz="4" w:space="0" w:color="000000"/>
+            <w:insideH w:val="single" w:sz="4" w:space="0" w:color="000000"/>
+            <w:insideV w:val="single" w:sz="4" w:space="0" w:color="000000"/>
           </w:tblBorders>
+          <w:tblLayout w:type="fixed"/>
           <w:tblCellMar>
             <w:top w:w="0" w:type="dxa"/>
             <w:left w:w="0" w:type="dxa"/>
@@ -244,7 +248,7 @@
           </w:tblCellMar>
         </w:tblPrEx>
         <w:trPr>
-          <w:trHeight w:val="607" w:hRule="atLeast"/>
+          <w:trHeight w:val="607"/>
         </w:trPr>
         <w:tc>
           <w:tcPr>
@@ -252,7 +256,7 @@
           </w:tcPr>
           <w:p>
             <w:pPr>
-              <w:pStyle w:val="26"/>
+              <w:pStyle w:val="TableParagraph"/>
               <w:keepNext w:val="0"/>
               <w:keepLines w:val="0"/>
               <w:pageBreakBefore w:val="0"/>
@@ -285,7 +289,7 @@
           </w:tcPr>
           <w:p>
             <w:pPr>
-              <w:pStyle w:val="26"/>
+              <w:pStyle w:val="TableParagraph"/>
               <w:keepNext w:val="0"/>
               <w:keepLines w:val="0"/>
               <w:pageBreakBefore w:val="0"/>
@@ -314,21 +318,16 @@
               <w:rPr>
                 <w:sz w:val="24"/>
               </w:rPr>
-              <w:t>满意度调查结果分析报告（GSGB-ITSS-MYDDCJGFX）</w:t>
+              <w:t>满意度调查结果分析报告（ZDFJT-ITSS-MYDDCJGFX）</w:t>
             </w:r>
           </w:p>
         </w:tc>
       </w:tr>
       <w:tr>
         <w:tblPrEx>
-          <w:tblBorders>
-            <w:top w:val="single" w:color="000000" w:sz="4" w:space="0"/>
-            <w:left w:val="single" w:color="000000" w:sz="4" w:space="0"/>
-            <w:bottom w:val="single" w:color="000000" w:sz="4" w:space="0"/>
-            <w:right w:val="single" w:color="000000" w:sz="4" w:space="0"/>
-            <w:insideH w:val="single" w:color="000000" w:sz="4" w:space="0"/>
-            <w:insideV w:val="single" w:color="000000" w:sz="4" w:space="0"/>
-          </w:tblBorders>
+          <w:tblW w:w="0" w:type="auto"/>
+          <w:tblInd w:w="786" w:type="dxa"/>
+          <w:tblLayout w:type="fixed"/>
           <w:tblCellMar>
             <w:top w:w="0" w:type="dxa"/>
             <w:left w:w="0" w:type="dxa"/>
@@ -337,7 +336,7 @@
           </w:tblCellMar>
         </w:tblPrEx>
         <w:trPr>
-          <w:trHeight w:val="607" w:hRule="atLeast"/>
+          <w:trHeight w:val="607"/>
         </w:trPr>
         <w:tc>
           <w:tcPr>
@@ -345,7 +344,7 @@
           </w:tcPr>
           <w:p>
             <w:pPr>
-              <w:pStyle w:val="26"/>
+              <w:pStyle w:val="TableParagraph"/>
               <w:keepNext w:val="0"/>
               <w:keepLines w:val="0"/>
               <w:pageBreakBefore w:val="0"/>
@@ -378,7 +377,7 @@
           </w:tcPr>
           <w:p>
             <w:pPr>
-              <w:pStyle w:val="26"/>
+              <w:pStyle w:val="TableParagraph"/>
               <w:keepNext w:val="0"/>
               <w:keepLines w:val="0"/>
               <w:pageBreakBefore w:val="0"/>
@@ -401,21 +400,16 @@
                 <w:sz w:val="24"/>
                 <w:lang w:eastAsia="zh-CN"/>
               </w:rPr>
-              <w:t>甘肃国邦信息科技有限公司</w:t>
+              <w:t>中达丰集团有限公司</w:t>
             </w:r>
           </w:p>
         </w:tc>
       </w:tr>
       <w:tr>
         <w:tblPrEx>
-          <w:tblBorders>
-            <w:top w:val="single" w:color="000000" w:sz="4" w:space="0"/>
-            <w:left w:val="single" w:color="000000" w:sz="4" w:space="0"/>
-            <w:bottom w:val="single" w:color="000000" w:sz="4" w:space="0"/>
-            <w:right w:val="single" w:color="000000" w:sz="4" w:space="0"/>
-            <w:insideH w:val="single" w:color="000000" w:sz="4" w:space="0"/>
-            <w:insideV w:val="single" w:color="000000" w:sz="4" w:space="0"/>
-          </w:tblBorders>
+          <w:tblW w:w="0" w:type="auto"/>
+          <w:tblInd w:w="786" w:type="dxa"/>
+          <w:tblLayout w:type="fixed"/>
           <w:tblCellMar>
             <w:top w:w="0" w:type="dxa"/>
             <w:left w:w="0" w:type="dxa"/>
@@ -424,7 +418,7 @@
           </w:tblCellMar>
         </w:tblPrEx>
         <w:trPr>
-          <w:trHeight w:val="607" w:hRule="atLeast"/>
+          <w:trHeight w:val="607"/>
         </w:trPr>
         <w:tc>
           <w:tcPr>
@@ -432,7 +426,7 @@
           </w:tcPr>
           <w:p>
             <w:pPr>
-              <w:pStyle w:val="26"/>
+              <w:pStyle w:val="TableParagraph"/>
               <w:keepNext w:val="0"/>
               <w:keepLines w:val="0"/>
               <w:pageBreakBefore w:val="0"/>
@@ -464,7 +458,7 @@
           </w:tcPr>
           <w:p>
             <w:pPr>
-              <w:pStyle w:val="26"/>
+              <w:pStyle w:val="TableParagraph"/>
               <w:keepNext w:val="0"/>
               <w:keepLines w:val="0"/>
               <w:pageBreakBefore w:val="0"/>
@@ -496,7 +490,7 @@
           </w:tcPr>
           <w:p>
             <w:pPr>
-              <w:pStyle w:val="26"/>
+              <w:pStyle w:val="TableParagraph"/>
               <w:keepNext w:val="0"/>
               <w:keepLines w:val="0"/>
               <w:pageBreakBefore w:val="0"/>
@@ -527,7 +521,7 @@
           </w:tcPr>
           <w:p>
             <w:pPr>
-              <w:pStyle w:val="26"/>
+              <w:pStyle w:val="TableParagraph"/>
               <w:keepNext w:val="0"/>
               <w:keepLines w:val="0"/>
               <w:pageBreakBefore w:val="0"/>
@@ -559,7 +553,7 @@
           </w:tcPr>
           <w:p>
             <w:pPr>
-              <w:pStyle w:val="26"/>
+              <w:pStyle w:val="TableParagraph"/>
               <w:keepNext w:val="0"/>
               <w:keepLines w:val="0"/>
               <w:pageBreakBefore w:val="0"/>
@@ -588,14 +582,9 @@
       </w:tr>
       <w:tr>
         <w:tblPrEx>
-          <w:tblBorders>
-            <w:top w:val="single" w:color="000000" w:sz="4" w:space="0"/>
-            <w:left w:val="single" w:color="000000" w:sz="4" w:space="0"/>
-            <w:bottom w:val="single" w:color="000000" w:sz="4" w:space="0"/>
-            <w:right w:val="single" w:color="000000" w:sz="4" w:space="0"/>
-            <w:insideH w:val="single" w:color="000000" w:sz="4" w:space="0"/>
-            <w:insideV w:val="single" w:color="000000" w:sz="4" w:space="0"/>
-          </w:tblBorders>
+          <w:tblW w:w="0" w:type="auto"/>
+          <w:tblInd w:w="786" w:type="dxa"/>
+          <w:tblLayout w:type="fixed"/>
           <w:tblCellMar>
             <w:top w:w="0" w:type="dxa"/>
             <w:left w:w="0" w:type="dxa"/>
@@ -604,7 +593,7 @@
           </w:tblCellMar>
         </w:tblPrEx>
         <w:trPr>
-          <w:trHeight w:val="475" w:hRule="atLeast"/>
+          <w:trHeight w:val="475"/>
         </w:trPr>
         <w:tc>
           <w:tcPr>
@@ -612,7 +601,7 @@
           </w:tcPr>
           <w:p>
             <w:pPr>
-              <w:pStyle w:val="26"/>
+              <w:pStyle w:val="TableParagraph"/>
               <w:keepNext w:val="0"/>
               <w:keepLines w:val="0"/>
               <w:pageBreakBefore w:val="0"/>
@@ -627,7 +616,7 @@
               <w:ind w:left="180" w:right="171"/>
               <w:jc w:val="center"/>
               <w:rPr>
-                <w:rFonts w:hint="eastAsia" w:ascii="宋体" w:hAnsi="宋体" w:eastAsia="宋体" w:cs="宋体"/>
+                <w:rFonts w:ascii="宋体" w:eastAsia="宋体" w:hAnsi="宋体" w:cs="宋体" w:hint="eastAsia"/>
                 <w:b w:val="0"/>
                 <w:bCs w:val="0"/>
                 <w:sz w:val="24"/>
@@ -635,7 +624,7 @@
             </w:pPr>
             <w:r>
               <w:rPr>
-                <w:rFonts w:hint="eastAsia" w:ascii="宋体" w:hAnsi="宋体" w:eastAsia="宋体" w:cs="宋体"/>
+                <w:rFonts w:ascii="宋体" w:eastAsia="宋体" w:hAnsi="宋体" w:cs="宋体" w:hint="eastAsia"/>
                 <w:b w:val="0"/>
                 <w:bCs w:val="0"/>
                 <w:sz w:val="24"/>
@@ -650,7 +639,7 @@
           </w:tcPr>
           <w:p>
             <w:pPr>
-              <w:pStyle w:val="26"/>
+              <w:pStyle w:val="TableParagraph"/>
               <w:keepNext w:val="0"/>
               <w:keepLines w:val="0"/>
               <w:pageBreakBefore w:val="0"/>
@@ -665,7 +654,7 @@
               <w:ind w:right="155"/>
               <w:jc w:val="right"/>
               <w:rPr>
-                <w:rFonts w:hint="eastAsia" w:ascii="宋体" w:hAnsi="宋体" w:eastAsia="宋体" w:cs="宋体"/>
+                <w:rFonts w:ascii="宋体" w:eastAsia="宋体" w:hAnsi="宋体" w:cs="宋体" w:hint="eastAsia"/>
                 <w:b w:val="0"/>
                 <w:bCs w:val="0"/>
                 <w:sz w:val="24"/>
@@ -674,7 +663,7 @@
             </w:pPr>
             <w:r>
               <w:rPr>
-                <w:rFonts w:hint="eastAsia" w:ascii="宋体" w:hAnsi="宋体" w:eastAsia="宋体" w:cs="宋体"/>
+                <w:rFonts w:ascii="宋体" w:eastAsia="宋体" w:hAnsi="宋体" w:cs="宋体" w:hint="eastAsia"/>
                 <w:b w:val="0"/>
                 <w:bCs w:val="0"/>
                 <w:sz w:val="24"/>
@@ -683,7 +672,7 @@
             </w:r>
             <w:r>
               <w:rPr>
-                <w:rFonts w:hint="eastAsia" w:ascii="宋体" w:hAnsi="宋体" w:eastAsia="宋体" w:cs="宋体"/>
+                <w:rFonts w:ascii="宋体" w:eastAsia="宋体" w:hAnsi="宋体" w:cs="宋体" w:hint="eastAsia"/>
                 <w:b w:val="0"/>
                 <w:bCs w:val="0"/>
                 <w:sz w:val="24"/>
@@ -693,7 +682,7 @@
             </w:r>
             <w:r>
               <w:rPr>
-                <w:rFonts w:hint="eastAsia" w:ascii="宋体" w:hAnsi="宋体" w:eastAsia="宋体" w:cs="宋体"/>
+                <w:rFonts w:ascii="宋体" w:eastAsia="宋体" w:hAnsi="宋体" w:cs="宋体" w:hint="eastAsia"/>
                 <w:b w:val="0"/>
                 <w:bCs w:val="0"/>
                 <w:sz w:val="24"/>
@@ -702,7 +691,7 @@
             </w:r>
             <w:r>
               <w:rPr>
-                <w:rFonts w:hint="eastAsia" w:ascii="宋体" w:hAnsi="宋体" w:eastAsia="宋体" w:cs="宋体"/>
+                <w:rFonts w:ascii="宋体" w:eastAsia="宋体" w:hAnsi="宋体" w:cs="宋体" w:hint="eastAsia"/>
                 <w:b w:val="0"/>
                 <w:bCs w:val="0"/>
                 <w:sz w:val="24"/>
@@ -712,7 +701,7 @@
             </w:r>
             <w:r>
               <w:rPr>
-                <w:rFonts w:hint="eastAsia" w:ascii="宋体" w:hAnsi="宋体" w:eastAsia="宋体" w:cs="宋体"/>
+                <w:rFonts w:ascii="宋体" w:eastAsia="宋体" w:hAnsi="宋体" w:cs="宋体" w:hint="eastAsia"/>
                 <w:b w:val="0"/>
                 <w:bCs w:val="0"/>
                 <w:sz w:val="24"/>
@@ -721,7 +710,7 @@
             </w:r>
             <w:r>
               <w:rPr>
-                <w:rFonts w:hint="eastAsia" w:ascii="宋体" w:hAnsi="宋体" w:eastAsia="宋体" w:cs="宋体"/>
+                <w:rFonts w:ascii="宋体" w:eastAsia="宋体" w:hAnsi="宋体" w:cs="宋体" w:hint="eastAsia"/>
                 <w:b w:val="0"/>
                 <w:bCs w:val="0"/>
                 <w:sz w:val="24"/>
@@ -737,7 +726,7 @@
           </w:tcPr>
           <w:p>
             <w:pPr>
-              <w:pStyle w:val="26"/>
+              <w:pStyle w:val="TableParagraph"/>
               <w:keepNext w:val="0"/>
               <w:keepLines w:val="0"/>
               <w:pageBreakBefore w:val="0"/>
@@ -772,7 +761,7 @@
           </w:tcPr>
           <w:p>
             <w:pPr>
-              <w:pStyle w:val="26"/>
+              <w:pStyle w:val="TableParagraph"/>
               <w:keepNext w:val="0"/>
               <w:keepLines w:val="0"/>
               <w:pageBreakBefore w:val="0"/>
@@ -787,7 +776,7 @@
               <w:ind w:left="399" w:right="390"/>
               <w:jc w:val="center"/>
               <w:rPr>
-                <w:rFonts w:hint="eastAsia" w:eastAsia="宋体"/>
+                <w:rFonts w:eastAsia="宋体" w:hint="eastAsia"/>
                 <w:b w:val="0"/>
                 <w:bCs w:val="0"/>
                 <w:sz w:val="24"/>
@@ -796,13 +785,13 @@
             </w:pPr>
             <w:r>
               <w:rPr>
-                <w:rFonts w:hint="eastAsia" w:eastAsia="宋体"/>
+                <w:rFonts w:eastAsia="宋体" w:hint="eastAsia"/>
                 <w:b w:val="0"/>
                 <w:bCs w:val="0"/>
                 <w:sz w:val="24"/>
                 <w:lang w:val="en-US" w:eastAsia="zh-CN"/>
               </w:rPr>
-              <w:t>金文莉</w:t>
+              <w:t>李平</w:t>
             </w:r>
           </w:p>
         </w:tc>
@@ -812,7 +801,7 @@
           </w:tcPr>
           <w:p>
             <w:pPr>
-              <w:pStyle w:val="26"/>
+              <w:pStyle w:val="TableParagraph"/>
               <w:keepNext w:val="0"/>
               <w:keepLines w:val="0"/>
               <w:pageBreakBefore w:val="0"/>
@@ -838,21 +827,16 @@
                 <w:bCs w:val="0"/>
                 <w:sz w:val="24"/>
               </w:rPr>
-              <w:t>黄益溪</w:t>
+              <w:t>吴向阳</w:t>
             </w:r>
           </w:p>
         </w:tc>
       </w:tr>
       <w:tr>
         <w:tblPrEx>
-          <w:tblBorders>
-            <w:top w:val="single" w:color="000000" w:sz="4" w:space="0"/>
-            <w:left w:val="single" w:color="000000" w:sz="4" w:space="0"/>
-            <w:bottom w:val="single" w:color="000000" w:sz="4" w:space="0"/>
-            <w:right w:val="single" w:color="000000" w:sz="4" w:space="0"/>
-            <w:insideH w:val="single" w:color="000000" w:sz="4" w:space="0"/>
-            <w:insideV w:val="single" w:color="000000" w:sz="4" w:space="0"/>
-          </w:tblBorders>
+          <w:tblW w:w="0" w:type="auto"/>
+          <w:tblInd w:w="786" w:type="dxa"/>
+          <w:tblLayout w:type="fixed"/>
           <w:tblCellMar>
             <w:top w:w="0" w:type="dxa"/>
             <w:left w:w="0" w:type="dxa"/>
@@ -861,7 +845,7 @@
           </w:tblCellMar>
         </w:tblPrEx>
         <w:trPr>
-          <w:trHeight w:val="475" w:hRule="atLeast"/>
+          <w:trHeight w:val="475"/>
         </w:trPr>
         <w:tc>
           <w:tcPr>
@@ -869,7 +853,7 @@
           </w:tcPr>
           <w:p>
             <w:pPr>
-              <w:pStyle w:val="26"/>
+              <w:pStyle w:val="TableParagraph"/>
               <w:keepNext w:val="0"/>
               <w:keepLines w:val="0"/>
               <w:pageBreakBefore w:val="0"/>
@@ -894,7 +878,7 @@
           </w:tcPr>
           <w:p>
             <w:pPr>
-              <w:pStyle w:val="26"/>
+              <w:pStyle w:val="TableParagraph"/>
               <w:keepNext w:val="0"/>
               <w:keepLines w:val="0"/>
               <w:pageBreakBefore w:val="0"/>
@@ -919,7 +903,7 @@
           </w:tcPr>
           <w:p>
             <w:pPr>
-              <w:pStyle w:val="26"/>
+              <w:pStyle w:val="TableParagraph"/>
               <w:keepNext w:val="0"/>
               <w:keepLines w:val="0"/>
               <w:pageBreakBefore w:val="0"/>
@@ -944,7 +928,7 @@
           </w:tcPr>
           <w:p>
             <w:pPr>
-              <w:pStyle w:val="26"/>
+              <w:pStyle w:val="TableParagraph"/>
               <w:keepNext w:val="0"/>
               <w:keepLines w:val="0"/>
               <w:pageBreakBefore w:val="0"/>
@@ -969,7 +953,7 @@
           </w:tcPr>
           <w:p>
             <w:pPr>
-              <w:pStyle w:val="26"/>
+              <w:pStyle w:val="TableParagraph"/>
               <w:keepNext w:val="0"/>
               <w:keepLines w:val="0"/>
               <w:pageBreakBefore w:val="0"/>
@@ -991,14 +975,9 @@
       </w:tr>
       <w:tr>
         <w:tblPrEx>
-          <w:tblBorders>
-            <w:top w:val="single" w:color="000000" w:sz="4" w:space="0"/>
-            <w:left w:val="single" w:color="000000" w:sz="4" w:space="0"/>
-            <w:bottom w:val="single" w:color="000000" w:sz="4" w:space="0"/>
-            <w:right w:val="single" w:color="000000" w:sz="4" w:space="0"/>
-            <w:insideH w:val="single" w:color="000000" w:sz="4" w:space="0"/>
-            <w:insideV w:val="single" w:color="000000" w:sz="4" w:space="0"/>
-          </w:tblBorders>
+          <w:tblW w:w="0" w:type="auto"/>
+          <w:tblInd w:w="786" w:type="dxa"/>
+          <w:tblLayout w:type="fixed"/>
           <w:tblCellMar>
             <w:top w:w="0" w:type="dxa"/>
             <w:left w:w="0" w:type="dxa"/>
@@ -1007,7 +986,7 @@
           </w:tblCellMar>
         </w:tblPrEx>
         <w:trPr>
-          <w:trHeight w:val="585" w:hRule="atLeast"/>
+          <w:trHeight w:val="585"/>
         </w:trPr>
         <w:tc>
           <w:tcPr>
@@ -1015,7 +994,7 @@
           </w:tcPr>
           <w:p>
             <w:pPr>
-              <w:pStyle w:val="26"/>
+              <w:pStyle w:val="TableParagraph"/>
               <w:keepNext w:val="0"/>
               <w:keepLines w:val="0"/>
               <w:pageBreakBefore w:val="0"/>
@@ -1040,7 +1019,7 @@
           </w:tcPr>
           <w:p>
             <w:pPr>
-              <w:pStyle w:val="26"/>
+              <w:pStyle w:val="TableParagraph"/>
               <w:keepNext w:val="0"/>
               <w:keepLines w:val="0"/>
               <w:pageBreakBefore w:val="0"/>
@@ -1065,7 +1044,7 @@
           </w:tcPr>
           <w:p>
             <w:pPr>
-              <w:pStyle w:val="26"/>
+              <w:pStyle w:val="TableParagraph"/>
               <w:keepNext w:val="0"/>
               <w:keepLines w:val="0"/>
               <w:pageBreakBefore w:val="0"/>
@@ -1090,7 +1069,7 @@
           </w:tcPr>
           <w:p>
             <w:pPr>
-              <w:pStyle w:val="26"/>
+              <w:pStyle w:val="TableParagraph"/>
               <w:keepNext w:val="0"/>
               <w:keepLines w:val="0"/>
               <w:pageBreakBefore w:val="0"/>
@@ -1115,7 +1094,7 @@
           </w:tcPr>
           <w:p>
             <w:pPr>
-              <w:pStyle w:val="26"/>
+              <w:pStyle w:val="TableParagraph"/>
               <w:keepNext w:val="0"/>
               <w:keepLines w:val="0"/>
               <w:pageBreakBefore w:val="0"/>
@@ -1155,13 +1134,13 @@
         <w:sectPr>
           <w:pgSz w:w="11910" w:h="16840"/>
           <w:pgMar w:top="1580" w:right="900" w:bottom="280" w:left="920" w:header="720" w:footer="720" w:gutter="0"/>
-          <w:cols w:space="720" w:num="1"/>
+          <w:cols w:num="1" w:space="720"/>
         </w:sectPr>
       </w:pPr>
     </w:p>
     <w:p>
       <w:pPr>
-        <w:pStyle w:val="12"/>
+        <w:pStyle w:val="BodyText"/>
         <w:keepNext w:val="0"/>
         <w:keepLines w:val="0"/>
         <w:pageBreakBefore w:val="0"/>
@@ -1181,7 +1160,7 @@
     <w:sdt>
       <w:sdtPr>
         <w:rPr>
-          <w:rFonts w:hint="eastAsia" w:ascii="Microsoft JhengHei" w:hAnsi="Microsoft JhengHei" w:eastAsia="Microsoft JhengHei" w:cs="Microsoft JhengHei"/>
+          <w:rFonts w:ascii="Microsoft JhengHei" w:eastAsia="Microsoft JhengHei" w:hAnsi="Microsoft JhengHei" w:cs="Microsoft JhengHei" w:hint="eastAsia"/>
           <w:snapToGrid w:val="0"/>
           <w:color w:val="000000"/>
           <w:kern w:val="0"/>
@@ -1197,7 +1176,7 @@
       </w:sdtPr>
       <w:sdtEndPr>
         <w:rPr>
-          <w:rFonts w:hint="eastAsia" w:ascii="Microsoft JhengHei" w:hAnsi="Microsoft JhengHei" w:eastAsia="Microsoft JhengHei" w:cs="Microsoft JhengHei"/>
+          <w:rFonts w:ascii="Microsoft JhengHei" w:eastAsia="Microsoft JhengHei" w:hAnsi="Microsoft JhengHei" w:cs="Microsoft JhengHei" w:hint="eastAsia"/>
           <w:snapToGrid w:val="0"/>
           <w:color w:val="000000"/>
           <w:kern w:val="0"/>
@@ -1220,17 +1199,17 @@
             <w:autoSpaceDN w:val="0"/>
             <w:bidi w:val="0"/>
             <w:spacing w:before="0" w:beforeLines="0" w:after="0" w:afterLines="0" w:line="240" w:lineRule="auto"/>
-            <w:ind w:left="0" w:leftChars="0" w:right="0" w:rightChars="0" w:firstLine="0" w:firstLineChars="0"/>
+            <w:ind w:left="0" w:right="0" w:firstLine="0" w:leftChars="0" w:rightChars="0" w:firstLineChars="0"/>
             <w:jc w:val="center"/>
             <w:rPr>
-              <w:rFonts w:hint="eastAsia" w:ascii="Microsoft JhengHei" w:hAnsi="Microsoft JhengHei" w:eastAsia="Microsoft JhengHei" w:cs="Microsoft JhengHei"/>
+              <w:rFonts w:ascii="Microsoft JhengHei" w:eastAsia="Microsoft JhengHei" w:hAnsi="Microsoft JhengHei" w:cs="Microsoft JhengHei" w:hint="eastAsia"/>
               <w:sz w:val="24"/>
               <w:szCs w:val="24"/>
             </w:rPr>
           </w:pPr>
           <w:r>
             <w:rPr>
-              <w:rFonts w:hint="eastAsia" w:ascii="Microsoft JhengHei" w:hAnsi="Microsoft JhengHei" w:eastAsia="Microsoft JhengHei" w:cs="Microsoft JhengHei"/>
+              <w:rFonts w:ascii="Microsoft JhengHei" w:eastAsia="Microsoft JhengHei" w:hAnsi="Microsoft JhengHei" w:cs="Microsoft JhengHei" w:hint="eastAsia"/>
               <w:sz w:val="24"/>
               <w:szCs w:val="24"/>
             </w:rPr>
@@ -1239,14 +1218,14 @@
         </w:p>
         <w:p>
           <w:pPr>
-            <w:pStyle w:val="16"/>
+            <w:pStyle w:val="TOC1"/>
             <w:tabs>
               <w:tab w:val="right" w:leader="dot" w:pos="10090"/>
             </w:tabs>
           </w:pPr>
           <w:r>
             <w:rPr>
-              <w:rFonts w:hint="eastAsia" w:ascii="Microsoft JhengHei" w:hAnsi="Microsoft JhengHei" w:eastAsia="Microsoft JhengHei" w:cs="Microsoft JhengHei"/>
+              <w:rFonts w:ascii="Microsoft JhengHei" w:eastAsia="Microsoft JhengHei" w:hAnsi="Microsoft JhengHei" w:cs="Microsoft JhengHei" w:hint="eastAsia"/>
               <w:sz w:val="24"/>
               <w:szCs w:val="24"/>
               <w:lang w:eastAsia="zh-CN"/>
@@ -1255,7 +1234,7 @@
           </w:r>
           <w:r>
             <w:rPr>
-              <w:rFonts w:hint="eastAsia" w:ascii="Microsoft JhengHei" w:hAnsi="Microsoft JhengHei" w:eastAsia="Microsoft JhengHei" w:cs="Microsoft JhengHei"/>
+              <w:rFonts w:ascii="Microsoft JhengHei" w:eastAsia="Microsoft JhengHei" w:hAnsi="Microsoft JhengHei" w:cs="Microsoft JhengHei" w:hint="eastAsia"/>
               <w:sz w:val="24"/>
               <w:szCs w:val="24"/>
               <w:lang w:eastAsia="zh-CN"/>
@@ -1264,7 +1243,7 @@
           </w:r>
           <w:r>
             <w:rPr>
-              <w:rFonts w:hint="eastAsia" w:ascii="Microsoft JhengHei" w:hAnsi="Microsoft JhengHei" w:eastAsia="Microsoft JhengHei" w:cs="Microsoft JhengHei"/>
+              <w:rFonts w:ascii="Microsoft JhengHei" w:eastAsia="Microsoft JhengHei" w:hAnsi="Microsoft JhengHei" w:cs="Microsoft JhengHei" w:hint="eastAsia"/>
               <w:sz w:val="24"/>
               <w:szCs w:val="24"/>
               <w:lang w:eastAsia="zh-CN"/>
@@ -1273,7 +1252,7 @@
           </w:r>
           <w:r>
             <w:rPr>
-              <w:rFonts w:hint="eastAsia" w:ascii="Microsoft JhengHei" w:hAnsi="Microsoft JhengHei" w:eastAsia="Microsoft JhengHei" w:cs="Microsoft JhengHei"/>
+              <w:rFonts w:ascii="Microsoft JhengHei" w:eastAsia="Microsoft JhengHei" w:hAnsi="Microsoft JhengHei" w:cs="Microsoft JhengHei" w:hint="eastAsia"/>
               <w:szCs w:val="24"/>
               <w:lang w:eastAsia="zh-CN"/>
             </w:rPr>
@@ -1281,7 +1260,7 @@
           </w:r>
           <w:r>
             <w:rPr>
-              <w:rFonts w:hint="eastAsia" w:ascii="Microsoft JhengHei" w:hAnsi="Microsoft JhengHei" w:eastAsia="Microsoft JhengHei" w:cs="Microsoft JhengHei"/>
+              <w:rFonts w:ascii="Microsoft JhengHei" w:eastAsia="Microsoft JhengHei" w:hAnsi="Microsoft JhengHei" w:cs="Microsoft JhengHei" w:hint="eastAsia"/>
               <w:szCs w:val="24"/>
               <w:lang w:eastAsia="zh-CN"/>
             </w:rPr>
@@ -1289,7 +1268,7 @@
           </w:r>
           <w:r>
             <w:rPr>
-              <w:rFonts w:hint="eastAsia" w:ascii="Microsoft JhengHei" w:hAnsi="Microsoft JhengHei" w:eastAsia="Microsoft JhengHei" w:cs="Microsoft JhengHei"/>
+              <w:rFonts w:ascii="Microsoft JhengHei" w:eastAsia="Microsoft JhengHei" w:hAnsi="Microsoft JhengHei" w:cs="Microsoft JhengHei" w:hint="eastAsia"/>
               <w:szCs w:val="24"/>
               <w:lang w:eastAsia="zh-CN"/>
             </w:rPr>
@@ -1322,7 +1301,7 @@
           </w:r>
           <w:r>
             <w:rPr>
-              <w:rFonts w:hint="eastAsia" w:ascii="Microsoft JhengHei" w:hAnsi="Microsoft JhengHei" w:eastAsia="Microsoft JhengHei" w:cs="Microsoft JhengHei"/>
+              <w:rFonts w:ascii="Microsoft JhengHei" w:eastAsia="Microsoft JhengHei" w:hAnsi="Microsoft JhengHei" w:cs="Microsoft JhengHei" w:hint="eastAsia"/>
               <w:szCs w:val="24"/>
               <w:lang w:eastAsia="zh-CN"/>
             </w:rPr>
@@ -1331,14 +1310,14 @@
         </w:p>
         <w:p>
           <w:pPr>
-            <w:pStyle w:val="16"/>
+            <w:pStyle w:val="TOC1"/>
             <w:tabs>
               <w:tab w:val="right" w:leader="dot" w:pos="10090"/>
             </w:tabs>
           </w:pPr>
           <w:r>
             <w:rPr>
-              <w:rFonts w:hint="eastAsia" w:ascii="Microsoft JhengHei" w:hAnsi="Microsoft JhengHei" w:eastAsia="Microsoft JhengHei" w:cs="Microsoft JhengHei"/>
+              <w:rFonts w:ascii="Microsoft JhengHei" w:eastAsia="Microsoft JhengHei" w:hAnsi="Microsoft JhengHei" w:cs="Microsoft JhengHei" w:hint="eastAsia"/>
               <w:szCs w:val="24"/>
               <w:lang w:eastAsia="zh-CN"/>
             </w:rPr>
@@ -1346,7 +1325,7 @@
           </w:r>
           <w:r>
             <w:rPr>
-              <w:rFonts w:hint="eastAsia" w:ascii="Microsoft JhengHei" w:hAnsi="Microsoft JhengHei" w:eastAsia="Microsoft JhengHei" w:cs="Microsoft JhengHei"/>
+              <w:rFonts w:ascii="Microsoft JhengHei" w:eastAsia="Microsoft JhengHei" w:hAnsi="Microsoft JhengHei" w:cs="Microsoft JhengHei" w:hint="eastAsia"/>
               <w:szCs w:val="24"/>
               <w:lang w:eastAsia="zh-CN"/>
             </w:rPr>
@@ -1354,7 +1333,7 @@
           </w:r>
           <w:r>
             <w:rPr>
-              <w:rFonts w:hint="eastAsia" w:ascii="Microsoft JhengHei" w:hAnsi="Microsoft JhengHei" w:eastAsia="Microsoft JhengHei" w:cs="Microsoft JhengHei"/>
+              <w:rFonts w:ascii="Microsoft JhengHei" w:eastAsia="Microsoft JhengHei" w:hAnsi="Microsoft JhengHei" w:cs="Microsoft JhengHei" w:hint="eastAsia"/>
               <w:szCs w:val="24"/>
               <w:lang w:eastAsia="zh-CN"/>
             </w:rPr>
@@ -1364,7 +1343,7 @@
             <w:rPr>
               <w:lang w:eastAsia="zh-CN"/>
             </w:rPr>
-            <w:t>甘肃国邦信息科技有限公司</w:t>
+            <w:t>中达丰集团有限公司</w:t>
           </w:r>
           <w:r>
             <w:tab/>
@@ -1386,7 +1365,7 @@
           </w:r>
           <w:r>
             <w:rPr>
-              <w:rFonts w:hint="eastAsia" w:ascii="Microsoft JhengHei" w:hAnsi="Microsoft JhengHei" w:eastAsia="Microsoft JhengHei" w:cs="Microsoft JhengHei"/>
+              <w:rFonts w:ascii="Microsoft JhengHei" w:eastAsia="Microsoft JhengHei" w:hAnsi="Microsoft JhengHei" w:cs="Microsoft JhengHei" w:hint="eastAsia"/>
               <w:szCs w:val="24"/>
               <w:lang w:eastAsia="zh-CN"/>
             </w:rPr>
@@ -1395,14 +1374,14 @@
         </w:p>
         <w:p>
           <w:pPr>
-            <w:pStyle w:val="16"/>
+            <w:pStyle w:val="TOC1"/>
             <w:tabs>
               <w:tab w:val="right" w:leader="dot" w:pos="10090"/>
             </w:tabs>
           </w:pPr>
           <w:r>
             <w:rPr>
-              <w:rFonts w:hint="eastAsia" w:ascii="Microsoft JhengHei" w:hAnsi="Microsoft JhengHei" w:eastAsia="Microsoft JhengHei" w:cs="Microsoft JhengHei"/>
+              <w:rFonts w:ascii="Microsoft JhengHei" w:eastAsia="Microsoft JhengHei" w:hAnsi="Microsoft JhengHei" w:cs="Microsoft JhengHei" w:hint="eastAsia"/>
               <w:szCs w:val="24"/>
               <w:lang w:eastAsia="zh-CN"/>
             </w:rPr>
@@ -1410,7 +1389,7 @@
           </w:r>
           <w:r>
             <w:rPr>
-              <w:rFonts w:hint="eastAsia" w:ascii="Microsoft JhengHei" w:hAnsi="Microsoft JhengHei" w:eastAsia="Microsoft JhengHei" w:cs="Microsoft JhengHei"/>
+              <w:rFonts w:ascii="Microsoft JhengHei" w:eastAsia="Microsoft JhengHei" w:hAnsi="Microsoft JhengHei" w:cs="Microsoft JhengHei" w:hint="eastAsia"/>
               <w:szCs w:val="24"/>
               <w:lang w:eastAsia="zh-CN"/>
             </w:rPr>
@@ -1418,7 +1397,7 @@
           </w:r>
           <w:r>
             <w:rPr>
-              <w:rFonts w:hint="eastAsia" w:ascii="Microsoft JhengHei" w:hAnsi="Microsoft JhengHei" w:eastAsia="Microsoft JhengHei" w:cs="Microsoft JhengHei"/>
+              <w:rFonts w:ascii="Microsoft JhengHei" w:eastAsia="Microsoft JhengHei" w:hAnsi="Microsoft JhengHei" w:cs="Microsoft JhengHei" w:hint="eastAsia"/>
               <w:szCs w:val="24"/>
               <w:lang w:eastAsia="zh-CN"/>
             </w:rPr>
@@ -1453,7 +1432,7 @@
           </w:r>
           <w:r>
             <w:rPr>
-              <w:rFonts w:hint="eastAsia" w:ascii="Microsoft JhengHei" w:hAnsi="Microsoft JhengHei" w:eastAsia="Microsoft JhengHei" w:cs="Microsoft JhengHei"/>
+              <w:rFonts w:ascii="Microsoft JhengHei" w:eastAsia="Microsoft JhengHei" w:hAnsi="Microsoft JhengHei" w:cs="Microsoft JhengHei" w:hint="eastAsia"/>
               <w:szCs w:val="24"/>
               <w:lang w:eastAsia="zh-CN"/>
             </w:rPr>
@@ -1462,14 +1441,14 @@
         </w:p>
         <w:p>
           <w:pPr>
-            <w:pStyle w:val="16"/>
+            <w:pStyle w:val="TOC1"/>
             <w:tabs>
               <w:tab w:val="right" w:leader="dot" w:pos="10090"/>
             </w:tabs>
           </w:pPr>
           <w:r>
             <w:rPr>
-              <w:rFonts w:hint="eastAsia" w:ascii="Microsoft JhengHei" w:hAnsi="Microsoft JhengHei" w:eastAsia="Microsoft JhengHei" w:cs="Microsoft JhengHei"/>
+              <w:rFonts w:ascii="Microsoft JhengHei" w:eastAsia="Microsoft JhengHei" w:hAnsi="Microsoft JhengHei" w:cs="Microsoft JhengHei" w:hint="eastAsia"/>
               <w:szCs w:val="24"/>
               <w:lang w:eastAsia="zh-CN"/>
             </w:rPr>
@@ -1477,7 +1456,7 @@
           </w:r>
           <w:r>
             <w:rPr>
-              <w:rFonts w:hint="eastAsia" w:ascii="Microsoft JhengHei" w:hAnsi="Microsoft JhengHei" w:eastAsia="Microsoft JhengHei" w:cs="Microsoft JhengHei"/>
+              <w:rFonts w:ascii="Microsoft JhengHei" w:eastAsia="Microsoft JhengHei" w:hAnsi="Microsoft JhengHei" w:cs="Microsoft JhengHei" w:hint="eastAsia"/>
               <w:szCs w:val="24"/>
               <w:lang w:eastAsia="zh-CN"/>
             </w:rPr>
@@ -1485,7 +1464,7 @@
           </w:r>
           <w:r>
             <w:rPr>
-              <w:rFonts w:hint="eastAsia" w:ascii="Microsoft JhengHei" w:hAnsi="Microsoft JhengHei" w:eastAsia="Microsoft JhengHei" w:cs="Microsoft JhengHei"/>
+              <w:rFonts w:ascii="Microsoft JhengHei" w:eastAsia="Microsoft JhengHei" w:hAnsi="Microsoft JhengHei" w:cs="Microsoft JhengHei" w:hint="eastAsia"/>
               <w:szCs w:val="24"/>
               <w:lang w:eastAsia="zh-CN"/>
             </w:rPr>
@@ -1520,7 +1499,7 @@
           </w:r>
           <w:r>
             <w:rPr>
-              <w:rFonts w:hint="eastAsia" w:ascii="Microsoft JhengHei" w:hAnsi="Microsoft JhengHei" w:eastAsia="Microsoft JhengHei" w:cs="Microsoft JhengHei"/>
+              <w:rFonts w:ascii="Microsoft JhengHei" w:eastAsia="Microsoft JhengHei" w:hAnsi="Microsoft JhengHei" w:cs="Microsoft JhengHei" w:hint="eastAsia"/>
               <w:szCs w:val="24"/>
               <w:lang w:eastAsia="zh-CN"/>
             </w:rPr>
@@ -1529,14 +1508,14 @@
         </w:p>
         <w:p>
           <w:pPr>
-            <w:pStyle w:val="16"/>
+            <w:pStyle w:val="TOC1"/>
             <w:tabs>
               <w:tab w:val="right" w:leader="dot" w:pos="10090"/>
             </w:tabs>
           </w:pPr>
           <w:r>
             <w:rPr>
-              <w:rFonts w:hint="eastAsia" w:ascii="Microsoft JhengHei" w:hAnsi="Microsoft JhengHei" w:eastAsia="Microsoft JhengHei" w:cs="Microsoft JhengHei"/>
+              <w:rFonts w:ascii="Microsoft JhengHei" w:eastAsia="Microsoft JhengHei" w:hAnsi="Microsoft JhengHei" w:cs="Microsoft JhengHei" w:hint="eastAsia"/>
               <w:szCs w:val="24"/>
               <w:lang w:eastAsia="zh-CN"/>
             </w:rPr>
@@ -1544,7 +1523,7 @@
           </w:r>
           <w:r>
             <w:rPr>
-              <w:rFonts w:hint="eastAsia" w:ascii="Microsoft JhengHei" w:hAnsi="Microsoft JhengHei" w:eastAsia="Microsoft JhengHei" w:cs="Microsoft JhengHei"/>
+              <w:rFonts w:ascii="Microsoft JhengHei" w:eastAsia="Microsoft JhengHei" w:hAnsi="Microsoft JhengHei" w:cs="Microsoft JhengHei" w:hint="eastAsia"/>
               <w:szCs w:val="24"/>
               <w:lang w:eastAsia="zh-CN"/>
             </w:rPr>
@@ -1552,7 +1531,7 @@
           </w:r>
           <w:r>
             <w:rPr>
-              <w:rFonts w:hint="eastAsia" w:ascii="Microsoft JhengHei" w:hAnsi="Microsoft JhengHei" w:eastAsia="Microsoft JhengHei" w:cs="Microsoft JhengHei"/>
+              <w:rFonts w:ascii="Microsoft JhengHei" w:eastAsia="Microsoft JhengHei" w:hAnsi="Microsoft JhengHei" w:cs="Microsoft JhengHei" w:hint="eastAsia"/>
               <w:szCs w:val="24"/>
               <w:lang w:eastAsia="zh-CN"/>
             </w:rPr>
@@ -1587,7 +1566,7 @@
           </w:r>
           <w:r>
             <w:rPr>
-              <w:rFonts w:hint="eastAsia" w:ascii="Microsoft JhengHei" w:hAnsi="Microsoft JhengHei" w:eastAsia="Microsoft JhengHei" w:cs="Microsoft JhengHei"/>
+              <w:rFonts w:ascii="Microsoft JhengHei" w:eastAsia="Microsoft JhengHei" w:hAnsi="Microsoft JhengHei" w:cs="Microsoft JhengHei" w:hint="eastAsia"/>
               <w:szCs w:val="24"/>
               <w:lang w:eastAsia="zh-CN"/>
             </w:rPr>
@@ -1596,14 +1575,14 @@
         </w:p>
         <w:p>
           <w:pPr>
-            <w:pStyle w:val="16"/>
+            <w:pStyle w:val="TOC1"/>
             <w:tabs>
               <w:tab w:val="right" w:leader="dot" w:pos="10090"/>
             </w:tabs>
           </w:pPr>
           <w:r>
             <w:rPr>
-              <w:rFonts w:hint="eastAsia" w:ascii="Microsoft JhengHei" w:hAnsi="Microsoft JhengHei" w:eastAsia="Microsoft JhengHei" w:cs="Microsoft JhengHei"/>
+              <w:rFonts w:ascii="Microsoft JhengHei" w:eastAsia="Microsoft JhengHei" w:hAnsi="Microsoft JhengHei" w:cs="Microsoft JhengHei" w:hint="eastAsia"/>
               <w:szCs w:val="24"/>
               <w:lang w:eastAsia="zh-CN"/>
             </w:rPr>
@@ -1611,7 +1590,7 @@
           </w:r>
           <w:r>
             <w:rPr>
-              <w:rFonts w:hint="eastAsia" w:ascii="Microsoft JhengHei" w:hAnsi="Microsoft JhengHei" w:eastAsia="Microsoft JhengHei" w:cs="Microsoft JhengHei"/>
+              <w:rFonts w:ascii="Microsoft JhengHei" w:eastAsia="Microsoft JhengHei" w:hAnsi="Microsoft JhengHei" w:cs="Microsoft JhengHei" w:hint="eastAsia"/>
               <w:szCs w:val="24"/>
               <w:lang w:eastAsia="zh-CN"/>
             </w:rPr>
@@ -1619,7 +1598,7 @@
           </w:r>
           <w:r>
             <w:rPr>
-              <w:rFonts w:hint="eastAsia" w:ascii="Microsoft JhengHei" w:hAnsi="Microsoft JhengHei" w:eastAsia="Microsoft JhengHei" w:cs="Microsoft JhengHei"/>
+              <w:rFonts w:ascii="Microsoft JhengHei" w:eastAsia="Microsoft JhengHei" w:hAnsi="Microsoft JhengHei" w:cs="Microsoft JhengHei" w:hint="eastAsia"/>
               <w:szCs w:val="24"/>
               <w:lang w:eastAsia="zh-CN"/>
             </w:rPr>
@@ -1654,7 +1633,7 @@
           </w:r>
           <w:r>
             <w:rPr>
-              <w:rFonts w:hint="eastAsia" w:ascii="Microsoft JhengHei" w:hAnsi="Microsoft JhengHei" w:eastAsia="Microsoft JhengHei" w:cs="Microsoft JhengHei"/>
+              <w:rFonts w:ascii="Microsoft JhengHei" w:eastAsia="Microsoft JhengHei" w:hAnsi="Microsoft JhengHei" w:cs="Microsoft JhengHei" w:hint="eastAsia"/>
               <w:szCs w:val="24"/>
               <w:lang w:eastAsia="zh-CN"/>
             </w:rPr>
@@ -1663,14 +1642,14 @@
         </w:p>
         <w:p>
           <w:pPr>
-            <w:pStyle w:val="16"/>
+            <w:pStyle w:val="TOC1"/>
             <w:tabs>
               <w:tab w:val="right" w:leader="dot" w:pos="10090"/>
             </w:tabs>
           </w:pPr>
           <w:r>
             <w:rPr>
-              <w:rFonts w:hint="eastAsia" w:ascii="Microsoft JhengHei" w:hAnsi="Microsoft JhengHei" w:eastAsia="Microsoft JhengHei" w:cs="Microsoft JhengHei"/>
+              <w:rFonts w:ascii="Microsoft JhengHei" w:eastAsia="Microsoft JhengHei" w:hAnsi="Microsoft JhengHei" w:cs="Microsoft JhengHei" w:hint="eastAsia"/>
               <w:szCs w:val="24"/>
               <w:lang w:eastAsia="zh-CN"/>
             </w:rPr>
@@ -1678,7 +1657,7 @@
           </w:r>
           <w:r>
             <w:rPr>
-              <w:rFonts w:hint="eastAsia" w:ascii="Microsoft JhengHei" w:hAnsi="Microsoft JhengHei" w:eastAsia="Microsoft JhengHei" w:cs="Microsoft JhengHei"/>
+              <w:rFonts w:ascii="Microsoft JhengHei" w:eastAsia="Microsoft JhengHei" w:hAnsi="Microsoft JhengHei" w:cs="Microsoft JhengHei" w:hint="eastAsia"/>
               <w:szCs w:val="24"/>
               <w:lang w:eastAsia="zh-CN"/>
             </w:rPr>
@@ -1686,7 +1665,7 @@
           </w:r>
           <w:r>
             <w:rPr>
-              <w:rFonts w:hint="eastAsia" w:ascii="Microsoft JhengHei" w:hAnsi="Microsoft JhengHei" w:eastAsia="Microsoft JhengHei" w:cs="Microsoft JhengHei"/>
+              <w:rFonts w:ascii="Microsoft JhengHei" w:eastAsia="Microsoft JhengHei" w:hAnsi="Microsoft JhengHei" w:cs="Microsoft JhengHei" w:hint="eastAsia"/>
               <w:szCs w:val="24"/>
               <w:lang w:eastAsia="zh-CN"/>
             </w:rPr>
@@ -1725,7 +1704,7 @@
           </w:r>
           <w:r>
             <w:rPr>
-              <w:rFonts w:hint="eastAsia" w:ascii="Microsoft JhengHei" w:hAnsi="Microsoft JhengHei" w:eastAsia="Microsoft JhengHei" w:cs="Microsoft JhengHei"/>
+              <w:rFonts w:ascii="Microsoft JhengHei" w:eastAsia="Microsoft JhengHei" w:hAnsi="Microsoft JhengHei" w:cs="Microsoft JhengHei" w:hint="eastAsia"/>
               <w:szCs w:val="24"/>
               <w:lang w:eastAsia="zh-CN"/>
             </w:rPr>
@@ -1734,14 +1713,14 @@
         </w:p>
         <w:p>
           <w:pPr>
-            <w:pStyle w:val="16"/>
+            <w:pStyle w:val="TOC1"/>
             <w:tabs>
               <w:tab w:val="right" w:leader="dot" w:pos="10090"/>
             </w:tabs>
           </w:pPr>
           <w:r>
             <w:rPr>
-              <w:rFonts w:hint="eastAsia" w:ascii="Microsoft JhengHei" w:hAnsi="Microsoft JhengHei" w:eastAsia="Microsoft JhengHei" w:cs="Microsoft JhengHei"/>
+              <w:rFonts w:ascii="Microsoft JhengHei" w:eastAsia="Microsoft JhengHei" w:hAnsi="Microsoft JhengHei" w:cs="Microsoft JhengHei" w:hint="eastAsia"/>
               <w:szCs w:val="24"/>
               <w:lang w:eastAsia="zh-CN"/>
             </w:rPr>
@@ -1749,7 +1728,7 @@
           </w:r>
           <w:r>
             <w:rPr>
-              <w:rFonts w:hint="eastAsia" w:ascii="Microsoft JhengHei" w:hAnsi="Microsoft JhengHei" w:eastAsia="Microsoft JhengHei" w:cs="Microsoft JhengHei"/>
+              <w:rFonts w:ascii="Microsoft JhengHei" w:eastAsia="Microsoft JhengHei" w:hAnsi="Microsoft JhengHei" w:cs="Microsoft JhengHei" w:hint="eastAsia"/>
               <w:szCs w:val="24"/>
               <w:lang w:eastAsia="zh-CN"/>
             </w:rPr>
@@ -1757,7 +1736,7 @@
           </w:r>
           <w:r>
             <w:rPr>
-              <w:rFonts w:hint="eastAsia" w:ascii="Microsoft JhengHei" w:hAnsi="Microsoft JhengHei" w:eastAsia="Microsoft JhengHei" w:cs="Microsoft JhengHei"/>
+              <w:rFonts w:ascii="Microsoft JhengHei" w:eastAsia="Microsoft JhengHei" w:hAnsi="Microsoft JhengHei" w:cs="Microsoft JhengHei" w:hint="eastAsia"/>
               <w:szCs w:val="24"/>
               <w:lang w:eastAsia="zh-CN"/>
             </w:rPr>
@@ -1796,7 +1775,7 @@
           </w:r>
           <w:r>
             <w:rPr>
-              <w:rFonts w:hint="eastAsia" w:ascii="Microsoft JhengHei" w:hAnsi="Microsoft JhengHei" w:eastAsia="Microsoft JhengHei" w:cs="Microsoft JhengHei"/>
+              <w:rFonts w:ascii="Microsoft JhengHei" w:eastAsia="Microsoft JhengHei" w:hAnsi="Microsoft JhengHei" w:cs="Microsoft JhengHei" w:hint="eastAsia"/>
               <w:szCs w:val="24"/>
               <w:lang w:eastAsia="zh-CN"/>
             </w:rPr>
@@ -1805,14 +1784,14 @@
         </w:p>
         <w:p>
           <w:pPr>
-            <w:pStyle w:val="16"/>
+            <w:pStyle w:val="TOC1"/>
             <w:tabs>
               <w:tab w:val="right" w:leader="dot" w:pos="10090"/>
             </w:tabs>
           </w:pPr>
           <w:r>
             <w:rPr>
-              <w:rFonts w:hint="eastAsia" w:ascii="Microsoft JhengHei" w:hAnsi="Microsoft JhengHei" w:eastAsia="Microsoft JhengHei" w:cs="Microsoft JhengHei"/>
+              <w:rFonts w:ascii="Microsoft JhengHei" w:eastAsia="Microsoft JhengHei" w:hAnsi="Microsoft JhengHei" w:cs="Microsoft JhengHei" w:hint="eastAsia"/>
               <w:szCs w:val="24"/>
               <w:lang w:eastAsia="zh-CN"/>
             </w:rPr>
@@ -1820,7 +1799,7 @@
           </w:r>
           <w:r>
             <w:rPr>
-              <w:rFonts w:hint="eastAsia" w:ascii="Microsoft JhengHei" w:hAnsi="Microsoft JhengHei" w:eastAsia="Microsoft JhengHei" w:cs="Microsoft JhengHei"/>
+              <w:rFonts w:ascii="Microsoft JhengHei" w:eastAsia="Microsoft JhengHei" w:hAnsi="Microsoft JhengHei" w:cs="Microsoft JhengHei" w:hint="eastAsia"/>
               <w:szCs w:val="24"/>
               <w:lang w:eastAsia="zh-CN"/>
             </w:rPr>
@@ -1828,7 +1807,7 @@
           </w:r>
           <w:r>
             <w:rPr>
-              <w:rFonts w:hint="eastAsia" w:ascii="Microsoft JhengHei" w:hAnsi="Microsoft JhengHei" w:eastAsia="Microsoft JhengHei" w:cs="Microsoft JhengHei"/>
+              <w:rFonts w:ascii="Microsoft JhengHei" w:eastAsia="Microsoft JhengHei" w:hAnsi="Microsoft JhengHei" w:cs="Microsoft JhengHei" w:hint="eastAsia"/>
               <w:szCs w:val="24"/>
               <w:lang w:eastAsia="zh-CN"/>
             </w:rPr>
@@ -1867,7 +1846,7 @@
           </w:r>
           <w:r>
             <w:rPr>
-              <w:rFonts w:hint="eastAsia" w:ascii="Microsoft JhengHei" w:hAnsi="Microsoft JhengHei" w:eastAsia="Microsoft JhengHei" w:cs="Microsoft JhengHei"/>
+              <w:rFonts w:ascii="Microsoft JhengHei" w:eastAsia="Microsoft JhengHei" w:hAnsi="Microsoft JhengHei" w:cs="Microsoft JhengHei" w:hint="eastAsia"/>
               <w:szCs w:val="24"/>
               <w:lang w:eastAsia="zh-CN"/>
             </w:rPr>
@@ -1887,7 +1866,7 @@
             <w:autoSpaceDN w:val="0"/>
             <w:bidi w:val="0"/>
             <w:rPr>
-              <w:rFonts w:hint="eastAsia" w:ascii="Microsoft JhengHei" w:hAnsi="Microsoft JhengHei" w:eastAsia="Microsoft JhengHei" w:cs="Microsoft JhengHei"/>
+              <w:rFonts w:ascii="Microsoft JhengHei" w:eastAsia="Microsoft JhengHei" w:hAnsi="Microsoft JhengHei" w:cs="Microsoft JhengHei" w:hint="eastAsia"/>
               <w:snapToGrid w:val="0"/>
               <w:color w:val="000000"/>
               <w:kern w:val="0"/>
@@ -1898,7 +1877,7 @@
           </w:pPr>
           <w:r>
             <w:rPr>
-              <w:rFonts w:hint="eastAsia" w:ascii="Microsoft JhengHei" w:hAnsi="Microsoft JhengHei" w:eastAsia="Microsoft JhengHei" w:cs="Microsoft JhengHei"/>
+              <w:rFonts w:ascii="Microsoft JhengHei" w:eastAsia="Microsoft JhengHei" w:hAnsi="Microsoft JhengHei" w:cs="Microsoft JhengHei" w:hint="eastAsia"/>
               <w:szCs w:val="24"/>
               <w:lang w:eastAsia="zh-CN"/>
             </w:rPr>
@@ -1920,7 +1899,7 @@
         <w:autoSpaceDN w:val="0"/>
         <w:bidi w:val="0"/>
         <w:rPr>
-          <w:rFonts w:ascii="Calibri" w:hAnsi="Arial" w:eastAsia="Calibri" w:cs="Arial"/>
+          <w:rFonts w:ascii="Calibri" w:eastAsia="Calibri" w:hAnsi="Arial" w:cs="Arial"/>
           <w:snapToGrid w:val="0"/>
           <w:color w:val="000000"/>
           <w:kern w:val="0"/>
@@ -1931,13 +1910,13 @@
         <w:sectPr>
           <w:pgSz w:w="11910" w:h="16840"/>
           <w:pgMar w:top="1580" w:right="900" w:bottom="280" w:left="920" w:header="720" w:footer="720" w:gutter="0"/>
-          <w:cols w:space="720" w:num="1"/>
+          <w:cols w:num="1" w:space="720"/>
         </w:sectPr>
       </w:pPr>
     </w:p>
     <w:p>
       <w:pPr>
-        <w:pStyle w:val="28"/>
+        <w:pStyle w:val="1"/>
         <w:keepNext w:val="0"/>
         <w:keepLines w:val="0"/>
         <w:pageBreakBefore w:val="0"/>
@@ -1957,7 +1936,7 @@
     </w:p>
     <w:p>
       <w:pPr>
-        <w:pStyle w:val="29"/>
+        <w:pStyle w:val="a"/>
         <w:keepNext w:val="0"/>
         <w:keepLines w:val="0"/>
         <w:pageBreakBefore w:val="0"/>
@@ -1983,7 +1962,7 @@
     </w:p>
     <w:p>
       <w:pPr>
-        <w:pStyle w:val="28"/>
+        <w:pStyle w:val="1"/>
         <w:keepNext w:val="0"/>
         <w:keepLines w:val="0"/>
         <w:pageBreakBefore w:val="0"/>
@@ -2003,7 +1982,7 @@
     </w:p>
     <w:p>
       <w:pPr>
-        <w:pStyle w:val="29"/>
+        <w:pStyle w:val="a"/>
         <w:keepNext w:val="0"/>
         <w:keepLines w:val="0"/>
         <w:pageBreakBefore w:val="0"/>
@@ -2024,12 +2003,12 @@
           <w:rFonts w:hint="eastAsia"/>
           <w:lang w:eastAsia="zh-CN"/>
         </w:rPr>
-        <w:t>本制度适用于甘肃国邦信息科技有限公司（以下简称“公司”）</w:t>
+        <w:t>本制度适用于中达丰集团有限公司（以下简称“公司”）</w:t>
       </w:r>
     </w:p>
     <w:p>
       <w:pPr>
-        <w:pStyle w:val="28"/>
+        <w:pStyle w:val="1"/>
         <w:keepNext w:val="0"/>
         <w:keepLines w:val="0"/>
         <w:pageBreakBefore w:val="0"/>
@@ -2049,7 +2028,7 @@
     </w:p>
     <w:p>
       <w:pPr>
-        <w:pStyle w:val="41"/>
+        <w:pStyle w:val="a3"/>
         <w:keepNext w:val="0"/>
         <w:keepLines w:val="0"/>
         <w:pageBreakBefore w:val="0"/>
@@ -2064,7 +2043,7 @@
         <w:autoSpaceDE w:val="0"/>
         <w:autoSpaceDN w:val="0"/>
         <w:bidi w:val="0"/>
-        <w:ind w:left="425" w:leftChars="0" w:hanging="425" w:firstLineChars="0"/>
+        <w:ind w:left="425" w:hanging="425" w:leftChars="0" w:firstLineChars="0"/>
         <w:rPr>
           <w:lang w:eastAsia="zh-CN"/>
         </w:rPr>
@@ -2085,7 +2064,7 @@
     </w:p>
     <w:p>
       <w:pPr>
-        <w:pStyle w:val="41"/>
+        <w:pStyle w:val="a3"/>
         <w:keepNext w:val="0"/>
         <w:keepLines w:val="0"/>
         <w:pageBreakBefore w:val="0"/>
@@ -2100,7 +2079,7 @@
         <w:autoSpaceDE w:val="0"/>
         <w:autoSpaceDN w:val="0"/>
         <w:bidi w:val="0"/>
-        <w:ind w:left="425" w:leftChars="0" w:hanging="425" w:firstLineChars="0"/>
+        <w:ind w:left="425" w:hanging="425" w:leftChars="0" w:firstLineChars="0"/>
         <w:rPr>
           <w:lang w:eastAsia="zh-CN"/>
         </w:rPr>
@@ -2127,7 +2106,7 @@
     </w:p>
     <w:p>
       <w:pPr>
-        <w:pStyle w:val="41"/>
+        <w:pStyle w:val="a3"/>
         <w:keepNext w:val="0"/>
         <w:keepLines w:val="0"/>
         <w:pageBreakBefore w:val="0"/>
@@ -2142,7 +2121,7 @@
         <w:autoSpaceDE w:val="0"/>
         <w:autoSpaceDN w:val="0"/>
         <w:bidi w:val="0"/>
-        <w:ind w:left="425" w:leftChars="0" w:hanging="425" w:firstLineChars="0"/>
+        <w:ind w:left="425" w:hanging="425" w:leftChars="0" w:firstLineChars="0"/>
         <w:rPr>
           <w:lang w:eastAsia="zh-CN"/>
         </w:rPr>
@@ -2156,7 +2135,7 @@
     </w:p>
     <w:p>
       <w:pPr>
-        <w:pStyle w:val="41"/>
+        <w:pStyle w:val="a3"/>
         <w:keepNext w:val="0"/>
         <w:keepLines w:val="0"/>
         <w:pageBreakBefore w:val="0"/>
@@ -2171,7 +2150,7 @@
         <w:autoSpaceDE w:val="0"/>
         <w:autoSpaceDN w:val="0"/>
         <w:bidi w:val="0"/>
-        <w:ind w:left="425" w:leftChars="0" w:hanging="425" w:firstLineChars="0"/>
+        <w:ind w:left="425" w:hanging="425" w:leftChars="0" w:firstLineChars="0"/>
         <w:rPr>
           <w:lang w:eastAsia="zh-CN"/>
         </w:rPr>
@@ -2185,7 +2164,7 @@
     </w:p>
     <w:p>
       <w:pPr>
-        <w:pStyle w:val="41"/>
+        <w:pStyle w:val="a3"/>
         <w:keepNext w:val="0"/>
         <w:keepLines w:val="0"/>
         <w:pageBreakBefore w:val="0"/>
@@ -2200,7 +2179,7 @@
         <w:autoSpaceDE w:val="0"/>
         <w:autoSpaceDN w:val="0"/>
         <w:bidi w:val="0"/>
-        <w:ind w:left="425" w:leftChars="0" w:hanging="425" w:firstLineChars="0"/>
+        <w:ind w:left="425" w:hanging="425" w:leftChars="0" w:firstLineChars="0"/>
         <w:rPr>
           <w:lang w:eastAsia="zh-CN"/>
         </w:rPr>
@@ -2214,7 +2193,7 @@
     </w:p>
     <w:p>
       <w:pPr>
-        <w:pStyle w:val="41"/>
+        <w:pStyle w:val="a3"/>
         <w:keepNext w:val="0"/>
         <w:keepLines w:val="0"/>
         <w:pageBreakBefore w:val="0"/>
@@ -2229,7 +2208,7 @@
         <w:autoSpaceDE w:val="0"/>
         <w:autoSpaceDN w:val="0"/>
         <w:bidi w:val="0"/>
-        <w:ind w:left="425" w:leftChars="0" w:hanging="425" w:firstLineChars="0"/>
+        <w:ind w:left="425" w:hanging="425" w:leftChars="0" w:firstLineChars="0"/>
         <w:rPr>
           <w:lang w:eastAsia="zh-CN"/>
         </w:rPr>
@@ -2243,7 +2222,7 @@
     </w:p>
     <w:p>
       <w:pPr>
-        <w:pStyle w:val="28"/>
+        <w:pStyle w:val="1"/>
         <w:keepNext w:val="0"/>
         <w:keepLines w:val="0"/>
         <w:pageBreakBefore w:val="0"/>
@@ -2263,7 +2242,7 @@
     </w:p>
     <w:p>
       <w:pPr>
-        <w:pStyle w:val="12"/>
+        <w:pStyle w:val="BodyText"/>
         <w:keepNext w:val="0"/>
         <w:keepLines w:val="0"/>
         <w:pageBreakBefore w:val="0"/>
@@ -2283,7 +2262,7 @@
     </w:p>
     <w:p>
       <w:pPr>
-        <w:pStyle w:val="28"/>
+        <w:pStyle w:val="1"/>
         <w:keepNext w:val="0"/>
         <w:keepLines w:val="0"/>
         <w:pageBreakBefore w:val="0"/>
@@ -2309,7 +2288,7 @@
     </w:p>
     <w:p>
       <w:pPr>
-        <w:pStyle w:val="29"/>
+        <w:pStyle w:val="a"/>
         <w:keepNext w:val="0"/>
         <w:keepLines w:val="0"/>
         <w:pageBreakBefore w:val="0"/>
@@ -2349,7 +2328,7 @@
     </w:p>
     <w:p>
       <w:pPr>
-        <w:pStyle w:val="29"/>
+        <w:pStyle w:val="a"/>
         <w:keepNext w:val="0"/>
         <w:keepLines w:val="0"/>
         <w:pageBreakBefore w:val="0"/>
@@ -2375,7 +2354,7 @@
     </w:p>
     <w:p>
       <w:pPr>
-        <w:pStyle w:val="41"/>
+        <w:pStyle w:val="a3"/>
         <w:keepNext w:val="0"/>
         <w:keepLines w:val="0"/>
         <w:pageBreakBefore w:val="0"/>
@@ -2390,7 +2369,7 @@
         <w:autoSpaceDE w:val="0"/>
         <w:autoSpaceDN w:val="0"/>
         <w:bidi w:val="0"/>
-        <w:ind w:left="425" w:leftChars="0" w:hanging="425" w:firstLineChars="0"/>
+        <w:ind w:left="425" w:hanging="425" w:leftChars="0" w:firstLineChars="0"/>
         <w:rPr>
           <w:lang w:eastAsia="zh-CN"/>
         </w:rPr>
@@ -2404,7 +2383,7 @@
     </w:p>
     <w:p>
       <w:pPr>
-        <w:pStyle w:val="41"/>
+        <w:pStyle w:val="a3"/>
         <w:keepNext w:val="0"/>
         <w:keepLines w:val="0"/>
         <w:pageBreakBefore w:val="0"/>
@@ -2419,7 +2398,7 @@
         <w:autoSpaceDE w:val="0"/>
         <w:autoSpaceDN w:val="0"/>
         <w:bidi w:val="0"/>
-        <w:ind w:left="425" w:leftChars="0" w:hanging="425" w:firstLineChars="0"/>
+        <w:ind w:left="425" w:hanging="425" w:leftChars="0" w:firstLineChars="0"/>
         <w:rPr>
           <w:lang w:eastAsia="zh-CN"/>
         </w:rPr>
@@ -2433,7 +2412,7 @@
     </w:p>
     <w:p>
       <w:pPr>
-        <w:pStyle w:val="41"/>
+        <w:pStyle w:val="a3"/>
         <w:keepNext w:val="0"/>
         <w:keepLines w:val="0"/>
         <w:pageBreakBefore w:val="0"/>
@@ -2448,7 +2427,7 @@
         <w:autoSpaceDE w:val="0"/>
         <w:autoSpaceDN w:val="0"/>
         <w:bidi w:val="0"/>
-        <w:ind w:left="425" w:leftChars="0" w:hanging="425" w:firstLineChars="0"/>
+        <w:ind w:left="425" w:hanging="425" w:leftChars="0" w:firstLineChars="0"/>
         <w:rPr>
           <w:lang w:eastAsia="zh-CN"/>
         </w:rPr>
@@ -2462,7 +2441,7 @@
     </w:p>
     <w:p>
       <w:pPr>
-        <w:pStyle w:val="41"/>
+        <w:pStyle w:val="a3"/>
         <w:keepNext w:val="0"/>
         <w:keepLines w:val="0"/>
         <w:pageBreakBefore w:val="0"/>
@@ -2477,7 +2456,7 @@
         <w:autoSpaceDE w:val="0"/>
         <w:autoSpaceDN w:val="0"/>
         <w:bidi w:val="0"/>
-        <w:ind w:left="425" w:leftChars="0" w:hanging="425" w:firstLineChars="0"/>
+        <w:ind w:left="425" w:hanging="425" w:leftChars="0" w:firstLineChars="0"/>
         <w:rPr>
           <w:lang w:eastAsia="zh-CN"/>
         </w:rPr>
@@ -2491,7 +2470,7 @@
     </w:p>
     <w:p>
       <w:pPr>
-        <w:pStyle w:val="41"/>
+        <w:pStyle w:val="a3"/>
         <w:keepNext w:val="0"/>
         <w:keepLines w:val="0"/>
         <w:pageBreakBefore w:val="0"/>
@@ -2506,7 +2485,7 @@
         <w:autoSpaceDE w:val="0"/>
         <w:autoSpaceDN w:val="0"/>
         <w:bidi w:val="0"/>
-        <w:ind w:left="425" w:leftChars="0" w:hanging="425" w:firstLineChars="0"/>
+        <w:ind w:left="425" w:hanging="425" w:leftChars="0" w:firstLineChars="0"/>
         <w:rPr>
           <w:lang w:eastAsia="zh-CN"/>
         </w:rPr>
@@ -2549,13 +2528,13 @@
         <w:sectPr>
           <w:pgSz w:w="11910" w:h="16840"/>
           <w:pgMar w:top="1720" w:right="900" w:bottom="280" w:left="920" w:header="720" w:footer="720" w:gutter="0"/>
-          <w:cols w:space="720" w:num="1"/>
+          <w:cols w:num="1" w:space="720"/>
         </w:sectPr>
       </w:pPr>
     </w:p>
     <w:p>
       <w:pPr>
-        <w:pStyle w:val="28"/>
+        <w:pStyle w:val="1"/>
         <w:keepNext w:val="0"/>
         <w:keepLines w:val="0"/>
         <w:pageBreakBefore w:val="0"/>
@@ -2603,18 +2582,12 @@
       </w:pPr>
       <w:r>
         <w:pict>
-          <v:line id="_x0000_s1025" o:spid="_x0000_s1025" o:spt="20" style="position:absolute;left:0pt;margin-left:154.75pt;margin-top:212.05pt;height:0pt;width:0pt;mso-position-horizontal-relative:page;z-index:-251657216;mso-width-relative:page;mso-height-relative:page;" coordsize="21600,21600">
-            <v:path arrowok="t"/>
-            <v:fill focussize="0,0"/>
-            <v:stroke/>
-            <v:imagedata o:title=""/>
-            <o:lock v:ext="edit"/>
-          </v:line>
+          <v:line id="_x0000_s1025" o:spid="_x0000_s1025" style="mso-height-relative:page;mso-position-horizontal-relative:page;mso-width-relative:page;position:absolute;z-index:-251658240" from="154.75pt,212.05pt" to="154.75pt,212.05pt" coordsize="21600,21600"/>
         </w:pict>
       </w:r>
       <w:r>
         <w:rPr>
-          <w:rFonts w:hint="eastAsia" w:ascii="Microsoft JhengHei" w:eastAsia="Microsoft JhengHei"/>
+          <w:rFonts w:ascii="Microsoft JhengHei" w:eastAsia="Microsoft JhengHei" w:hint="eastAsia"/>
           <w:b/>
           <w:sz w:val="24"/>
           <w:lang w:eastAsia="zh-CN"/>
@@ -2624,16 +2597,16 @@
     </w:p>
     <w:tbl>
       <w:tblPr>
-        <w:tblStyle w:val="24"/>
+        <w:tblStyle w:val="TableNormal0"/>
         <w:tblW w:w="0" w:type="auto"/>
         <w:tblInd w:w="339" w:type="dxa"/>
         <w:tblBorders>
-          <w:top w:val="single" w:color="000000" w:sz="4" w:space="0"/>
-          <w:left w:val="single" w:color="000000" w:sz="4" w:space="0"/>
-          <w:bottom w:val="single" w:color="000000" w:sz="4" w:space="0"/>
-          <w:right w:val="single" w:color="000000" w:sz="4" w:space="0"/>
-          <w:insideH w:val="single" w:color="000000" w:sz="4" w:space="0"/>
-          <w:insideV w:val="single" w:color="000000" w:sz="4" w:space="0"/>
+          <w:top w:val="single" w:sz="4" w:space="0" w:color="000000"/>
+          <w:left w:val="single" w:sz="4" w:space="0" w:color="000000"/>
+          <w:bottom w:val="single" w:sz="4" w:space="0" w:color="000000"/>
+          <w:right w:val="single" w:sz="4" w:space="0" w:color="000000"/>
+          <w:insideH w:val="single" w:sz="4" w:space="0" w:color="000000"/>
+          <w:insideV w:val="single" w:sz="4" w:space="0" w:color="000000"/>
         </w:tblBorders>
         <w:tblLayout w:type="fixed"/>
         <w:tblCellMar>
@@ -2655,14 +2628,17 @@
       </w:tblGrid>
       <w:tr>
         <w:tblPrEx>
+          <w:tblW w:w="0" w:type="auto"/>
+          <w:tblInd w:w="339" w:type="dxa"/>
           <w:tblBorders>
-            <w:top w:val="single" w:color="000000" w:sz="4" w:space="0"/>
-            <w:left w:val="single" w:color="000000" w:sz="4" w:space="0"/>
-            <w:bottom w:val="single" w:color="000000" w:sz="4" w:space="0"/>
-            <w:right w:val="single" w:color="000000" w:sz="4" w:space="0"/>
-            <w:insideH w:val="single" w:color="000000" w:sz="4" w:space="0"/>
-            <w:insideV w:val="single" w:color="000000" w:sz="4" w:space="0"/>
+            <w:top w:val="single" w:sz="4" w:space="0" w:color="000000"/>
+            <w:left w:val="single" w:sz="4" w:space="0" w:color="000000"/>
+            <w:bottom w:val="single" w:sz="4" w:space="0" w:color="000000"/>
+            <w:right w:val="single" w:sz="4" w:space="0" w:color="000000"/>
+            <w:insideH w:val="single" w:sz="4" w:space="0" w:color="000000"/>
+            <w:insideV w:val="single" w:sz="4" w:space="0" w:color="000000"/>
           </w:tblBorders>
+          <w:tblLayout w:type="fixed"/>
           <w:tblCellMar>
             <w:top w:w="0" w:type="dxa"/>
             <w:left w:w="0" w:type="dxa"/>
@@ -2671,7 +2647,7 @@
           </w:tblCellMar>
         </w:tblPrEx>
         <w:trPr>
-          <w:trHeight w:val="474" w:hRule="atLeast"/>
+          <w:trHeight w:val="474"/>
         </w:trPr>
         <w:tc>
           <w:tcPr>
@@ -2680,7 +2656,7 @@
           </w:tcPr>
           <w:p>
             <w:pPr>
-              <w:pStyle w:val="26"/>
+              <w:pStyle w:val="TableParagraph"/>
               <w:keepNext w:val="0"/>
               <w:keepLines w:val="0"/>
               <w:pageBreakBefore w:val="0"/>
@@ -2702,7 +2678,7 @@
           </w:p>
           <w:p>
             <w:pPr>
-              <w:pStyle w:val="26"/>
+              <w:pStyle w:val="TableParagraph"/>
               <w:keepNext w:val="0"/>
               <w:keepLines w:val="0"/>
               <w:pageBreakBefore w:val="0"/>
@@ -2724,7 +2700,7 @@
           </w:p>
           <w:p>
             <w:pPr>
-              <w:pStyle w:val="26"/>
+              <w:pStyle w:val="TableParagraph"/>
               <w:keepNext w:val="0"/>
               <w:keepLines w:val="0"/>
               <w:pageBreakBefore w:val="0"/>
@@ -2737,7 +2713,7 @@
               <w:bidi w:val="0"/>
               <w:spacing w:before="0"/>
               <w:rPr>
-                <w:rFonts w:hint="eastAsia" w:eastAsia="宋体"/>
+                <w:rFonts w:eastAsia="宋体" w:hint="eastAsia"/>
                 <w:sz w:val="20"/>
                 <w:lang w:val="en-US" w:eastAsia="zh-CN"/>
               </w:rPr>
@@ -2758,7 +2734,7 @@
             </w:r>
             <w:r>
               <w:rPr>
-                <w:rFonts w:hint="eastAsia" w:eastAsia="宋体"/>
+                <w:rFonts w:eastAsia="宋体" w:hint="eastAsia"/>
                 <w:sz w:val="20"/>
                 <w:lang w:val="en-US" w:eastAsia="zh-CN"/>
               </w:rPr>
@@ -2771,12 +2747,12 @@
             <w:tcW w:w="708" w:type="dxa"/>
             <w:vMerge w:val="restart"/>
             <w:tcBorders>
-              <w:top w:val="single" w:color="000000" w:sz="6" w:space="0"/>
+              <w:top w:val="single" w:sz="6" w:space="0" w:color="000000"/>
             </w:tcBorders>
           </w:tcPr>
           <w:p>
             <w:pPr>
-              <w:pStyle w:val="26"/>
+              <w:pStyle w:val="TableParagraph"/>
               <w:keepNext w:val="0"/>
               <w:keepLines w:val="0"/>
               <w:pageBreakBefore w:val="0"/>
@@ -2797,7 +2773,7 @@
           </w:p>
           <w:p>
             <w:pPr>
-              <w:pStyle w:val="26"/>
+              <w:pStyle w:val="TableParagraph"/>
               <w:keepNext w:val="0"/>
               <w:keepLines w:val="0"/>
               <w:pageBreakBefore w:val="0"/>
@@ -2818,7 +2794,7 @@
           </w:p>
           <w:p>
             <w:pPr>
-              <w:pStyle w:val="26"/>
+              <w:pStyle w:val="TableParagraph"/>
               <w:keepNext w:val="0"/>
               <w:keepLines w:val="0"/>
               <w:pageBreakBefore w:val="0"/>
@@ -2839,7 +2815,7 @@
           </w:p>
           <w:p>
             <w:pPr>
-              <w:pStyle w:val="26"/>
+              <w:pStyle w:val="TableParagraph"/>
               <w:keepNext w:val="0"/>
               <w:keepLines w:val="0"/>
               <w:pageBreakBefore w:val="0"/>
@@ -2870,12 +2846,12 @@
             <w:tcW w:w="6804" w:type="dxa"/>
             <w:gridSpan w:val="6"/>
             <w:tcBorders>
-              <w:top w:val="single" w:color="000000" w:sz="6" w:space="0"/>
+              <w:top w:val="single" w:sz="6" w:space="0" w:color="000000"/>
             </w:tcBorders>
           </w:tcPr>
           <w:p>
             <w:pPr>
-              <w:pStyle w:val="26"/>
+              <w:pStyle w:val="TableParagraph"/>
               <w:keepNext w:val="0"/>
               <w:keepLines w:val="0"/>
               <w:pageBreakBefore w:val="0"/>
@@ -2887,7 +2863,7 @@
               <w:autoSpaceDN w:val="0"/>
               <w:bidi w:val="0"/>
               <w:spacing w:before="112"/>
-              <w:ind w:left="0" w:leftChars="0" w:right="0" w:rightChars="0" w:firstLine="0" w:firstLineChars="0"/>
+              <w:ind w:left="0" w:right="0" w:firstLine="0" w:leftChars="0" w:rightChars="0" w:firstLineChars="0"/>
               <w:jc w:val="center"/>
               <w:rPr>
                 <w:sz w:val="20"/>
@@ -2932,14 +2908,9 @@
       </w:tr>
       <w:tr>
         <w:tblPrEx>
-          <w:tblBorders>
-            <w:top w:val="single" w:color="000000" w:sz="4" w:space="0"/>
-            <w:left w:val="single" w:color="000000" w:sz="4" w:space="0"/>
-            <w:bottom w:val="single" w:color="000000" w:sz="4" w:space="0"/>
-            <w:right w:val="single" w:color="000000" w:sz="4" w:space="0"/>
-            <w:insideH w:val="single" w:color="000000" w:sz="4" w:space="0"/>
-            <w:insideV w:val="single" w:color="000000" w:sz="4" w:space="0"/>
-          </w:tblBorders>
+          <w:tblW w:w="0" w:type="auto"/>
+          <w:tblInd w:w="339" w:type="dxa"/>
+          <w:tblLayout w:type="fixed"/>
           <w:tblCellMar>
             <w:top w:w="0" w:type="dxa"/>
             <w:left w:w="0" w:type="dxa"/>
@@ -2948,12 +2919,12 @@
           </w:tblCellMar>
         </w:tblPrEx>
         <w:trPr>
-          <w:trHeight w:val="2807" w:hRule="atLeast"/>
+          <w:trHeight w:val="2807"/>
         </w:trPr>
         <w:tc>
           <w:tcPr>
             <w:tcW w:w="1894" w:type="dxa"/>
-            <w:vMerge w:val="continue"/>
+            <w:vMerge/>
             <w:tcBorders>
               <w:top w:val="nil"/>
             </w:tcBorders>
@@ -2980,7 +2951,7 @@
         <w:tc>
           <w:tcPr>
             <w:tcW w:w="708" w:type="dxa"/>
-            <w:vMerge w:val="continue"/>
+            <w:vMerge/>
             <w:tcBorders>
               <w:top w:val="nil"/>
             </w:tcBorders>
@@ -3011,7 +2982,7 @@
           </w:tcPr>
           <w:p>
             <w:pPr>
-              <w:pStyle w:val="26"/>
+              <w:pStyle w:val="TableParagraph"/>
               <w:keepNext w:val="0"/>
               <w:keepLines w:val="0"/>
               <w:pageBreakBefore w:val="0"/>
@@ -3049,7 +3020,7 @@
           </w:tcPr>
           <w:p>
             <w:pPr>
-              <w:pStyle w:val="26"/>
+              <w:pStyle w:val="TableParagraph"/>
               <w:keepNext w:val="0"/>
               <w:keepLines w:val="0"/>
               <w:pageBreakBefore w:val="0"/>
@@ -3087,7 +3058,7 @@
           </w:tcPr>
           <w:p>
             <w:pPr>
-              <w:pStyle w:val="26"/>
+              <w:pStyle w:val="TableParagraph"/>
               <w:keepNext w:val="0"/>
               <w:keepLines w:val="0"/>
               <w:pageBreakBefore w:val="0"/>
@@ -3123,7 +3094,7 @@
           </w:tcPr>
           <w:p>
             <w:pPr>
-              <w:pStyle w:val="26"/>
+              <w:pStyle w:val="TableParagraph"/>
               <w:keepNext w:val="0"/>
               <w:keepLines w:val="0"/>
               <w:pageBreakBefore w:val="0"/>
@@ -3159,7 +3130,7 @@
           </w:tcPr>
           <w:p>
             <w:pPr>
-              <w:pStyle w:val="26"/>
+              <w:pStyle w:val="TableParagraph"/>
               <w:keepNext w:val="0"/>
               <w:keepLines w:val="0"/>
               <w:pageBreakBefore w:val="0"/>
@@ -3196,7 +3167,7 @@
           </w:tcPr>
           <w:p>
             <w:pPr>
-              <w:pStyle w:val="26"/>
+              <w:pStyle w:val="TableParagraph"/>
               <w:keepNext w:val="0"/>
               <w:keepLines w:val="0"/>
               <w:pageBreakBefore w:val="0"/>
@@ -3229,14 +3200,9 @@
       </w:tr>
       <w:tr>
         <w:tblPrEx>
-          <w:tblBorders>
-            <w:top w:val="single" w:color="000000" w:sz="4" w:space="0"/>
-            <w:left w:val="single" w:color="000000" w:sz="4" w:space="0"/>
-            <w:bottom w:val="single" w:color="000000" w:sz="4" w:space="0"/>
-            <w:right w:val="single" w:color="000000" w:sz="4" w:space="0"/>
-            <w:insideH w:val="single" w:color="000000" w:sz="4" w:space="0"/>
-            <w:insideV w:val="single" w:color="000000" w:sz="4" w:space="0"/>
-          </w:tblBorders>
+          <w:tblW w:w="0" w:type="auto"/>
+          <w:tblInd w:w="339" w:type="dxa"/>
+          <w:tblLayout w:type="fixed"/>
           <w:tblCellMar>
             <w:top w:w="0" w:type="dxa"/>
             <w:left w:w="0" w:type="dxa"/>
@@ -3245,7 +3211,7 @@
           </w:tblCellMar>
         </w:tblPrEx>
         <w:trPr>
-          <w:trHeight w:val="438" w:hRule="atLeast"/>
+          <w:trHeight w:val="438"/>
         </w:trPr>
         <w:tc>
           <w:tcPr>
@@ -3253,7 +3219,7 @@
           </w:tcPr>
           <w:p>
             <w:pPr>
-              <w:pStyle w:val="26"/>
+              <w:pStyle w:val="TableParagraph"/>
               <w:keepNext w:val="0"/>
               <w:keepLines w:val="0"/>
               <w:pageBreakBefore w:val="0"/>
@@ -3284,7 +3250,7 @@
           </w:tcPr>
           <w:p>
             <w:pPr>
-              <w:pStyle w:val="26"/>
+              <w:pStyle w:val="TableParagraph"/>
               <w:keepNext w:val="0"/>
               <w:keepLines w:val="0"/>
               <w:pageBreakBefore w:val="0"/>
@@ -3314,7 +3280,7 @@
           </w:tcPr>
           <w:p>
             <w:pPr>
-              <w:pStyle w:val="26"/>
+              <w:pStyle w:val="TableParagraph"/>
               <w:keepNext w:val="0"/>
               <w:keepLines w:val="0"/>
               <w:pageBreakBefore w:val="0"/>
@@ -3345,7 +3311,7 @@
           </w:tcPr>
           <w:p>
             <w:pPr>
-              <w:pStyle w:val="26"/>
+              <w:pStyle w:val="TableParagraph"/>
               <w:keepNext w:val="0"/>
               <w:keepLines w:val="0"/>
               <w:pageBreakBefore w:val="0"/>
@@ -3376,7 +3342,7 @@
           </w:tcPr>
           <w:p>
             <w:pPr>
-              <w:pStyle w:val="26"/>
+              <w:pStyle w:val="TableParagraph"/>
               <w:keepNext w:val="0"/>
               <w:keepLines w:val="0"/>
               <w:pageBreakBefore w:val="0"/>
@@ -3407,7 +3373,7 @@
           </w:tcPr>
           <w:p>
             <w:pPr>
-              <w:pStyle w:val="26"/>
+              <w:pStyle w:val="TableParagraph"/>
               <w:keepNext w:val="0"/>
               <w:keepLines w:val="0"/>
               <w:pageBreakBefore w:val="0"/>
@@ -3438,7 +3404,7 @@
           </w:tcPr>
           <w:p>
             <w:pPr>
-              <w:pStyle w:val="26"/>
+              <w:pStyle w:val="TableParagraph"/>
               <w:keepNext w:val="0"/>
               <w:keepLines w:val="0"/>
               <w:pageBreakBefore w:val="0"/>
@@ -3468,7 +3434,7 @@
           </w:tcPr>
           <w:p>
             <w:pPr>
-              <w:pStyle w:val="26"/>
+              <w:pStyle w:val="TableParagraph"/>
               <w:keepNext w:val="0"/>
               <w:keepLines w:val="0"/>
               <w:pageBreakBefore w:val="0"/>
@@ -3495,14 +3461,9 @@
       </w:tr>
       <w:tr>
         <w:tblPrEx>
-          <w:tblBorders>
-            <w:top w:val="single" w:color="000000" w:sz="4" w:space="0"/>
-            <w:left w:val="single" w:color="000000" w:sz="4" w:space="0"/>
-            <w:bottom w:val="single" w:color="000000" w:sz="4" w:space="0"/>
-            <w:right w:val="single" w:color="000000" w:sz="4" w:space="0"/>
-            <w:insideH w:val="single" w:color="000000" w:sz="4" w:space="0"/>
-            <w:insideV w:val="single" w:color="000000" w:sz="4" w:space="0"/>
-          </w:tblBorders>
+          <w:tblW w:w="0" w:type="auto"/>
+          <w:tblInd w:w="339" w:type="dxa"/>
+          <w:tblLayout w:type="fixed"/>
           <w:tblCellMar>
             <w:top w:w="0" w:type="dxa"/>
             <w:left w:w="0" w:type="dxa"/>
@@ -3511,7 +3472,7 @@
           </w:tblCellMar>
         </w:tblPrEx>
         <w:trPr>
-          <w:trHeight w:val="438" w:hRule="atLeast"/>
+          <w:trHeight w:val="438"/>
         </w:trPr>
         <w:tc>
           <w:tcPr>
@@ -3519,7 +3480,7 @@
           </w:tcPr>
           <w:p>
             <w:pPr>
-              <w:pStyle w:val="26"/>
+              <w:pStyle w:val="TableParagraph"/>
               <w:keepNext w:val="0"/>
               <w:keepLines w:val="0"/>
               <w:pageBreakBefore w:val="0"/>
@@ -3550,7 +3511,7 @@
           </w:tcPr>
           <w:p>
             <w:pPr>
-              <w:pStyle w:val="26"/>
+              <w:pStyle w:val="TableParagraph"/>
               <w:keepNext w:val="0"/>
               <w:keepLines w:val="0"/>
               <w:pageBreakBefore w:val="0"/>
@@ -3580,7 +3541,7 @@
           </w:tcPr>
           <w:p>
             <w:pPr>
-              <w:pStyle w:val="26"/>
+              <w:pStyle w:val="TableParagraph"/>
               <w:keepNext w:val="0"/>
               <w:keepLines w:val="0"/>
               <w:pageBreakBefore w:val="0"/>
@@ -3611,7 +3572,7 @@
           </w:tcPr>
           <w:p>
             <w:pPr>
-              <w:pStyle w:val="26"/>
+              <w:pStyle w:val="TableParagraph"/>
               <w:keepNext w:val="0"/>
               <w:keepLines w:val="0"/>
               <w:pageBreakBefore w:val="0"/>
@@ -3642,7 +3603,7 @@
           </w:tcPr>
           <w:p>
             <w:pPr>
-              <w:pStyle w:val="26"/>
+              <w:pStyle w:val="TableParagraph"/>
               <w:keepNext w:val="0"/>
               <w:keepLines w:val="0"/>
               <w:pageBreakBefore w:val="0"/>
@@ -3673,7 +3634,7 @@
           </w:tcPr>
           <w:p>
             <w:pPr>
-              <w:pStyle w:val="26"/>
+              <w:pStyle w:val="TableParagraph"/>
               <w:keepNext w:val="0"/>
               <w:keepLines w:val="0"/>
               <w:pageBreakBefore w:val="0"/>
@@ -3704,7 +3665,7 @@
           </w:tcPr>
           <w:p>
             <w:pPr>
-              <w:pStyle w:val="26"/>
+              <w:pStyle w:val="TableParagraph"/>
               <w:keepNext w:val="0"/>
               <w:keepLines w:val="0"/>
               <w:pageBreakBefore w:val="0"/>
@@ -3734,7 +3695,7 @@
           </w:tcPr>
           <w:p>
             <w:pPr>
-              <w:pStyle w:val="26"/>
+              <w:pStyle w:val="TableParagraph"/>
               <w:keepNext w:val="0"/>
               <w:keepLines w:val="0"/>
               <w:pageBreakBefore w:val="0"/>
@@ -3761,14 +3722,9 @@
       </w:tr>
       <w:tr>
         <w:tblPrEx>
-          <w:tblBorders>
-            <w:top w:val="single" w:color="000000" w:sz="4" w:space="0"/>
-            <w:left w:val="single" w:color="000000" w:sz="4" w:space="0"/>
-            <w:bottom w:val="single" w:color="000000" w:sz="4" w:space="0"/>
-            <w:right w:val="single" w:color="000000" w:sz="4" w:space="0"/>
-            <w:insideH w:val="single" w:color="000000" w:sz="4" w:space="0"/>
-            <w:insideV w:val="single" w:color="000000" w:sz="4" w:space="0"/>
-          </w:tblBorders>
+          <w:tblW w:w="0" w:type="auto"/>
+          <w:tblInd w:w="339" w:type="dxa"/>
+          <w:tblLayout w:type="fixed"/>
           <w:tblCellMar>
             <w:top w:w="0" w:type="dxa"/>
             <w:left w:w="0" w:type="dxa"/>
@@ -3777,7 +3733,7 @@
           </w:tblCellMar>
         </w:tblPrEx>
         <w:trPr>
-          <w:trHeight w:val="438" w:hRule="atLeast"/>
+          <w:trHeight w:val="438"/>
         </w:trPr>
         <w:tc>
           <w:tcPr>
@@ -3785,7 +3741,7 @@
           </w:tcPr>
           <w:p>
             <w:pPr>
-              <w:pStyle w:val="26"/>
+              <w:pStyle w:val="TableParagraph"/>
               <w:keepNext w:val="0"/>
               <w:keepLines w:val="0"/>
               <w:pageBreakBefore w:val="0"/>
@@ -3816,7 +3772,7 @@
           </w:tcPr>
           <w:p>
             <w:pPr>
-              <w:pStyle w:val="26"/>
+              <w:pStyle w:val="TableParagraph"/>
               <w:keepNext w:val="0"/>
               <w:keepLines w:val="0"/>
               <w:pageBreakBefore w:val="0"/>
@@ -3846,7 +3802,7 @@
           </w:tcPr>
           <w:p>
             <w:pPr>
-              <w:pStyle w:val="26"/>
+              <w:pStyle w:val="TableParagraph"/>
               <w:keepNext w:val="0"/>
               <w:keepLines w:val="0"/>
               <w:pageBreakBefore w:val="0"/>
@@ -3877,7 +3833,7 @@
           </w:tcPr>
           <w:p>
             <w:pPr>
-              <w:pStyle w:val="26"/>
+              <w:pStyle w:val="TableParagraph"/>
               <w:keepNext w:val="0"/>
               <w:keepLines w:val="0"/>
               <w:pageBreakBefore w:val="0"/>
@@ -3908,7 +3864,7 @@
           </w:tcPr>
           <w:p>
             <w:pPr>
-              <w:pStyle w:val="26"/>
+              <w:pStyle w:val="TableParagraph"/>
               <w:keepNext w:val="0"/>
               <w:keepLines w:val="0"/>
               <w:pageBreakBefore w:val="0"/>
@@ -3939,7 +3895,7 @@
           </w:tcPr>
           <w:p>
             <w:pPr>
-              <w:pStyle w:val="26"/>
+              <w:pStyle w:val="TableParagraph"/>
               <w:keepNext w:val="0"/>
               <w:keepLines w:val="0"/>
               <w:pageBreakBefore w:val="0"/>
@@ -3970,7 +3926,7 @@
           </w:tcPr>
           <w:p>
             <w:pPr>
-              <w:pStyle w:val="26"/>
+              <w:pStyle w:val="TableParagraph"/>
               <w:keepNext w:val="0"/>
               <w:keepLines w:val="0"/>
               <w:pageBreakBefore w:val="0"/>
@@ -4000,7 +3956,7 @@
           </w:tcPr>
           <w:p>
             <w:pPr>
-              <w:pStyle w:val="26"/>
+              <w:pStyle w:val="TableParagraph"/>
               <w:keepNext w:val="0"/>
               <w:keepLines w:val="0"/>
               <w:pageBreakBefore w:val="0"/>
@@ -4027,14 +3983,9 @@
       </w:tr>
       <w:tr>
         <w:tblPrEx>
-          <w:tblBorders>
-            <w:top w:val="single" w:color="000000" w:sz="4" w:space="0"/>
-            <w:left w:val="single" w:color="000000" w:sz="4" w:space="0"/>
-            <w:bottom w:val="single" w:color="000000" w:sz="4" w:space="0"/>
-            <w:right w:val="single" w:color="000000" w:sz="4" w:space="0"/>
-            <w:insideH w:val="single" w:color="000000" w:sz="4" w:space="0"/>
-            <w:insideV w:val="single" w:color="000000" w:sz="4" w:space="0"/>
-          </w:tblBorders>
+          <w:tblW w:w="0" w:type="auto"/>
+          <w:tblInd w:w="339" w:type="dxa"/>
+          <w:tblLayout w:type="fixed"/>
           <w:tblCellMar>
             <w:top w:w="0" w:type="dxa"/>
             <w:left w:w="0" w:type="dxa"/>
@@ -4043,7 +3994,7 @@
           </w:tblCellMar>
         </w:tblPrEx>
         <w:trPr>
-          <w:trHeight w:val="438" w:hRule="atLeast"/>
+          <w:trHeight w:val="438"/>
         </w:trPr>
         <w:tc>
           <w:tcPr>
@@ -4051,7 +4002,7 @@
           </w:tcPr>
           <w:p>
             <w:pPr>
-              <w:pStyle w:val="26"/>
+              <w:pStyle w:val="TableParagraph"/>
               <w:keepNext w:val="0"/>
               <w:keepLines w:val="0"/>
               <w:pageBreakBefore w:val="0"/>
@@ -4082,7 +4033,7 @@
           </w:tcPr>
           <w:p>
             <w:pPr>
-              <w:pStyle w:val="26"/>
+              <w:pStyle w:val="TableParagraph"/>
               <w:keepNext w:val="0"/>
               <w:keepLines w:val="0"/>
               <w:pageBreakBefore w:val="0"/>
@@ -4112,7 +4063,7 @@
           </w:tcPr>
           <w:p>
             <w:pPr>
-              <w:pStyle w:val="26"/>
+              <w:pStyle w:val="TableParagraph"/>
               <w:keepNext w:val="0"/>
               <w:keepLines w:val="0"/>
               <w:pageBreakBefore w:val="0"/>
@@ -4143,7 +4094,7 @@
           </w:tcPr>
           <w:p>
             <w:pPr>
-              <w:pStyle w:val="26"/>
+              <w:pStyle w:val="TableParagraph"/>
               <w:keepNext w:val="0"/>
               <w:keepLines w:val="0"/>
               <w:pageBreakBefore w:val="0"/>
@@ -4174,7 +4125,7 @@
           </w:tcPr>
           <w:p>
             <w:pPr>
-              <w:pStyle w:val="26"/>
+              <w:pStyle w:val="TableParagraph"/>
               <w:keepNext w:val="0"/>
               <w:keepLines w:val="0"/>
               <w:pageBreakBefore w:val="0"/>
@@ -4205,7 +4156,7 @@
           </w:tcPr>
           <w:p>
             <w:pPr>
-              <w:pStyle w:val="26"/>
+              <w:pStyle w:val="TableParagraph"/>
               <w:keepNext w:val="0"/>
               <w:keepLines w:val="0"/>
               <w:pageBreakBefore w:val="0"/>
@@ -4236,7 +4187,7 @@
           </w:tcPr>
           <w:p>
             <w:pPr>
-              <w:pStyle w:val="26"/>
+              <w:pStyle w:val="TableParagraph"/>
               <w:keepNext w:val="0"/>
               <w:keepLines w:val="0"/>
               <w:pageBreakBefore w:val="0"/>
@@ -4249,7 +4200,7 @@
               <w:bidi w:val="0"/>
               <w:ind w:left="588"/>
               <w:rPr>
-                <w:rFonts w:hint="eastAsia" w:eastAsia="宋体"/>
+                <w:rFonts w:eastAsia="宋体" w:hint="eastAsia"/>
                 <w:sz w:val="20"/>
                 <w:lang w:eastAsia="zh-CN"/>
               </w:rPr>
@@ -4270,7 +4221,7 @@
           </w:tcPr>
           <w:p>
             <w:pPr>
-              <w:pStyle w:val="26"/>
+              <w:pStyle w:val="TableParagraph"/>
               <w:keepNext w:val="0"/>
               <w:keepLines w:val="0"/>
               <w:pageBreakBefore w:val="0"/>
@@ -4297,14 +4248,9 @@
       </w:tr>
       <w:tr>
         <w:tblPrEx>
-          <w:tblBorders>
-            <w:top w:val="single" w:color="000000" w:sz="4" w:space="0"/>
-            <w:left w:val="single" w:color="000000" w:sz="4" w:space="0"/>
-            <w:bottom w:val="single" w:color="000000" w:sz="4" w:space="0"/>
-            <w:right w:val="single" w:color="000000" w:sz="4" w:space="0"/>
-            <w:insideH w:val="single" w:color="000000" w:sz="4" w:space="0"/>
-            <w:insideV w:val="single" w:color="000000" w:sz="4" w:space="0"/>
-          </w:tblBorders>
+          <w:tblW w:w="0" w:type="auto"/>
+          <w:tblInd w:w="339" w:type="dxa"/>
+          <w:tblLayout w:type="fixed"/>
           <w:tblCellMar>
             <w:top w:w="0" w:type="dxa"/>
             <w:left w:w="0" w:type="dxa"/>
@@ -4313,7 +4259,7 @@
           </w:tblCellMar>
         </w:tblPrEx>
         <w:trPr>
-          <w:trHeight w:val="439" w:hRule="atLeast"/>
+          <w:trHeight w:val="439"/>
         </w:trPr>
         <w:tc>
           <w:tcPr>
@@ -4321,7 +4267,7 @@
           </w:tcPr>
           <w:p>
             <w:pPr>
-              <w:pStyle w:val="26"/>
+              <w:pStyle w:val="TableParagraph"/>
               <w:keepNext w:val="0"/>
               <w:keepLines w:val="0"/>
               <w:pageBreakBefore w:val="0"/>
@@ -4352,7 +4298,7 @@
           </w:tcPr>
           <w:p>
             <w:pPr>
-              <w:pStyle w:val="26"/>
+              <w:pStyle w:val="TableParagraph"/>
               <w:keepNext w:val="0"/>
               <w:keepLines w:val="0"/>
               <w:pageBreakBefore w:val="0"/>
@@ -4382,7 +4328,7 @@
           </w:tcPr>
           <w:p>
             <w:pPr>
-              <w:pStyle w:val="26"/>
+              <w:pStyle w:val="TableParagraph"/>
               <w:keepNext w:val="0"/>
               <w:keepLines w:val="0"/>
               <w:pageBreakBefore w:val="0"/>
@@ -4413,7 +4359,7 @@
           </w:tcPr>
           <w:p>
             <w:pPr>
-              <w:pStyle w:val="26"/>
+              <w:pStyle w:val="TableParagraph"/>
               <w:keepNext w:val="0"/>
               <w:keepLines w:val="0"/>
               <w:pageBreakBefore w:val="0"/>
@@ -4444,7 +4390,7 @@
           </w:tcPr>
           <w:p>
             <w:pPr>
-              <w:pStyle w:val="26"/>
+              <w:pStyle w:val="TableParagraph"/>
               <w:keepNext w:val="0"/>
               <w:keepLines w:val="0"/>
               <w:pageBreakBefore w:val="0"/>
@@ -4475,7 +4421,7 @@
           </w:tcPr>
           <w:p>
             <w:pPr>
-              <w:pStyle w:val="26"/>
+              <w:pStyle w:val="TableParagraph"/>
               <w:keepNext w:val="0"/>
               <w:keepLines w:val="0"/>
               <w:pageBreakBefore w:val="0"/>
@@ -4506,7 +4452,7 @@
           </w:tcPr>
           <w:p>
             <w:pPr>
-              <w:pStyle w:val="26"/>
+              <w:pStyle w:val="TableParagraph"/>
               <w:keepNext w:val="0"/>
               <w:keepLines w:val="0"/>
               <w:pageBreakBefore w:val="0"/>
@@ -4536,7 +4482,7 @@
           </w:tcPr>
           <w:p>
             <w:pPr>
-              <w:pStyle w:val="26"/>
+              <w:pStyle w:val="TableParagraph"/>
               <w:keepNext w:val="0"/>
               <w:keepLines w:val="0"/>
               <w:pageBreakBefore w:val="0"/>
@@ -4563,14 +4509,9 @@
       </w:tr>
       <w:tr>
         <w:tblPrEx>
-          <w:tblBorders>
-            <w:top w:val="single" w:color="000000" w:sz="4" w:space="0"/>
-            <w:left w:val="single" w:color="000000" w:sz="4" w:space="0"/>
-            <w:bottom w:val="single" w:color="000000" w:sz="4" w:space="0"/>
-            <w:right w:val="single" w:color="000000" w:sz="4" w:space="0"/>
-            <w:insideH w:val="single" w:color="000000" w:sz="4" w:space="0"/>
-            <w:insideV w:val="single" w:color="000000" w:sz="4" w:space="0"/>
-          </w:tblBorders>
+          <w:tblW w:w="0" w:type="auto"/>
+          <w:tblInd w:w="339" w:type="dxa"/>
+          <w:tblLayout w:type="fixed"/>
           <w:tblCellMar>
             <w:top w:w="0" w:type="dxa"/>
             <w:left w:w="0" w:type="dxa"/>
@@ -4579,18 +4520,18 @@
           </w:tblCellMar>
         </w:tblPrEx>
         <w:trPr>
-          <w:trHeight w:val="439" w:hRule="atLeast"/>
+          <w:trHeight w:val="439"/>
         </w:trPr>
         <w:tc>
           <w:tcPr>
             <w:tcW w:w="1894" w:type="dxa"/>
             <w:tcBorders>
-              <w:left w:val="single" w:color="000000" w:sz="6" w:space="0"/>
+              <w:left w:val="single" w:sz="6" w:space="0" w:color="000000"/>
             </w:tcBorders>
           </w:tcPr>
           <w:p>
             <w:pPr>
-              <w:pStyle w:val="26"/>
+              <w:pStyle w:val="TableParagraph"/>
               <w:keepNext w:val="0"/>
               <w:keepLines w:val="0"/>
               <w:pageBreakBefore w:val="0"/>
@@ -4621,7 +4562,7 @@
           </w:tcPr>
           <w:p>
             <w:pPr>
-              <w:pStyle w:val="26"/>
+              <w:pStyle w:val="TableParagraph"/>
               <w:keepNext w:val="0"/>
               <w:keepLines w:val="0"/>
               <w:pageBreakBefore w:val="0"/>
@@ -4651,7 +4592,7 @@
           </w:tcPr>
           <w:p>
             <w:pPr>
-              <w:pStyle w:val="26"/>
+              <w:pStyle w:val="TableParagraph"/>
               <w:keepNext w:val="0"/>
               <w:keepLines w:val="0"/>
               <w:pageBreakBefore w:val="0"/>
@@ -4682,7 +4623,7 @@
           </w:tcPr>
           <w:p>
             <w:pPr>
-              <w:pStyle w:val="26"/>
+              <w:pStyle w:val="TableParagraph"/>
               <w:keepNext w:val="0"/>
               <w:keepLines w:val="0"/>
               <w:pageBreakBefore w:val="0"/>
@@ -4713,7 +4654,7 @@
           </w:tcPr>
           <w:p>
             <w:pPr>
-              <w:pStyle w:val="26"/>
+              <w:pStyle w:val="TableParagraph"/>
               <w:keepNext w:val="0"/>
               <w:keepLines w:val="0"/>
               <w:pageBreakBefore w:val="0"/>
@@ -4744,7 +4685,7 @@
           </w:tcPr>
           <w:p>
             <w:pPr>
-              <w:pStyle w:val="26"/>
+              <w:pStyle w:val="TableParagraph"/>
               <w:keepNext w:val="0"/>
               <w:keepLines w:val="0"/>
               <w:pageBreakBefore w:val="0"/>
@@ -4775,7 +4716,7 @@
           </w:tcPr>
           <w:p>
             <w:pPr>
-              <w:pStyle w:val="26"/>
+              <w:pStyle w:val="TableParagraph"/>
               <w:keepNext w:val="0"/>
               <w:keepLines w:val="0"/>
               <w:pageBreakBefore w:val="0"/>
@@ -4805,7 +4746,7 @@
           </w:tcPr>
           <w:p>
             <w:pPr>
-              <w:pStyle w:val="26"/>
+              <w:pStyle w:val="TableParagraph"/>
               <w:keepNext w:val="0"/>
               <w:keepLines w:val="0"/>
               <w:pageBreakBefore w:val="0"/>
@@ -4832,14 +4773,9 @@
       </w:tr>
       <w:tr>
         <w:tblPrEx>
-          <w:tblBorders>
-            <w:top w:val="single" w:color="000000" w:sz="4" w:space="0"/>
-            <w:left w:val="single" w:color="000000" w:sz="4" w:space="0"/>
-            <w:bottom w:val="single" w:color="000000" w:sz="4" w:space="0"/>
-            <w:right w:val="single" w:color="000000" w:sz="4" w:space="0"/>
-            <w:insideH w:val="single" w:color="000000" w:sz="4" w:space="0"/>
-            <w:insideV w:val="single" w:color="000000" w:sz="4" w:space="0"/>
-          </w:tblBorders>
+          <w:tblW w:w="0" w:type="auto"/>
+          <w:tblInd w:w="339" w:type="dxa"/>
+          <w:tblLayout w:type="fixed"/>
           <w:tblCellMar>
             <w:top w:w="0" w:type="dxa"/>
             <w:left w:w="0" w:type="dxa"/>
@@ -4848,18 +4784,18 @@
           </w:tblCellMar>
         </w:tblPrEx>
         <w:trPr>
-          <w:trHeight w:val="439" w:hRule="atLeast"/>
+          <w:trHeight w:val="439"/>
         </w:trPr>
         <w:tc>
           <w:tcPr>
             <w:tcW w:w="1894" w:type="dxa"/>
             <w:tcBorders>
-              <w:left w:val="single" w:color="000000" w:sz="6" w:space="0"/>
+              <w:left w:val="single" w:sz="6" w:space="0" w:color="000000"/>
             </w:tcBorders>
           </w:tcPr>
           <w:p>
             <w:pPr>
-              <w:pStyle w:val="26"/>
+              <w:pStyle w:val="TableParagraph"/>
               <w:keepNext w:val="0"/>
               <w:keepLines w:val="0"/>
               <w:pageBreakBefore w:val="0"/>
@@ -4890,7 +4826,7 @@
           </w:tcPr>
           <w:p>
             <w:pPr>
-              <w:pStyle w:val="26"/>
+              <w:pStyle w:val="TableParagraph"/>
               <w:keepNext w:val="0"/>
               <w:keepLines w:val="0"/>
               <w:pageBreakBefore w:val="0"/>
@@ -4920,7 +4856,7 @@
           </w:tcPr>
           <w:p>
             <w:pPr>
-              <w:pStyle w:val="26"/>
+              <w:pStyle w:val="TableParagraph"/>
               <w:keepNext w:val="0"/>
               <w:keepLines w:val="0"/>
               <w:pageBreakBefore w:val="0"/>
@@ -4951,7 +4887,7 @@
           </w:tcPr>
           <w:p>
             <w:pPr>
-              <w:pStyle w:val="26"/>
+              <w:pStyle w:val="TableParagraph"/>
               <w:keepNext w:val="0"/>
               <w:keepLines w:val="0"/>
               <w:pageBreakBefore w:val="0"/>
@@ -4982,7 +4918,7 @@
           </w:tcPr>
           <w:p>
             <w:pPr>
-              <w:pStyle w:val="26"/>
+              <w:pStyle w:val="TableParagraph"/>
               <w:keepNext w:val="0"/>
               <w:keepLines w:val="0"/>
               <w:pageBreakBefore w:val="0"/>
@@ -5013,7 +4949,7 @@
           </w:tcPr>
           <w:p>
             <w:pPr>
-              <w:pStyle w:val="26"/>
+              <w:pStyle w:val="TableParagraph"/>
               <w:keepNext w:val="0"/>
               <w:keepLines w:val="0"/>
               <w:pageBreakBefore w:val="0"/>
@@ -5044,7 +4980,7 @@
           </w:tcPr>
           <w:p>
             <w:pPr>
-              <w:pStyle w:val="26"/>
+              <w:pStyle w:val="TableParagraph"/>
               <w:keepNext w:val="0"/>
               <w:keepLines w:val="0"/>
               <w:pageBreakBefore w:val="0"/>
@@ -5074,7 +5010,7 @@
           </w:tcPr>
           <w:p>
             <w:pPr>
-              <w:pStyle w:val="26"/>
+              <w:pStyle w:val="TableParagraph"/>
               <w:keepNext w:val="0"/>
               <w:keepLines w:val="0"/>
               <w:pageBreakBefore w:val="0"/>
@@ -5101,14 +5037,9 @@
       </w:tr>
       <w:tr>
         <w:tblPrEx>
-          <w:tblBorders>
-            <w:top w:val="single" w:color="000000" w:sz="4" w:space="0"/>
-            <w:left w:val="single" w:color="000000" w:sz="4" w:space="0"/>
-            <w:bottom w:val="single" w:color="000000" w:sz="4" w:space="0"/>
-            <w:right w:val="single" w:color="000000" w:sz="4" w:space="0"/>
-            <w:insideH w:val="single" w:color="000000" w:sz="4" w:space="0"/>
-            <w:insideV w:val="single" w:color="000000" w:sz="4" w:space="0"/>
-          </w:tblBorders>
+          <w:tblW w:w="0" w:type="auto"/>
+          <w:tblInd w:w="339" w:type="dxa"/>
+          <w:tblLayout w:type="fixed"/>
           <w:tblCellMar>
             <w:top w:w="0" w:type="dxa"/>
             <w:left w:w="0" w:type="dxa"/>
@@ -5117,18 +5048,18 @@
           </w:tblCellMar>
         </w:tblPrEx>
         <w:trPr>
-          <w:trHeight w:val="439" w:hRule="atLeast"/>
+          <w:trHeight w:val="439"/>
         </w:trPr>
         <w:tc>
           <w:tcPr>
             <w:tcW w:w="1894" w:type="dxa"/>
             <w:tcBorders>
-              <w:left w:val="single" w:color="000000" w:sz="6" w:space="0"/>
+              <w:left w:val="single" w:sz="6" w:space="0" w:color="000000"/>
             </w:tcBorders>
           </w:tcPr>
           <w:p>
             <w:pPr>
-              <w:pStyle w:val="26"/>
+              <w:pStyle w:val="TableParagraph"/>
               <w:keepNext w:val="0"/>
               <w:keepLines w:val="0"/>
               <w:pageBreakBefore w:val="0"/>
@@ -5159,7 +5090,7 @@
           </w:tcPr>
           <w:p>
             <w:pPr>
-              <w:pStyle w:val="26"/>
+              <w:pStyle w:val="TableParagraph"/>
               <w:keepNext w:val="0"/>
               <w:keepLines w:val="0"/>
               <w:pageBreakBefore w:val="0"/>
@@ -5189,7 +5120,7 @@
           </w:tcPr>
           <w:p>
             <w:pPr>
-              <w:pStyle w:val="26"/>
+              <w:pStyle w:val="TableParagraph"/>
               <w:keepNext w:val="0"/>
               <w:keepLines w:val="0"/>
               <w:pageBreakBefore w:val="0"/>
@@ -5220,7 +5151,7 @@
           </w:tcPr>
           <w:p>
             <w:pPr>
-              <w:pStyle w:val="26"/>
+              <w:pStyle w:val="TableParagraph"/>
               <w:keepNext w:val="0"/>
               <w:keepLines w:val="0"/>
               <w:pageBreakBefore w:val="0"/>
@@ -5251,7 +5182,7 @@
           </w:tcPr>
           <w:p>
             <w:pPr>
-              <w:pStyle w:val="26"/>
+              <w:pStyle w:val="TableParagraph"/>
               <w:keepNext w:val="0"/>
               <w:keepLines w:val="0"/>
               <w:pageBreakBefore w:val="0"/>
@@ -5282,7 +5213,7 @@
           </w:tcPr>
           <w:p>
             <w:pPr>
-              <w:pStyle w:val="26"/>
+              <w:pStyle w:val="TableParagraph"/>
               <w:keepNext w:val="0"/>
               <w:keepLines w:val="0"/>
               <w:pageBreakBefore w:val="0"/>
@@ -5313,7 +5244,7 @@
           </w:tcPr>
           <w:p>
             <w:pPr>
-              <w:pStyle w:val="26"/>
+              <w:pStyle w:val="TableParagraph"/>
               <w:keepNext w:val="0"/>
               <w:keepLines w:val="0"/>
               <w:pageBreakBefore w:val="0"/>
@@ -5343,7 +5274,7 @@
           </w:tcPr>
           <w:p>
             <w:pPr>
-              <w:pStyle w:val="26"/>
+              <w:pStyle w:val="TableParagraph"/>
               <w:keepNext w:val="0"/>
               <w:keepLines w:val="0"/>
               <w:pageBreakBefore w:val="0"/>
@@ -5370,14 +5301,9 @@
       </w:tr>
       <w:tr>
         <w:tblPrEx>
-          <w:tblBorders>
-            <w:top w:val="single" w:color="000000" w:sz="4" w:space="0"/>
-            <w:left w:val="single" w:color="000000" w:sz="4" w:space="0"/>
-            <w:bottom w:val="single" w:color="000000" w:sz="4" w:space="0"/>
-            <w:right w:val="single" w:color="000000" w:sz="4" w:space="0"/>
-            <w:insideH w:val="single" w:color="000000" w:sz="4" w:space="0"/>
-            <w:insideV w:val="single" w:color="000000" w:sz="4" w:space="0"/>
-          </w:tblBorders>
+          <w:tblW w:w="0" w:type="auto"/>
+          <w:tblInd w:w="339" w:type="dxa"/>
+          <w:tblLayout w:type="fixed"/>
           <w:tblCellMar>
             <w:top w:w="0" w:type="dxa"/>
             <w:left w:w="0" w:type="dxa"/>
@@ -5386,18 +5312,18 @@
           </w:tblCellMar>
         </w:tblPrEx>
         <w:trPr>
-          <w:trHeight w:val="439" w:hRule="atLeast"/>
+          <w:trHeight w:val="439"/>
         </w:trPr>
         <w:tc>
           <w:tcPr>
             <w:tcW w:w="1894" w:type="dxa"/>
             <w:tcBorders>
-              <w:left w:val="single" w:color="000000" w:sz="6" w:space="0"/>
+              <w:left w:val="single" w:sz="6" w:space="0" w:color="000000"/>
             </w:tcBorders>
           </w:tcPr>
           <w:p>
             <w:pPr>
-              <w:pStyle w:val="26"/>
+              <w:pStyle w:val="TableParagraph"/>
               <w:keepNext w:val="0"/>
               <w:keepLines w:val="0"/>
               <w:pageBreakBefore w:val="0"/>
@@ -5428,7 +5354,7 @@
           </w:tcPr>
           <w:p>
             <w:pPr>
-              <w:pStyle w:val="26"/>
+              <w:pStyle w:val="TableParagraph"/>
               <w:keepNext w:val="0"/>
               <w:keepLines w:val="0"/>
               <w:pageBreakBefore w:val="0"/>
@@ -5458,7 +5384,7 @@
           </w:tcPr>
           <w:p>
             <w:pPr>
-              <w:pStyle w:val="26"/>
+              <w:pStyle w:val="TableParagraph"/>
               <w:keepNext w:val="0"/>
               <w:keepLines w:val="0"/>
               <w:pageBreakBefore w:val="0"/>
@@ -5489,7 +5415,7 @@
           </w:tcPr>
           <w:p>
             <w:pPr>
-              <w:pStyle w:val="26"/>
+              <w:pStyle w:val="TableParagraph"/>
               <w:keepNext w:val="0"/>
               <w:keepLines w:val="0"/>
               <w:pageBreakBefore w:val="0"/>
@@ -5520,7 +5446,7 @@
           </w:tcPr>
           <w:p>
             <w:pPr>
-              <w:pStyle w:val="26"/>
+              <w:pStyle w:val="TableParagraph"/>
               <w:keepNext w:val="0"/>
               <w:keepLines w:val="0"/>
               <w:pageBreakBefore w:val="0"/>
@@ -5551,7 +5477,7 @@
           </w:tcPr>
           <w:p>
             <w:pPr>
-              <w:pStyle w:val="26"/>
+              <w:pStyle w:val="TableParagraph"/>
               <w:keepNext w:val="0"/>
               <w:keepLines w:val="0"/>
               <w:pageBreakBefore w:val="0"/>
@@ -5582,7 +5508,7 @@
           </w:tcPr>
           <w:p>
             <w:pPr>
-              <w:pStyle w:val="26"/>
+              <w:pStyle w:val="TableParagraph"/>
               <w:keepNext w:val="0"/>
               <w:keepLines w:val="0"/>
               <w:pageBreakBefore w:val="0"/>
@@ -5612,7 +5538,7 @@
           </w:tcPr>
           <w:p>
             <w:pPr>
-              <w:pStyle w:val="26"/>
+              <w:pStyle w:val="TableParagraph"/>
               <w:keepNext w:val="0"/>
               <w:keepLines w:val="0"/>
               <w:pageBreakBefore w:val="0"/>
@@ -5639,14 +5565,9 @@
       </w:tr>
       <w:tr>
         <w:tblPrEx>
-          <w:tblBorders>
-            <w:top w:val="single" w:color="000000" w:sz="4" w:space="0"/>
-            <w:left w:val="single" w:color="000000" w:sz="4" w:space="0"/>
-            <w:bottom w:val="single" w:color="000000" w:sz="4" w:space="0"/>
-            <w:right w:val="single" w:color="000000" w:sz="4" w:space="0"/>
-            <w:insideH w:val="single" w:color="000000" w:sz="4" w:space="0"/>
-            <w:insideV w:val="single" w:color="000000" w:sz="4" w:space="0"/>
-          </w:tblBorders>
+          <w:tblW w:w="0" w:type="auto"/>
+          <w:tblInd w:w="339" w:type="dxa"/>
+          <w:tblLayout w:type="fixed"/>
           <w:tblCellMar>
             <w:top w:w="0" w:type="dxa"/>
             <w:left w:w="0" w:type="dxa"/>
@@ -5655,18 +5576,18 @@
           </w:tblCellMar>
         </w:tblPrEx>
         <w:trPr>
-          <w:trHeight w:val="439" w:hRule="atLeast"/>
+          <w:trHeight w:val="439"/>
         </w:trPr>
         <w:tc>
           <w:tcPr>
             <w:tcW w:w="1894" w:type="dxa"/>
             <w:tcBorders>
-              <w:left w:val="single" w:color="000000" w:sz="6" w:space="0"/>
+              <w:left w:val="single" w:sz="6" w:space="0" w:color="000000"/>
             </w:tcBorders>
           </w:tcPr>
           <w:p>
             <w:pPr>
-              <w:pStyle w:val="26"/>
+              <w:pStyle w:val="TableParagraph"/>
               <w:keepNext w:val="0"/>
               <w:keepLines w:val="0"/>
               <w:pageBreakBefore w:val="0"/>
@@ -5697,7 +5618,7 @@
           </w:tcPr>
           <w:p>
             <w:pPr>
-              <w:pStyle w:val="26"/>
+              <w:pStyle w:val="TableParagraph"/>
               <w:keepNext w:val="0"/>
               <w:keepLines w:val="0"/>
               <w:pageBreakBefore w:val="0"/>
@@ -5727,7 +5648,7 @@
           </w:tcPr>
           <w:p>
             <w:pPr>
-              <w:pStyle w:val="26"/>
+              <w:pStyle w:val="TableParagraph"/>
               <w:keepNext w:val="0"/>
               <w:keepLines w:val="0"/>
               <w:pageBreakBefore w:val="0"/>
@@ -5758,7 +5679,7 @@
           </w:tcPr>
           <w:p>
             <w:pPr>
-              <w:pStyle w:val="26"/>
+              <w:pStyle w:val="TableParagraph"/>
               <w:keepNext w:val="0"/>
               <w:keepLines w:val="0"/>
               <w:pageBreakBefore w:val="0"/>
@@ -5789,7 +5710,7 @@
           </w:tcPr>
           <w:p>
             <w:pPr>
-              <w:pStyle w:val="26"/>
+              <w:pStyle w:val="TableParagraph"/>
               <w:keepNext w:val="0"/>
               <w:keepLines w:val="0"/>
               <w:pageBreakBefore w:val="0"/>
@@ -5820,7 +5741,7 @@
           </w:tcPr>
           <w:p>
             <w:pPr>
-              <w:pStyle w:val="26"/>
+              <w:pStyle w:val="TableParagraph"/>
               <w:keepNext w:val="0"/>
               <w:keepLines w:val="0"/>
               <w:pageBreakBefore w:val="0"/>
@@ -5851,7 +5772,7 @@
           </w:tcPr>
           <w:p>
             <w:pPr>
-              <w:pStyle w:val="26"/>
+              <w:pStyle w:val="TableParagraph"/>
               <w:keepNext w:val="0"/>
               <w:keepLines w:val="0"/>
               <w:pageBreakBefore w:val="0"/>
@@ -5864,7 +5785,7 @@
               <w:bidi w:val="0"/>
               <w:ind w:left="588"/>
               <w:rPr>
-                <w:rFonts w:hint="eastAsia" w:eastAsia="宋体"/>
+                <w:rFonts w:eastAsia="宋体" w:hint="eastAsia"/>
                 <w:sz w:val="20"/>
                 <w:lang w:eastAsia="zh-CN"/>
               </w:rPr>
@@ -5885,7 +5806,7 @@
           </w:tcPr>
           <w:p>
             <w:pPr>
-              <w:pStyle w:val="26"/>
+              <w:pStyle w:val="TableParagraph"/>
               <w:keepNext w:val="0"/>
               <w:keepLines w:val="0"/>
               <w:pageBreakBefore w:val="0"/>
@@ -5912,14 +5833,9 @@
       </w:tr>
       <w:tr>
         <w:tblPrEx>
-          <w:tblBorders>
-            <w:top w:val="single" w:color="000000" w:sz="4" w:space="0"/>
-            <w:left w:val="single" w:color="000000" w:sz="4" w:space="0"/>
-            <w:bottom w:val="single" w:color="000000" w:sz="4" w:space="0"/>
-            <w:right w:val="single" w:color="000000" w:sz="4" w:space="0"/>
-            <w:insideH w:val="single" w:color="000000" w:sz="4" w:space="0"/>
-            <w:insideV w:val="single" w:color="000000" w:sz="4" w:space="0"/>
-          </w:tblBorders>
+          <w:tblW w:w="0" w:type="auto"/>
+          <w:tblInd w:w="339" w:type="dxa"/>
+          <w:tblLayout w:type="fixed"/>
           <w:tblCellMar>
             <w:top w:w="0" w:type="dxa"/>
             <w:left w:w="0" w:type="dxa"/>
@@ -5928,19 +5844,19 @@
           </w:tblCellMar>
         </w:tblPrEx>
         <w:trPr>
-          <w:trHeight w:val="441" w:hRule="atLeast"/>
+          <w:trHeight w:val="441"/>
         </w:trPr>
         <w:tc>
           <w:tcPr>
             <w:tcW w:w="1894" w:type="dxa"/>
             <w:tcBorders>
-              <w:left w:val="single" w:color="000000" w:sz="6" w:space="0"/>
-              <w:bottom w:val="single" w:color="000000" w:sz="6" w:space="0"/>
+              <w:left w:val="single" w:sz="6" w:space="0" w:color="000000"/>
+              <w:bottom w:val="single" w:sz="6" w:space="0" w:color="000000"/>
             </w:tcBorders>
           </w:tcPr>
           <w:p>
             <w:pPr>
-              <w:pStyle w:val="26"/>
+              <w:pStyle w:val="TableParagraph"/>
               <w:keepNext w:val="0"/>
               <w:keepLines w:val="0"/>
               <w:pageBreakBefore w:val="0"/>
@@ -5970,12 +5886,12 @@
           <w:tcPr>
             <w:tcW w:w="708" w:type="dxa"/>
             <w:tcBorders>
-              <w:bottom w:val="single" w:color="000000" w:sz="6" w:space="0"/>
+              <w:bottom w:val="single" w:sz="6" w:space="0" w:color="000000"/>
             </w:tcBorders>
           </w:tcPr>
           <w:p>
             <w:pPr>
-              <w:pStyle w:val="26"/>
+              <w:pStyle w:val="TableParagraph"/>
               <w:keepNext w:val="0"/>
               <w:keepLines w:val="0"/>
               <w:pageBreakBefore w:val="0"/>
@@ -6003,12 +5919,12 @@
           <w:tcPr>
             <w:tcW w:w="993" w:type="dxa"/>
             <w:tcBorders>
-              <w:bottom w:val="single" w:color="000000" w:sz="6" w:space="0"/>
+              <w:bottom w:val="single" w:sz="6" w:space="0" w:color="000000"/>
             </w:tcBorders>
           </w:tcPr>
           <w:p>
             <w:pPr>
-              <w:pStyle w:val="26"/>
+              <w:pStyle w:val="TableParagraph"/>
               <w:keepNext w:val="0"/>
               <w:keepLines w:val="0"/>
               <w:pageBreakBefore w:val="0"/>
@@ -6037,12 +5953,12 @@
           <w:tcPr>
             <w:tcW w:w="850" w:type="dxa"/>
             <w:tcBorders>
-              <w:bottom w:val="single" w:color="000000" w:sz="6" w:space="0"/>
+              <w:bottom w:val="single" w:sz="6" w:space="0" w:color="000000"/>
             </w:tcBorders>
           </w:tcPr>
           <w:p>
             <w:pPr>
-              <w:pStyle w:val="26"/>
+              <w:pStyle w:val="TableParagraph"/>
               <w:keepNext w:val="0"/>
               <w:keepLines w:val="0"/>
               <w:pageBreakBefore w:val="0"/>
@@ -6071,12 +5987,12 @@
           <w:tcPr>
             <w:tcW w:w="958" w:type="dxa"/>
             <w:tcBorders>
-              <w:bottom w:val="single" w:color="000000" w:sz="6" w:space="0"/>
+              <w:bottom w:val="single" w:sz="6" w:space="0" w:color="000000"/>
             </w:tcBorders>
           </w:tcPr>
           <w:p>
             <w:pPr>
-              <w:pStyle w:val="26"/>
+              <w:pStyle w:val="TableParagraph"/>
               <w:keepNext w:val="0"/>
               <w:keepLines w:val="0"/>
               <w:pageBreakBefore w:val="0"/>
@@ -6105,12 +6021,12 @@
           <w:tcPr>
             <w:tcW w:w="1310" w:type="dxa"/>
             <w:tcBorders>
-              <w:bottom w:val="single" w:color="000000" w:sz="6" w:space="0"/>
+              <w:bottom w:val="single" w:sz="6" w:space="0" w:color="000000"/>
             </w:tcBorders>
           </w:tcPr>
           <w:p>
             <w:pPr>
-              <w:pStyle w:val="26"/>
+              <w:pStyle w:val="TableParagraph"/>
               <w:keepNext w:val="0"/>
               <w:keepLines w:val="0"/>
               <w:pageBreakBefore w:val="0"/>
@@ -6139,12 +6055,12 @@
           <w:tcPr>
             <w:tcW w:w="1276" w:type="dxa"/>
             <w:tcBorders>
-              <w:bottom w:val="single" w:color="000000" w:sz="6" w:space="0"/>
+              <w:bottom w:val="single" w:sz="6" w:space="0" w:color="000000"/>
             </w:tcBorders>
           </w:tcPr>
           <w:p>
             <w:pPr>
-              <w:pStyle w:val="26"/>
+              <w:pStyle w:val="TableParagraph"/>
               <w:keepNext w:val="0"/>
               <w:keepLines w:val="0"/>
               <w:pageBreakBefore w:val="0"/>
@@ -6172,12 +6088,12 @@
           <w:tcPr>
             <w:tcW w:w="1417" w:type="dxa"/>
             <w:tcBorders>
-              <w:bottom w:val="single" w:color="000000" w:sz="6" w:space="0"/>
+              <w:bottom w:val="single" w:sz="6" w:space="0" w:color="000000"/>
             </w:tcBorders>
           </w:tcPr>
           <w:p>
             <w:pPr>
-              <w:pStyle w:val="26"/>
+              <w:pStyle w:val="TableParagraph"/>
               <w:keepNext w:val="0"/>
               <w:keepLines w:val="0"/>
               <w:pageBreakBefore w:val="0"/>
@@ -6205,7 +6121,7 @@
     </w:tbl>
     <w:p>
       <w:pPr>
-        <w:pStyle w:val="29"/>
+        <w:pStyle w:val="a"/>
         <w:bidi w:val="0"/>
         <w:rPr>
           <w:rFonts w:hint="eastAsia"/>
@@ -6222,7 +6138,7 @@
     </w:p>
     <w:p>
       <w:pPr>
-        <w:pStyle w:val="29"/>
+        <w:pStyle w:val="a"/>
         <w:bidi w:val="0"/>
         <w:rPr>
           <w:rFonts w:hint="default"/>
@@ -6239,13 +6155,13 @@
     </w:p>
     <w:p>
       <w:pPr>
-        <w:pStyle w:val="29"/>
+        <w:pStyle w:val="a"/>
         <w:bidi w:val="0"/>
         <w:rPr>
           <w:lang w:eastAsia="zh-CN"/>
         </w:rPr>
       </w:pPr>
-      <w:bookmarkStart w:id="9" w:name="_GoBack"/>
+      <w:bookmarkStart w:id="8" w:name="_GoBack"/>
       <w:r>
         <w:drawing>
           <wp:inline distT="0" distB="0" distL="114300" distR="114300">
@@ -6265,7 +6181,7 @@
                     </pic:cNvPicPr>
                   </pic:nvPicPr>
                   <pic:blipFill>
-                    <a:blip r:embed="rId6"/>
+                    <a:blip xmlns:r="http://schemas.openxmlformats.org/officeDocument/2006/relationships" r:embed="rId5"/>
                     <a:stretch>
                       <a:fillRect/>
                     </a:stretch>
@@ -6289,38 +6205,38 @@
           </wp:inline>
         </w:drawing>
       </w:r>
-      <w:bookmarkEnd w:id="9"/>
+      <w:bookmarkEnd w:id="8"/>
     </w:p>
     <w:p>
       <w:pPr>
-        <w:pStyle w:val="29"/>
+        <w:pStyle w:val="a"/>
         <w:bidi w:val="0"/>
       </w:pPr>
     </w:p>
     <w:p>
       <w:pPr>
-        <w:pStyle w:val="29"/>
+        <w:pStyle w:val="a"/>
         <w:bidi w:val="0"/>
       </w:pPr>
     </w:p>
     <w:p>
       <w:pPr>
-        <w:pStyle w:val="29"/>
+        <w:pStyle w:val="a"/>
         <w:bidi w:val="0"/>
       </w:pPr>
     </w:p>
     <w:p>
       <w:pPr>
-        <w:pStyle w:val="29"/>
+        <w:pStyle w:val="a"/>
         <w:bidi w:val="0"/>
       </w:pPr>
     </w:p>
     <w:p>
       <w:pPr>
-        <w:pStyle w:val="29"/>
+        <w:pStyle w:val="a"/>
         <w:bidi w:val="0"/>
         <w:rPr>
-          <w:rFonts w:hint="default" w:eastAsia="宋体"/>
+          <w:rFonts w:eastAsia="宋体" w:hint="default"/>
           <w:lang w:val="en-US" w:eastAsia="zh-CN"/>
         </w:rPr>
       </w:pPr>
@@ -6334,7 +6250,7 @@
     </w:p>
     <w:p>
       <w:pPr>
-        <w:pStyle w:val="29"/>
+        <w:pStyle w:val="a"/>
         <w:bidi w:val="0"/>
         <w:rPr>
           <w:lang w:eastAsia="zh-CN"/>
@@ -6359,7 +6275,7 @@
                     </pic:cNvPicPr>
                   </pic:nvPicPr>
                   <pic:blipFill>
-                    <a:blip r:embed="rId7"/>
+                    <a:blip xmlns:r="http://schemas.openxmlformats.org/officeDocument/2006/relationships" r:embed="rId6"/>
                     <a:stretch>
                       <a:fillRect/>
                     </a:stretch>
@@ -6386,7 +6302,7 @@
     </w:p>
     <w:p>
       <w:pPr>
-        <w:pStyle w:val="28"/>
+        <w:pStyle w:val="1"/>
         <w:keepNext w:val="0"/>
         <w:keepLines w:val="0"/>
         <w:pageBreakBefore w:val="0"/>
@@ -6401,14 +6317,14 @@
           <w:lang w:eastAsia="zh-CN"/>
         </w:rPr>
       </w:pPr>
-      <w:bookmarkStart w:id="8" w:name="_Toc22742"/>
+      <w:bookmarkStart w:id="9" w:name="_Toc22742"/>
       <w:r>
         <w:rPr>
           <w:lang w:eastAsia="zh-CN"/>
         </w:rPr>
         <w:t>客户满意度调查结果分析</w:t>
       </w:r>
-      <w:bookmarkEnd w:id="8"/>
+      <w:bookmarkEnd w:id="9"/>
     </w:p>
     <w:p>
       <w:pPr>
@@ -6426,10 +6342,10 @@
         <w:adjustRightInd/>
         <w:snapToGrid/>
         <w:spacing w:line="360" w:lineRule="auto"/>
-        <w:ind w:left="0" w:right="0" w:firstLine="456" w:firstLineChars="200"/>
+        <w:ind w:left="0" w:right="0" w:firstLine="420" w:firstLineChars="200"/>
         <w:textAlignment w:val="auto"/>
         <w:rPr>
-          <w:rFonts w:hint="eastAsia" w:ascii="宋体" w:hAnsi="宋体" w:eastAsia="宋体" w:cs="宋体"/>
+          <w:rFonts w:ascii="宋体" w:eastAsia="宋体" w:hAnsi="宋体" w:cs="宋体" w:hint="eastAsia"/>
           <w:spacing w:val="-107"/>
           <w:sz w:val="24"/>
           <w:szCs w:val="24"/>
@@ -6438,7 +6354,7 @@
       </w:pPr>
       <w:r>
         <w:rPr>
-          <w:rFonts w:hint="eastAsia" w:ascii="宋体" w:hAnsi="宋体" w:eastAsia="宋体" w:cs="宋体"/>
+          <w:rFonts w:ascii="宋体" w:eastAsia="宋体" w:hAnsi="宋体" w:cs="宋体" w:hint="eastAsia"/>
           <w:spacing w:val="-6"/>
           <w:sz w:val="24"/>
           <w:szCs w:val="24"/>
@@ -6448,7 +6364,7 @@
       </w:r>
       <w:r>
         <w:rPr>
-          <w:rFonts w:hint="eastAsia" w:ascii="宋体" w:hAnsi="宋体" w:eastAsia="宋体" w:cs="宋体"/>
+          <w:rFonts w:ascii="宋体" w:eastAsia="宋体" w:hAnsi="宋体" w:cs="宋体" w:hint="eastAsia"/>
           <w:spacing w:val="-1"/>
           <w:sz w:val="24"/>
           <w:szCs w:val="24"/>
@@ -6458,7 +6374,7 @@
       </w:r>
       <w:r>
         <w:rPr>
-          <w:rFonts w:hint="eastAsia" w:ascii="宋体" w:hAnsi="宋体" w:eastAsia="宋体" w:cs="宋体"/>
+          <w:rFonts w:ascii="宋体" w:eastAsia="宋体" w:hAnsi="宋体" w:cs="宋体" w:hint="eastAsia"/>
           <w:spacing w:val="-8"/>
           <w:sz w:val="24"/>
           <w:szCs w:val="24"/>
@@ -6468,7 +6384,7 @@
       </w:r>
       <w:r>
         <w:rPr>
-          <w:rFonts w:hint="eastAsia" w:ascii="宋体" w:hAnsi="宋体" w:eastAsia="宋体" w:cs="宋体"/>
+          <w:rFonts w:ascii="宋体" w:eastAsia="宋体" w:hAnsi="宋体" w:cs="宋体" w:hint="eastAsia"/>
           <w:spacing w:val="-107"/>
           <w:sz w:val="24"/>
           <w:szCs w:val="24"/>
@@ -6493,10 +6409,10 @@
         <w:adjustRightInd/>
         <w:snapToGrid/>
         <w:spacing w:line="360" w:lineRule="auto"/>
-        <w:ind w:left="0" w:right="0" w:firstLine="456" w:firstLineChars="200"/>
+        <w:ind w:left="0" w:right="0" w:firstLine="420" w:firstLineChars="200"/>
         <w:textAlignment w:val="auto"/>
         <w:rPr>
-          <w:rFonts w:hint="eastAsia" w:ascii="宋体" w:hAnsi="宋体" w:eastAsia="宋体" w:cs="宋体"/>
+          <w:rFonts w:ascii="宋体" w:eastAsia="宋体" w:hAnsi="宋体" w:cs="宋体" w:hint="eastAsia"/>
           <w:spacing w:val="-6"/>
           <w:sz w:val="24"/>
           <w:szCs w:val="24"/>
@@ -6505,7 +6421,7 @@
       </w:pPr>
       <w:r>
         <w:rPr>
-          <w:rFonts w:hint="eastAsia" w:ascii="宋体" w:hAnsi="宋体" w:cs="宋体"/>
+          <w:rFonts w:ascii="宋体" w:hAnsi="宋体" w:cs="宋体" w:hint="eastAsia"/>
           <w:spacing w:val="-6"/>
           <w:sz w:val="24"/>
           <w:szCs w:val="24"/>
@@ -6515,7 +6431,7 @@
       </w:r>
       <w:r>
         <w:rPr>
-          <w:rFonts w:hint="eastAsia" w:ascii="宋体" w:hAnsi="宋体" w:eastAsia="宋体" w:cs="宋体"/>
+          <w:rFonts w:ascii="宋体" w:eastAsia="宋体" w:hAnsi="宋体" w:cs="宋体" w:hint="eastAsia"/>
           <w:spacing w:val="-6"/>
           <w:sz w:val="24"/>
           <w:szCs w:val="24"/>
@@ -6540,10 +6456,10 @@
         <w:adjustRightInd/>
         <w:snapToGrid/>
         <w:spacing w:line="360" w:lineRule="auto"/>
-        <w:ind w:left="0" w:right="0" w:firstLine="456" w:firstLineChars="200"/>
+        <w:ind w:left="0" w:right="0" w:firstLine="420" w:firstLineChars="200"/>
         <w:textAlignment w:val="auto"/>
         <w:rPr>
-          <w:rFonts w:hint="eastAsia" w:ascii="宋体" w:hAnsi="宋体" w:eastAsia="宋体" w:cs="宋体"/>
+          <w:rFonts w:ascii="宋体" w:eastAsia="宋体" w:hAnsi="宋体" w:cs="宋体" w:hint="eastAsia"/>
           <w:spacing w:val="-6"/>
           <w:sz w:val="24"/>
           <w:szCs w:val="24"/>
@@ -6552,7 +6468,7 @@
       </w:pPr>
       <w:r>
         <w:rPr>
-          <w:rFonts w:hint="eastAsia" w:ascii="宋体" w:hAnsi="宋体" w:cs="宋体"/>
+          <w:rFonts w:ascii="宋体" w:hAnsi="宋体" w:cs="宋体" w:hint="eastAsia"/>
           <w:spacing w:val="-6"/>
           <w:sz w:val="24"/>
           <w:szCs w:val="24"/>
@@ -6562,7 +6478,7 @@
       </w:r>
       <w:r>
         <w:rPr>
-          <w:rFonts w:hint="eastAsia" w:ascii="宋体" w:hAnsi="宋体" w:eastAsia="宋体" w:cs="宋体"/>
+          <w:rFonts w:ascii="宋体" w:eastAsia="宋体" w:hAnsi="宋体" w:cs="宋体" w:hint="eastAsia"/>
           <w:spacing w:val="-6"/>
           <w:sz w:val="24"/>
           <w:szCs w:val="24"/>
@@ -6587,10 +6503,10 @@
         <w:adjustRightInd/>
         <w:snapToGrid/>
         <w:spacing w:line="360" w:lineRule="auto"/>
-        <w:ind w:left="0" w:right="0" w:firstLine="456" w:firstLineChars="200"/>
+        <w:ind w:left="0" w:right="0" w:firstLine="420" w:firstLineChars="200"/>
         <w:textAlignment w:val="auto"/>
         <w:rPr>
-          <w:rFonts w:hint="eastAsia" w:ascii="宋体" w:hAnsi="宋体" w:eastAsia="宋体" w:cs="宋体"/>
+          <w:rFonts w:ascii="宋体" w:eastAsia="宋体" w:hAnsi="宋体" w:cs="宋体" w:hint="eastAsia"/>
           <w:spacing w:val="-6"/>
           <w:sz w:val="24"/>
           <w:szCs w:val="24"/>
@@ -6599,7 +6515,7 @@
       </w:pPr>
       <w:r>
         <w:rPr>
-          <w:rFonts w:hint="eastAsia" w:ascii="宋体" w:hAnsi="宋体" w:eastAsia="宋体" w:cs="宋体"/>
+          <w:rFonts w:ascii="宋体" w:eastAsia="宋体" w:hAnsi="宋体" w:cs="宋体" w:hint="eastAsia"/>
           <w:spacing w:val="-6"/>
           <w:sz w:val="24"/>
           <w:szCs w:val="24"/>
@@ -6624,10 +6540,10 @@
         <w:adjustRightInd/>
         <w:snapToGrid/>
         <w:spacing w:line="360" w:lineRule="auto"/>
-        <w:ind w:left="0" w:right="0" w:firstLine="456" w:firstLineChars="200"/>
+        <w:ind w:left="0" w:right="0" w:firstLine="420" w:firstLineChars="200"/>
         <w:textAlignment w:val="auto"/>
         <w:rPr>
-          <w:rFonts w:hint="eastAsia" w:ascii="宋体" w:hAnsi="宋体" w:eastAsia="宋体" w:cs="宋体"/>
+          <w:rFonts w:ascii="宋体" w:eastAsia="宋体" w:hAnsi="宋体" w:cs="宋体" w:hint="eastAsia"/>
           <w:spacing w:val="-6"/>
           <w:sz w:val="24"/>
           <w:szCs w:val="24"/>
@@ -6636,7 +6552,7 @@
       </w:pPr>
       <w:r>
         <w:rPr>
-          <w:rFonts w:hint="eastAsia" w:ascii="宋体" w:hAnsi="宋体" w:eastAsia="宋体" w:cs="宋体"/>
+          <w:rFonts w:ascii="宋体" w:eastAsia="宋体" w:hAnsi="宋体" w:cs="宋体" w:hint="eastAsia"/>
           <w:spacing w:val="-6"/>
           <w:sz w:val="24"/>
           <w:szCs w:val="24"/>
@@ -6661,10 +6577,10 @@
         <w:adjustRightInd/>
         <w:snapToGrid/>
         <w:spacing w:line="360" w:lineRule="auto"/>
-        <w:ind w:left="0" w:right="0" w:firstLine="456" w:firstLineChars="200"/>
+        <w:ind w:left="0" w:right="0" w:firstLine="420" w:firstLineChars="200"/>
         <w:textAlignment w:val="auto"/>
         <w:rPr>
-          <w:rFonts w:hint="eastAsia" w:ascii="宋体" w:hAnsi="宋体" w:eastAsia="宋体" w:cs="宋体"/>
+          <w:rFonts w:ascii="宋体" w:eastAsia="宋体" w:hAnsi="宋体" w:cs="宋体" w:hint="eastAsia"/>
           <w:spacing w:val="-6"/>
           <w:sz w:val="24"/>
           <w:szCs w:val="24"/>
@@ -6673,7 +6589,7 @@
       </w:pPr>
       <w:r>
         <w:rPr>
-          <w:rFonts w:hint="eastAsia" w:ascii="宋体" w:hAnsi="宋体" w:cs="宋体"/>
+          <w:rFonts w:ascii="宋体" w:hAnsi="宋体" w:cs="宋体" w:hint="eastAsia"/>
           <w:spacing w:val="-6"/>
           <w:sz w:val="24"/>
           <w:szCs w:val="24"/>
@@ -6683,7 +6599,7 @@
       </w:r>
       <w:r>
         <w:rPr>
-          <w:rFonts w:hint="eastAsia" w:ascii="宋体" w:hAnsi="宋体" w:eastAsia="宋体" w:cs="宋体"/>
+          <w:rFonts w:ascii="宋体" w:eastAsia="宋体" w:hAnsi="宋体" w:cs="宋体" w:hint="eastAsia"/>
           <w:spacing w:val="-6"/>
           <w:sz w:val="24"/>
           <w:szCs w:val="24"/>
@@ -6708,10 +6624,10 @@
         <w:adjustRightInd/>
         <w:snapToGrid/>
         <w:spacing w:line="360" w:lineRule="auto"/>
-        <w:ind w:left="0" w:right="0" w:firstLine="456" w:firstLineChars="200"/>
+        <w:ind w:left="0" w:right="0" w:firstLine="420" w:firstLineChars="200"/>
         <w:textAlignment w:val="auto"/>
         <w:rPr>
-          <w:rFonts w:hint="eastAsia" w:ascii="宋体" w:hAnsi="宋体" w:eastAsia="宋体" w:cs="宋体"/>
+          <w:rFonts w:ascii="宋体" w:eastAsia="宋体" w:hAnsi="宋体" w:cs="宋体" w:hint="eastAsia"/>
           <w:spacing w:val="-6"/>
           <w:sz w:val="24"/>
           <w:szCs w:val="24"/>
@@ -6720,7 +6636,7 @@
       </w:pPr>
       <w:r>
         <w:rPr>
-          <w:rFonts w:hint="eastAsia" w:ascii="宋体" w:hAnsi="宋体" w:eastAsia="宋体" w:cs="宋体"/>
+          <w:rFonts w:ascii="宋体" w:eastAsia="宋体" w:hAnsi="宋体" w:cs="宋体" w:hint="eastAsia"/>
           <w:spacing w:val="-6"/>
           <w:sz w:val="24"/>
           <w:szCs w:val="24"/>
@@ -6745,10 +6661,10 @@
         <w:adjustRightInd/>
         <w:snapToGrid/>
         <w:spacing w:line="360" w:lineRule="auto"/>
-        <w:ind w:left="0" w:right="0" w:firstLine="456" w:firstLineChars="200"/>
+        <w:ind w:left="0" w:right="0" w:firstLine="420" w:firstLineChars="200"/>
         <w:textAlignment w:val="auto"/>
         <w:rPr>
-          <w:rFonts w:hint="eastAsia" w:ascii="宋体" w:hAnsi="宋体" w:eastAsia="宋体" w:cs="宋体"/>
+          <w:rFonts w:ascii="宋体" w:eastAsia="宋体" w:hAnsi="宋体" w:cs="宋体" w:hint="eastAsia"/>
           <w:spacing w:val="-6"/>
           <w:sz w:val="24"/>
           <w:szCs w:val="24"/>
@@ -6757,7 +6673,7 @@
       </w:pPr>
       <w:r>
         <w:rPr>
-          <w:rFonts w:hint="eastAsia" w:ascii="宋体" w:hAnsi="宋体" w:eastAsia="宋体" w:cs="宋体"/>
+          <w:rFonts w:ascii="宋体" w:eastAsia="宋体" w:hAnsi="宋体" w:cs="宋体" w:hint="eastAsia"/>
           <w:spacing w:val="-6"/>
           <w:sz w:val="24"/>
           <w:szCs w:val="24"/>
@@ -6767,7 +6683,7 @@
       </w:r>
       <w:r>
         <w:rPr>
-          <w:rFonts w:hint="eastAsia" w:ascii="宋体" w:hAnsi="宋体" w:eastAsia="宋体" w:cs="宋体"/>
+          <w:rFonts w:ascii="宋体" w:eastAsia="宋体" w:hAnsi="宋体" w:cs="宋体" w:hint="eastAsia"/>
           <w:spacing w:val="-6"/>
           <w:sz w:val="24"/>
           <w:szCs w:val="24"/>
@@ -6777,7 +6693,7 @@
       </w:r>
       <w:r>
         <w:rPr>
-          <w:rFonts w:hint="eastAsia" w:ascii="宋体" w:hAnsi="宋体" w:cs="宋体"/>
+          <w:rFonts w:ascii="宋体" w:hAnsi="宋体" w:cs="宋体" w:hint="eastAsia"/>
           <w:spacing w:val="-6"/>
           <w:sz w:val="24"/>
           <w:szCs w:val="24"/>
@@ -6787,7 +6703,7 @@
       </w:r>
       <w:r>
         <w:rPr>
-          <w:rFonts w:hint="eastAsia" w:ascii="宋体" w:hAnsi="宋体" w:eastAsia="宋体" w:cs="宋体"/>
+          <w:rFonts w:ascii="宋体" w:eastAsia="宋体" w:hAnsi="宋体" w:cs="宋体" w:hint="eastAsia"/>
           <w:spacing w:val="-6"/>
           <w:sz w:val="24"/>
           <w:szCs w:val="24"/>
@@ -6797,7 +6713,7 @@
       </w:r>
       <w:r>
         <w:rPr>
-          <w:rFonts w:hint="eastAsia" w:ascii="宋体" w:hAnsi="宋体" w:eastAsia="宋体" w:cs="宋体"/>
+          <w:rFonts w:ascii="宋体" w:eastAsia="宋体" w:hAnsi="宋体" w:cs="宋体" w:hint="eastAsia"/>
           <w:spacing w:val="-6"/>
           <w:sz w:val="24"/>
           <w:szCs w:val="24"/>
@@ -6807,7 +6723,7 @@
       </w:r>
       <w:r>
         <w:rPr>
-          <w:rFonts w:hint="eastAsia" w:ascii="宋体" w:hAnsi="宋体" w:eastAsia="宋体" w:cs="宋体"/>
+          <w:rFonts w:ascii="宋体" w:eastAsia="宋体" w:hAnsi="宋体" w:cs="宋体" w:hint="eastAsia"/>
           <w:spacing w:val="-6"/>
           <w:sz w:val="24"/>
           <w:szCs w:val="24"/>
@@ -6817,7 +6733,7 @@
       </w:r>
       <w:r>
         <w:rPr>
-          <w:rFonts w:hint="eastAsia" w:ascii="宋体" w:hAnsi="宋体" w:eastAsia="宋体" w:cs="宋体"/>
+          <w:rFonts w:ascii="宋体" w:eastAsia="宋体" w:hAnsi="宋体" w:cs="宋体" w:hint="eastAsia"/>
           <w:spacing w:val="-6"/>
           <w:sz w:val="24"/>
           <w:szCs w:val="24"/>
@@ -6842,10 +6758,10 @@
         <w:adjustRightInd/>
         <w:snapToGrid/>
         <w:spacing w:line="360" w:lineRule="auto"/>
-        <w:ind w:left="0" w:right="0" w:firstLine="456" w:firstLineChars="200"/>
+        <w:ind w:left="0" w:right="0" w:firstLine="420" w:firstLineChars="200"/>
         <w:textAlignment w:val="auto"/>
         <w:rPr>
-          <w:rFonts w:hint="eastAsia" w:ascii="宋体" w:hAnsi="宋体" w:eastAsia="宋体" w:cs="宋体"/>
+          <w:rFonts w:ascii="宋体" w:eastAsia="宋体" w:hAnsi="宋体" w:cs="宋体" w:hint="eastAsia"/>
           <w:spacing w:val="-6"/>
           <w:sz w:val="24"/>
           <w:szCs w:val="24"/>
@@ -6854,7 +6770,7 @@
       </w:pPr>
       <w:r>
         <w:rPr>
-          <w:rFonts w:hint="eastAsia" w:ascii="宋体" w:hAnsi="宋体" w:eastAsia="宋体" w:cs="宋体"/>
+          <w:rFonts w:ascii="宋体" w:eastAsia="宋体" w:hAnsi="宋体" w:cs="宋体" w:hint="eastAsia"/>
           <w:spacing w:val="-6"/>
           <w:sz w:val="24"/>
           <w:szCs w:val="24"/>
@@ -6879,10 +6795,10 @@
         <w:adjustRightInd/>
         <w:snapToGrid/>
         <w:spacing w:line="360" w:lineRule="auto"/>
-        <w:ind w:left="0" w:right="0" w:firstLine="456" w:firstLineChars="200"/>
+        <w:ind w:left="0" w:right="0" w:firstLine="420" w:firstLineChars="200"/>
         <w:textAlignment w:val="auto"/>
         <w:rPr>
-          <w:rFonts w:hint="eastAsia" w:ascii="宋体" w:hAnsi="宋体" w:eastAsia="宋体" w:cs="宋体"/>
+          <w:rFonts w:ascii="宋体" w:eastAsia="宋体" w:hAnsi="宋体" w:cs="宋体" w:hint="eastAsia"/>
           <w:spacing w:val="-6"/>
           <w:sz w:val="24"/>
           <w:szCs w:val="24"/>
@@ -6891,7 +6807,7 @@
       </w:pPr>
       <w:r>
         <w:rPr>
-          <w:rFonts w:hint="eastAsia" w:ascii="宋体" w:hAnsi="宋体" w:eastAsia="宋体" w:cs="宋体"/>
+          <w:rFonts w:ascii="宋体" w:eastAsia="宋体" w:hAnsi="宋体" w:cs="宋体" w:hint="eastAsia"/>
           <w:spacing w:val="-6"/>
           <w:sz w:val="24"/>
           <w:szCs w:val="24"/>
@@ -6916,10 +6832,10 @@
         <w:adjustRightInd/>
         <w:snapToGrid/>
         <w:spacing w:line="360" w:lineRule="auto"/>
-        <w:ind w:left="0" w:right="0" w:firstLine="456" w:firstLineChars="200"/>
+        <w:ind w:left="0" w:right="0" w:firstLine="420" w:firstLineChars="200"/>
         <w:textAlignment w:val="auto"/>
         <w:rPr>
-          <w:rFonts w:hint="eastAsia" w:ascii="宋体" w:hAnsi="宋体" w:eastAsia="宋体" w:cs="宋体"/>
+          <w:rFonts w:ascii="宋体" w:eastAsia="宋体" w:hAnsi="宋体" w:cs="宋体" w:hint="eastAsia"/>
           <w:spacing w:val="-6"/>
           <w:sz w:val="24"/>
           <w:szCs w:val="24"/>
@@ -6928,7 +6844,7 @@
       </w:pPr>
       <w:r>
         <w:rPr>
-          <w:rFonts w:hint="eastAsia" w:ascii="宋体" w:hAnsi="宋体" w:eastAsia="宋体" w:cs="宋体"/>
+          <w:rFonts w:ascii="宋体" w:eastAsia="宋体" w:hAnsi="宋体" w:cs="宋体" w:hint="eastAsia"/>
           <w:spacing w:val="-6"/>
           <w:sz w:val="24"/>
           <w:szCs w:val="24"/>
@@ -6953,10 +6869,10 @@
         <w:adjustRightInd/>
         <w:snapToGrid/>
         <w:spacing w:line="360" w:lineRule="auto"/>
-        <w:ind w:left="0" w:right="0" w:firstLine="456" w:firstLineChars="200"/>
+        <w:ind w:left="0" w:right="0" w:firstLine="420" w:firstLineChars="200"/>
         <w:textAlignment w:val="auto"/>
         <w:rPr>
-          <w:rFonts w:hint="eastAsia" w:ascii="宋体" w:hAnsi="宋体" w:eastAsia="宋体" w:cs="宋体"/>
+          <w:rFonts w:ascii="宋体" w:eastAsia="宋体" w:hAnsi="宋体" w:cs="宋体" w:hint="eastAsia"/>
           <w:spacing w:val="-6"/>
           <w:sz w:val="24"/>
           <w:szCs w:val="24"/>
@@ -6965,7 +6881,7 @@
       </w:pPr>
       <w:r>
         <w:rPr>
-          <w:rFonts w:hint="eastAsia" w:ascii="宋体" w:hAnsi="宋体" w:eastAsia="宋体" w:cs="宋体"/>
+          <w:rFonts w:ascii="宋体" w:eastAsia="宋体" w:hAnsi="宋体" w:cs="宋体" w:hint="eastAsia"/>
           <w:spacing w:val="-6"/>
           <w:sz w:val="24"/>
           <w:szCs w:val="24"/>
@@ -6990,7 +6906,7 @@
         <w:adjustRightInd/>
         <w:snapToGrid/>
         <w:spacing w:line="360" w:lineRule="auto"/>
-        <w:ind w:left="0" w:right="0" w:firstLine="456" w:firstLineChars="200"/>
+        <w:ind w:left="0" w:right="0" w:firstLine="420" w:firstLineChars="200"/>
         <w:textAlignment w:val="auto"/>
         <w:rPr>
           <w:spacing w:val="-6"/>
@@ -6999,7 +6915,7 @@
       </w:pPr>
       <w:r>
         <w:rPr>
-          <w:rFonts w:hint="eastAsia" w:ascii="宋体" w:hAnsi="宋体" w:eastAsia="宋体" w:cs="宋体"/>
+          <w:rFonts w:ascii="宋体" w:eastAsia="宋体" w:hAnsi="宋体" w:cs="宋体" w:hint="eastAsia"/>
           <w:spacing w:val="-6"/>
           <w:sz w:val="24"/>
           <w:szCs w:val="24"/>
@@ -7009,7 +6925,7 @@
       </w:r>
       <w:r>
         <w:rPr>
-          <w:rFonts w:hint="eastAsia" w:ascii="宋体" w:hAnsi="宋体" w:eastAsia="宋体" w:cs="宋体"/>
+          <w:rFonts w:ascii="宋体" w:eastAsia="宋体" w:hAnsi="宋体" w:cs="宋体" w:hint="eastAsia"/>
           <w:spacing w:val="-6"/>
           <w:sz w:val="24"/>
           <w:szCs w:val="24"/>
@@ -7019,7 +6935,7 @@
       </w:r>
       <w:r>
         <w:rPr>
-          <w:rFonts w:hint="eastAsia" w:ascii="宋体" w:hAnsi="宋体" w:eastAsia="宋体" w:cs="宋体"/>
+          <w:rFonts w:ascii="宋体" w:eastAsia="宋体" w:hAnsi="宋体" w:cs="宋体" w:hint="eastAsia"/>
           <w:spacing w:val="-6"/>
           <w:sz w:val="24"/>
           <w:szCs w:val="24"/>
@@ -7030,7 +6946,7 @@
     </w:p>
     <w:p>
       <w:pPr>
-        <w:pStyle w:val="12"/>
+        <w:pStyle w:val="BodyText"/>
         <w:keepNext w:val="0"/>
         <w:keepLines w:val="0"/>
         <w:pageBreakBefore w:val="0"/>
@@ -7050,72 +6966,22 @@
     <w:sectPr>
       <w:pgSz w:w="11910" w:h="16840"/>
       <w:pgMar w:top="1200" w:right="900" w:bottom="280" w:left="920" w:header="720" w:footer="720" w:gutter="0"/>
-      <w:cols w:space="720" w:num="1"/>
+      <w:cols w:num="1" w:space="720"/>
     </w:sectPr>
   </w:body>
 </w:document>
 </file>
 
-<file path=word/endnotes.xml><?xml version="1.0" encoding="utf-8"?>
-<w:endnotes xmlns:wpc="http://schemas.microsoft.com/office/word/2010/wordprocessingCanvas" xmlns:mc="http://schemas.openxmlformats.org/markup-compatibility/2006" xmlns:o="urn:schemas-microsoft-com:office:office" xmlns:r="http://schemas.openxmlformats.org/officeDocument/2006/relationships" xmlns:m="http://schemas.openxmlformats.org/officeDocument/2006/math" xmlns:v="urn:schemas-microsoft-com:vml" xmlns:wp14="http://schemas.microsoft.com/office/word/2010/wordprocessingDrawing" xmlns:wp="http://schemas.openxmlformats.org/drawingml/2006/wordprocessingDrawing" xmlns:w="http://schemas.openxmlformats.org/wordprocessingml/2006/main" xmlns:w14="http://schemas.microsoft.com/office/word/2010/wordml" xmlns:w15="http://schemas.microsoft.com/office/word/2012/wordml" xmlns:w10="urn:schemas-microsoft-com:office:word" xmlns:wpg="http://schemas.microsoft.com/office/word/2010/wordprocessingGroup" xmlns:wpi="http://schemas.microsoft.com/office/word/2010/wordprocessingInk" xmlns:wne="http://schemas.microsoft.com/office/word/2006/wordml" xmlns:wps="http://schemas.microsoft.com/office/word/2010/wordprocessingShape" xmlns:wpsCustomData="http://www.wps.cn/officeDocument/2013/wpsCustomData" mc:Ignorable="w14 w15 wp14">
-  <w:endnote w:type="separator" w:id="0">
-    <w:p>
-      <w:pPr>
-        <w:spacing w:line="240" w:lineRule="auto"/>
-      </w:pPr>
-      <w:r>
-        <w:separator/>
-      </w:r>
-    </w:p>
-  </w:endnote>
-  <w:endnote w:type="continuationSeparator" w:id="1">
-    <w:p>
-      <w:pPr>
-        <w:spacing w:line="240" w:lineRule="auto"/>
-      </w:pPr>
-      <w:r>
-        <w:continuationSeparator/>
-      </w:r>
-    </w:p>
-  </w:endnote>
-</w:endnotes>
-</file>
-
-<file path=word/footnotes.xml><?xml version="1.0" encoding="utf-8"?>
-<w:footnotes xmlns:wpc="http://schemas.microsoft.com/office/word/2010/wordprocessingCanvas" xmlns:mc="http://schemas.openxmlformats.org/markup-compatibility/2006" xmlns:o="urn:schemas-microsoft-com:office:office" xmlns:r="http://schemas.openxmlformats.org/officeDocument/2006/relationships" xmlns:m="http://schemas.openxmlformats.org/officeDocument/2006/math" xmlns:v="urn:schemas-microsoft-com:vml" xmlns:wp14="http://schemas.microsoft.com/office/word/2010/wordprocessingDrawing" xmlns:wp="http://schemas.openxmlformats.org/drawingml/2006/wordprocessingDrawing" xmlns:w="http://schemas.openxmlformats.org/wordprocessingml/2006/main" xmlns:w14="http://schemas.microsoft.com/office/word/2010/wordml" xmlns:w15="http://schemas.microsoft.com/office/word/2012/wordml" xmlns:w10="urn:schemas-microsoft-com:office:word" xmlns:wpg="http://schemas.microsoft.com/office/word/2010/wordprocessingGroup" xmlns:wpi="http://schemas.microsoft.com/office/word/2010/wordprocessingInk" xmlns:wne="http://schemas.microsoft.com/office/word/2006/wordml" xmlns:wps="http://schemas.microsoft.com/office/word/2010/wordprocessingShape" xmlns:wpsCustomData="http://www.wps.cn/officeDocument/2013/wpsCustomData" mc:Ignorable="w14 w15 wp14">
-  <w:footnote w:type="separator" w:id="0">
-    <w:p>
-      <w:pPr>
-        <w:spacing w:line="360" w:lineRule="auto"/>
-      </w:pPr>
-      <w:r>
-        <w:separator/>
-      </w:r>
-    </w:p>
-  </w:footnote>
-  <w:footnote w:type="continuationSeparator" w:id="1">
-    <w:p>
-      <w:pPr>
-        <w:spacing w:line="360" w:lineRule="auto"/>
-      </w:pPr>
-      <w:r>
-        <w:continuationSeparator/>
-      </w:r>
-    </w:p>
-  </w:footnote>
-</w:footnotes>
-</file>
-
 <file path=word/numbering.xml><?xml version="1.0" encoding="utf-8"?>
-<w:numbering xmlns:wpc="http://schemas.microsoft.com/office/word/2010/wordprocessingCanvas" xmlns:mc="http://schemas.openxmlformats.org/markup-compatibility/2006" xmlns:o="urn:schemas-microsoft-com:office:office" xmlns:r="http://schemas.openxmlformats.org/officeDocument/2006/relationships" xmlns:m="http://schemas.openxmlformats.org/officeDocument/2006/math" xmlns:v="urn:schemas-microsoft-com:vml" xmlns:wp14="http://schemas.microsoft.com/office/word/2010/wordprocessingDrawing" xmlns:wp="http://schemas.openxmlformats.org/drawingml/2006/wordprocessingDrawing" xmlns:w10="urn:schemas-microsoft-com:office:word" xmlns:w="http://schemas.openxmlformats.org/wordprocessingml/2006/main" xmlns:w14="http://schemas.microsoft.com/office/word/2010/wordml" xmlns:wpg="http://schemas.microsoft.com/office/word/2010/wordprocessingGroup" xmlns:wpi="http://schemas.microsoft.com/office/word/2010/wordprocessingInk" xmlns:wne="http://schemas.microsoft.com/office/word/2006/wordml" xmlns:wps="http://schemas.microsoft.com/office/word/2010/wordprocessingShape" xmlns:wpsCustomData="http://www.wps.cn/officeDocument/2013/wpsCustomData" mc:Ignorable="w14 wp14">
+<w:numbering xmlns:wpc="http://schemas.microsoft.com/office/word/2010/wordprocessingCanvas" xmlns:mc="http://schemas.openxmlformats.org/markup-compatibility/2006" xmlns:o="urn:schemas-microsoft-com:office:office" xmlns:r="http://schemas.openxmlformats.org/officeDocument/2006/relationships" xmlns:m="http://schemas.openxmlformats.org/officeDocument/2006/math" xmlns:v="urn:schemas-microsoft-com:vml" xmlns:wp14="http://schemas.microsoft.com/office/word/2010/wordprocessingDrawing" xmlns:wp="http://schemas.openxmlformats.org/drawingml/2006/wordprocessingDrawing" xmlns:w10="urn:schemas-microsoft-com:office:word" xmlns:w="http://schemas.openxmlformats.org/wordprocessingml/2006/main" xmlns:w14="http://schemas.microsoft.com/office/word/2010/wordml" xmlns:w15="http://schemas.microsoft.com/office/word/2012/wordml" xmlns:wne="http://schemas.microsoft.com/office/word/2006/wordml" xmlns:wpg="http://schemas.microsoft.com/office/word/2010/wordprocessingGroup" xmlns:wpi="http://schemas.microsoft.com/office/word/2010/wordprocessingInk" xmlns:wps="http://schemas.microsoft.com/office/word/2010/wordprocessingShape" mc:Ignorable="w14 w15 wp14">
   <w:abstractNum w:abstractNumId="0">
     <w:nsid w:val="8E964DCE"/>
     <w:multiLevelType w:val="multilevel"/>
     <w:tmpl w:val="8E964DCE"/>
-    <w:lvl w:ilvl="0" w:tentative="0">
+    <w:lvl w:ilvl="0">
       <w:start w:val="1"/>
       <w:numFmt w:val="decimal"/>
-      <w:pStyle w:val="2"/>
+      <w:pStyle w:val="Heading1"/>
       <w:lvlText w:val="%1."/>
       <w:lvlJc w:val="left"/>
       <w:pPr>
@@ -7125,10 +6991,10 @@
         <w:rFonts w:hint="default"/>
       </w:rPr>
     </w:lvl>
-    <w:lvl w:ilvl="1" w:tentative="0">
+    <w:lvl w:ilvl="1">
       <w:start w:val="1"/>
       <w:numFmt w:val="decimal"/>
-      <w:pStyle w:val="3"/>
+      <w:pStyle w:val="Heading2"/>
       <w:lvlText w:val="%1.%2."/>
       <w:lvlJc w:val="left"/>
       <w:pPr>
@@ -7138,10 +7004,10 @@
         <w:rFonts w:hint="default"/>
       </w:rPr>
     </w:lvl>
-    <w:lvl w:ilvl="2" w:tentative="0">
+    <w:lvl w:ilvl="2">
       <w:start w:val="1"/>
       <w:numFmt w:val="decimal"/>
-      <w:pStyle w:val="4"/>
+      <w:pStyle w:val="Heading3"/>
       <w:lvlText w:val="%1.%2.%3."/>
       <w:lvlJc w:val="left"/>
       <w:pPr>
@@ -7151,10 +7017,10 @@
         <w:rFonts w:hint="default"/>
       </w:rPr>
     </w:lvl>
-    <w:lvl w:ilvl="3" w:tentative="0">
+    <w:lvl w:ilvl="3">
       <w:start w:val="1"/>
       <w:numFmt w:val="decimal"/>
-      <w:pStyle w:val="5"/>
+      <w:pStyle w:val="Heading4"/>
       <w:lvlText w:val="%1.%2.%3.%4."/>
       <w:lvlJc w:val="left"/>
       <w:pPr>
@@ -7164,10 +7030,10 @@
         <w:rFonts w:hint="default"/>
       </w:rPr>
     </w:lvl>
-    <w:lvl w:ilvl="4" w:tentative="0">
+    <w:lvl w:ilvl="4">
       <w:start w:val="1"/>
       <w:numFmt w:val="decimal"/>
-      <w:pStyle w:val="6"/>
+      <w:pStyle w:val="Heading5"/>
       <w:lvlText w:val="%1.%2.%3.%4.%5."/>
       <w:lvlJc w:val="left"/>
       <w:pPr>
@@ -7177,10 +7043,10 @@
         <w:rFonts w:hint="default"/>
       </w:rPr>
     </w:lvl>
-    <w:lvl w:ilvl="5" w:tentative="0">
+    <w:lvl w:ilvl="5">
       <w:start w:val="1"/>
       <w:numFmt w:val="decimal"/>
-      <w:pStyle w:val="7"/>
+      <w:pStyle w:val="Heading6"/>
       <w:lvlText w:val="%1.%2.%3.%4.%5.%6."/>
       <w:lvlJc w:val="left"/>
       <w:pPr>
@@ -7190,10 +7056,10 @@
         <w:rFonts w:hint="default"/>
       </w:rPr>
     </w:lvl>
-    <w:lvl w:ilvl="6" w:tentative="0">
+    <w:lvl w:ilvl="6">
       <w:start w:val="1"/>
       <w:numFmt w:val="decimal"/>
-      <w:pStyle w:val="8"/>
+      <w:pStyle w:val="Heading7"/>
       <w:lvlText w:val="%1.%2.%3.%4.%5.%6.%7."/>
       <w:lvlJc w:val="left"/>
       <w:pPr>
@@ -7203,10 +7069,10 @@
         <w:rFonts w:hint="default"/>
       </w:rPr>
     </w:lvl>
-    <w:lvl w:ilvl="7" w:tentative="0">
+    <w:lvl w:ilvl="7">
       <w:start w:val="1"/>
       <w:numFmt w:val="decimal"/>
-      <w:pStyle w:val="9"/>
+      <w:pStyle w:val="Heading8"/>
       <w:lvlText w:val="%1.%2.%3.%4.%5.%6.%7.%8."/>
       <w:lvlJc w:val="left"/>
       <w:pPr>
@@ -7216,10 +7082,10 @@
         <w:rFonts w:hint="default"/>
       </w:rPr>
     </w:lvl>
-    <w:lvl w:ilvl="8" w:tentative="0">
+    <w:lvl w:ilvl="8">
       <w:start w:val="1"/>
       <w:numFmt w:val="decimal"/>
-      <w:pStyle w:val="10"/>
+      <w:pStyle w:val="Heading9"/>
       <w:lvlText w:val="%1.%2.%3.%4.%5.%6.%7.%8.%9."/>
       <w:lvlJc w:val="left"/>
       <w:pPr>
@@ -7234,7 +7100,7 @@
     <w:nsid w:val="C2D0E8D7"/>
     <w:multiLevelType w:val="singleLevel"/>
     <w:tmpl w:val="C2D0E8D7"/>
-    <w:lvl w:ilvl="0" w:tentative="0">
+    <w:lvl w:ilvl="0">
       <w:start w:val="1"/>
       <w:numFmt w:val="decimal"/>
       <w:lvlText w:val="%1."/>
@@ -7251,7 +7117,7 @@
     <w:nsid w:val="10C575C9"/>
     <w:multiLevelType w:val="singleLevel"/>
     <w:tmpl w:val="10C575C9"/>
-    <w:lvl w:ilvl="0" w:tentative="0">
+    <w:lvl w:ilvl="0">
       <w:start w:val="1"/>
       <w:numFmt w:val="decimal"/>
       <w:lvlText w:val="%1."/>
@@ -7277,270 +7143,268 @@
 </file>
 
 <file path=word/styles.xml><?xml version="1.0" encoding="utf-8"?>
-<w:styles xmlns:mc="http://schemas.openxmlformats.org/markup-compatibility/2006" xmlns:o="urn:schemas-microsoft-com:office:office" xmlns:r="http://schemas.openxmlformats.org/officeDocument/2006/relationships" xmlns:m="http://schemas.openxmlformats.org/officeDocument/2006/math" xmlns:v="urn:schemas-microsoft-com:vml" xmlns:w="http://schemas.openxmlformats.org/wordprocessingml/2006/main" xmlns:w14="http://schemas.microsoft.com/office/word/2010/wordml" xmlns:w10="urn:schemas-microsoft-com:office:word" xmlns:sl="http://schemas.openxmlformats.org/schemaLibrary/2006/main" xmlns:wpsCustomData="http://www.wps.cn/officeDocument/2013/wpsCustomData" mc:Ignorable="w14">
+<w:styles xmlns:mc="http://schemas.openxmlformats.org/markup-compatibility/2006" xmlns:r="http://schemas.openxmlformats.org/officeDocument/2006/relationships" xmlns:w="http://schemas.openxmlformats.org/wordprocessingml/2006/main" xmlns:w14="http://schemas.microsoft.com/office/word/2010/wordml" xmlns:w15="http://schemas.microsoft.com/office/word/2012/wordml" mc:Ignorable="w14 w15">
   <w:docDefaults>
     <w:rPrDefault>
       <w:rPr>
-        <w:rFonts w:asciiTheme="minorHAnsi" w:hAnsiTheme="minorHAnsi" w:eastAsiaTheme="minorEastAsia" w:cstheme="minorBidi"/>
+        <w:rFonts w:asciiTheme="minorHAnsi" w:eastAsiaTheme="minorEastAsia" w:hAnsiTheme="minorHAnsi" w:cstheme="minorBidi"/>
       </w:rPr>
     </w:rPrDefault>
     <w:pPrDefault/>
   </w:docDefaults>
-  <w:latentStyles w:count="260" w:defQFormat="0" w:defUnhideWhenUsed="1" w:defSemiHidden="1" w:defUIPriority="99" w:defLockedState="0">
-    <w:lsdException w:qFormat="1" w:unhideWhenUsed="0" w:uiPriority="0" w:semiHidden="0" w:name="Normal"/>
-    <w:lsdException w:qFormat="1" w:unhideWhenUsed="0" w:uiPriority="0" w:semiHidden="0" w:name="heading 1"/>
-    <w:lsdException w:qFormat="1" w:uiPriority="0" w:semiHidden="0" w:name="heading 2"/>
-    <w:lsdException w:qFormat="1" w:uiPriority="0" w:name="heading 3"/>
-    <w:lsdException w:qFormat="1" w:uiPriority="0" w:semiHidden="0" w:name="heading 4"/>
-    <w:lsdException w:qFormat="1" w:uiPriority="0" w:name="heading 5"/>
-    <w:lsdException w:qFormat="1" w:uiPriority="0" w:name="heading 6"/>
-    <w:lsdException w:qFormat="1" w:uiPriority="0" w:name="heading 7"/>
-    <w:lsdException w:qFormat="1" w:uiPriority="0" w:name="heading 8"/>
-    <w:lsdException w:qFormat="1" w:uiPriority="0" w:name="heading 9"/>
-    <w:lsdException w:uiPriority="99" w:name="index 1"/>
-    <w:lsdException w:uiPriority="99" w:name="index 2"/>
-    <w:lsdException w:uiPriority="99" w:name="index 3"/>
-    <w:lsdException w:uiPriority="99" w:name="index 4"/>
-    <w:lsdException w:uiPriority="99" w:name="index 5"/>
-    <w:lsdException w:uiPriority="99" w:name="index 6"/>
-    <w:lsdException w:uiPriority="99" w:name="index 7"/>
-    <w:lsdException w:uiPriority="99" w:name="index 8"/>
-    <w:lsdException w:uiPriority="99" w:name="index 9"/>
-    <w:lsdException w:qFormat="1" w:unhideWhenUsed="0" w:uiPriority="0" w:semiHidden="0" w:name="toc 1"/>
-    <w:lsdException w:qFormat="1" w:unhideWhenUsed="0" w:uiPriority="0" w:semiHidden="0" w:name="toc 2"/>
-    <w:lsdException w:qFormat="1" w:unhideWhenUsed="0" w:uiPriority="0" w:semiHidden="0" w:name="toc 3"/>
-    <w:lsdException w:uiPriority="39" w:name="toc 4"/>
-    <w:lsdException w:uiPriority="39" w:name="toc 5"/>
-    <w:lsdException w:uiPriority="39" w:name="toc 6"/>
-    <w:lsdException w:uiPriority="39" w:name="toc 7"/>
-    <w:lsdException w:uiPriority="39" w:name="toc 8"/>
-    <w:lsdException w:uiPriority="39" w:name="toc 9"/>
-    <w:lsdException w:uiPriority="99" w:name="Normal Indent"/>
-    <w:lsdException w:uiPriority="99" w:name="footnote text"/>
-    <w:lsdException w:qFormat="1" w:unhideWhenUsed="0" w:uiPriority="0" w:semiHidden="0" w:name="annotation text"/>
-    <w:lsdException w:qFormat="1" w:unhideWhenUsed="0" w:uiPriority="0" w:semiHidden="0" w:name="header"/>
-    <w:lsdException w:qFormat="1" w:unhideWhenUsed="0" w:uiPriority="0" w:semiHidden="0" w:name="footer"/>
-    <w:lsdException w:uiPriority="99" w:name="index heading"/>
-    <w:lsdException w:qFormat="1" w:uiPriority="35" w:name="caption"/>
-    <w:lsdException w:uiPriority="99" w:name="table of figures"/>
-    <w:lsdException w:uiPriority="99" w:name="envelope address"/>
-    <w:lsdException w:uiPriority="99" w:name="envelope return"/>
-    <w:lsdException w:uiPriority="99" w:name="footnote reference"/>
-    <w:lsdException w:uiPriority="99" w:name="annotation reference"/>
-    <w:lsdException w:uiPriority="99" w:name="line number"/>
-    <w:lsdException w:uiPriority="99" w:name="page number"/>
-    <w:lsdException w:uiPriority="99" w:name="endnote reference"/>
-    <w:lsdException w:uiPriority="99" w:name="endnote text"/>
-    <w:lsdException w:uiPriority="99" w:name="table of authorities"/>
-    <w:lsdException w:uiPriority="99" w:name="macro"/>
-    <w:lsdException w:uiPriority="99" w:name="toa heading"/>
-    <w:lsdException w:uiPriority="99" w:name="List"/>
-    <w:lsdException w:uiPriority="99" w:name="List Bullet"/>
-    <w:lsdException w:uiPriority="99" w:name="List Number"/>
-    <w:lsdException w:uiPriority="99" w:name="List 2"/>
-    <w:lsdException w:uiPriority="99" w:name="List 3"/>
-    <w:lsdException w:uiPriority="99" w:name="List 4"/>
-    <w:lsdException w:uiPriority="99" w:name="List 5"/>
-    <w:lsdException w:uiPriority="99" w:name="List Bullet 2"/>
-    <w:lsdException w:uiPriority="99" w:name="List Bullet 3"/>
-    <w:lsdException w:uiPriority="99" w:name="List Bullet 4"/>
-    <w:lsdException w:uiPriority="99" w:name="List Bullet 5"/>
-    <w:lsdException w:uiPriority="99" w:name="List Number 2"/>
-    <w:lsdException w:uiPriority="99" w:name="List Number 3"/>
-    <w:lsdException w:uiPriority="99" w:name="List Number 4"/>
-    <w:lsdException w:uiPriority="99" w:name="List Number 5"/>
-    <w:lsdException w:qFormat="1" w:unhideWhenUsed="0" w:uiPriority="0" w:semiHidden="0" w:name="Title"/>
-    <w:lsdException w:uiPriority="99" w:name="Closing"/>
-    <w:lsdException w:uiPriority="99" w:name="Signature"/>
-    <w:lsdException w:qFormat="1" w:unhideWhenUsed="0" w:uiPriority="0" w:name="Default Paragraph Font"/>
-    <w:lsdException w:qFormat="1" w:unhideWhenUsed="0" w:uiPriority="0" w:name="Body Text"/>
-    <w:lsdException w:uiPriority="99" w:name="Body Text Indent"/>
-    <w:lsdException w:uiPriority="99" w:name="List Continue"/>
-    <w:lsdException w:uiPriority="99" w:name="List Continue 2"/>
-    <w:lsdException w:uiPriority="99" w:name="List Continue 3"/>
-    <w:lsdException w:uiPriority="99" w:name="List Continue 4"/>
-    <w:lsdException w:uiPriority="99" w:name="List Continue 5"/>
-    <w:lsdException w:uiPriority="99" w:name="Message Header"/>
-    <w:lsdException w:qFormat="1" w:unhideWhenUsed="0" w:uiPriority="11" w:semiHidden="0" w:name="Subtitle"/>
-    <w:lsdException w:uiPriority="99" w:name="Salutation"/>
-    <w:lsdException w:uiPriority="99" w:name="Date"/>
-    <w:lsdException w:uiPriority="99" w:name="Body Text First Indent"/>
-    <w:lsdException w:uiPriority="99" w:name="Body Text First Indent 2"/>
-    <w:lsdException w:uiPriority="99" w:name="Note Heading"/>
-    <w:lsdException w:uiPriority="99" w:name="Body Text 2"/>
-    <w:lsdException w:uiPriority="99" w:name="Body Text 3"/>
-    <w:lsdException w:uiPriority="99" w:name="Body Text Indent 2"/>
-    <w:lsdException w:uiPriority="99" w:name="Body Text Indent 3"/>
-    <w:lsdException w:uiPriority="99" w:name="Block Text"/>
-    <w:lsdException w:uiPriority="99" w:name="Hyperlink"/>
-    <w:lsdException w:uiPriority="99" w:name="FollowedHyperlink"/>
-    <w:lsdException w:qFormat="1" w:unhideWhenUsed="0" w:uiPriority="0" w:semiHidden="0" w:name="Strong"/>
-    <w:lsdException w:qFormat="1" w:unhideWhenUsed="0" w:uiPriority="20" w:semiHidden="0" w:name="Emphasis"/>
-    <w:lsdException w:uiPriority="99" w:name="Document Map"/>
-    <w:lsdException w:uiPriority="99" w:name="Plain Text"/>
-    <w:lsdException w:uiPriority="99" w:name="E-mail Signature"/>
-    <w:lsdException w:qFormat="1" w:unhideWhenUsed="0" w:uiPriority="0" w:semiHidden="0" w:name="Normal (Web)"/>
-    <w:lsdException w:uiPriority="99" w:name="HTML Acronym"/>
-    <w:lsdException w:uiPriority="99" w:name="HTML Address"/>
-    <w:lsdException w:uiPriority="99" w:name="HTML Cite"/>
-    <w:lsdException w:uiPriority="99" w:name="HTML Code"/>
-    <w:lsdException w:uiPriority="99" w:name="HTML Definition"/>
-    <w:lsdException w:uiPriority="99" w:name="HTML Keyboard"/>
-    <w:lsdException w:uiPriority="99" w:name="HTML Preformatted"/>
-    <w:lsdException w:uiPriority="99" w:name="HTML Sample"/>
-    <w:lsdException w:uiPriority="99" w:name="HTML Typewriter"/>
-    <w:lsdException w:uiPriority="99" w:name="HTML Variable"/>
-    <w:lsdException w:qFormat="1" w:uiPriority="99" w:name="Normal Table"/>
-    <w:lsdException w:uiPriority="99" w:name="annotation subject"/>
-    <w:lsdException w:uiPriority="99" w:name="Table Simple 1"/>
-    <w:lsdException w:uiPriority="99" w:name="Table Simple 2"/>
-    <w:lsdException w:uiPriority="99" w:name="Table Simple 3"/>
-    <w:lsdException w:uiPriority="99" w:name="Table Classic 1"/>
-    <w:lsdException w:uiPriority="99" w:name="Table Classic 2"/>
-    <w:lsdException w:uiPriority="99" w:name="Table Classic 3"/>
-    <w:lsdException w:uiPriority="99" w:name="Table Classic 4"/>
-    <w:lsdException w:uiPriority="99" w:name="Table Colorful 1"/>
-    <w:lsdException w:uiPriority="99" w:name="Table Colorful 2"/>
-    <w:lsdException w:uiPriority="99" w:name="Table Colorful 3"/>
-    <w:lsdException w:uiPriority="99" w:name="Table Columns 1"/>
-    <w:lsdException w:uiPriority="99" w:name="Table Columns 2"/>
-    <w:lsdException w:uiPriority="99" w:name="Table Columns 3"/>
-    <w:lsdException w:uiPriority="99" w:name="Table Columns 4"/>
-    <w:lsdException w:uiPriority="99" w:name="Table Columns 5"/>
-    <w:lsdException w:uiPriority="99" w:name="Table Grid 1"/>
-    <w:lsdException w:uiPriority="99" w:name="Table Grid 2"/>
-    <w:lsdException w:uiPriority="99" w:name="Table Grid 3"/>
-    <w:lsdException w:uiPriority="99" w:name="Table Grid 4"/>
-    <w:lsdException w:uiPriority="99" w:name="Table Grid 5"/>
-    <w:lsdException w:uiPriority="99" w:name="Table Grid 6"/>
-    <w:lsdException w:uiPriority="99" w:name="Table Grid 7"/>
-    <w:lsdException w:uiPriority="99" w:name="Table Grid 8"/>
-    <w:lsdException w:uiPriority="99" w:name="Table List 1"/>
-    <w:lsdException w:uiPriority="99" w:name="Table List 2"/>
-    <w:lsdException w:uiPriority="99" w:name="Table List 3"/>
-    <w:lsdException w:uiPriority="99" w:name="Table List 4"/>
-    <w:lsdException w:uiPriority="99" w:name="Table List 5"/>
-    <w:lsdException w:uiPriority="99" w:name="Table List 6"/>
-    <w:lsdException w:uiPriority="99" w:name="Table List 7"/>
-    <w:lsdException w:uiPriority="99" w:name="Table List 8"/>
-    <w:lsdException w:uiPriority="99" w:name="Table 3D effects 1"/>
-    <w:lsdException w:uiPriority="99" w:name="Table 3D effects 2"/>
-    <w:lsdException w:uiPriority="99" w:name="Table 3D effects 3"/>
-    <w:lsdException w:uiPriority="99" w:name="Table Contemporary"/>
-    <w:lsdException w:uiPriority="99" w:name="Table Elegant"/>
-    <w:lsdException w:uiPriority="99" w:name="Table Professional"/>
-    <w:lsdException w:uiPriority="99" w:name="Table Subtle 1"/>
-    <w:lsdException w:uiPriority="99" w:name="Table Subtle 2"/>
-    <w:lsdException w:uiPriority="99" w:name="Table Web 1"/>
-    <w:lsdException w:uiPriority="99" w:name="Table Web 2"/>
-    <w:lsdException w:uiPriority="99" w:name="Table Web 3"/>
-    <w:lsdException w:uiPriority="99" w:name="Balloon Text"/>
-    <w:lsdException w:qFormat="1" w:unhideWhenUsed="0" w:uiPriority="0" w:semiHidden="0" w:name="Table Grid"/>
-    <w:lsdException w:uiPriority="99" w:name="Table Theme"/>
-    <w:lsdException w:unhideWhenUsed="0" w:uiPriority="60" w:semiHidden="0" w:name="Light Shading"/>
-    <w:lsdException w:unhideWhenUsed="0" w:uiPriority="61" w:semiHidden="0" w:name="Light List"/>
-    <w:lsdException w:unhideWhenUsed="0" w:uiPriority="62" w:semiHidden="0" w:name="Light Grid"/>
-    <w:lsdException w:unhideWhenUsed="0" w:uiPriority="63" w:semiHidden="0" w:name="Medium Shading 1"/>
-    <w:lsdException w:unhideWhenUsed="0" w:uiPriority="64" w:semiHidden="0" w:name="Medium Shading 2"/>
-    <w:lsdException w:unhideWhenUsed="0" w:uiPriority="65" w:semiHidden="0" w:name="Medium List 1"/>
-    <w:lsdException w:unhideWhenUsed="0" w:uiPriority="66" w:semiHidden="0" w:name="Medium List 2"/>
-    <w:lsdException w:unhideWhenUsed="0" w:uiPriority="67" w:semiHidden="0" w:name="Medium Grid 1"/>
-    <w:lsdException w:unhideWhenUsed="0" w:uiPriority="68" w:semiHidden="0" w:name="Medium Grid 2"/>
-    <w:lsdException w:unhideWhenUsed="0" w:uiPriority="69" w:semiHidden="0" w:name="Medium Grid 3"/>
-    <w:lsdException w:unhideWhenUsed="0" w:uiPriority="70" w:semiHidden="0" w:name="Dark List"/>
-    <w:lsdException w:unhideWhenUsed="0" w:uiPriority="71" w:semiHidden="0" w:name="Colorful Shading"/>
-    <w:lsdException w:unhideWhenUsed="0" w:uiPriority="72" w:semiHidden="0" w:name="Colorful List"/>
-    <w:lsdException w:unhideWhenUsed="0" w:uiPriority="73" w:semiHidden="0" w:name="Colorful Grid"/>
-    <w:lsdException w:unhideWhenUsed="0" w:uiPriority="60" w:semiHidden="0" w:name="Light Shading Accent 1"/>
-    <w:lsdException w:unhideWhenUsed="0" w:uiPriority="61" w:semiHidden="0" w:name="Light List Accent 1"/>
-    <w:lsdException w:unhideWhenUsed="0" w:uiPriority="62" w:semiHidden="0" w:name="Light Grid Accent 1"/>
-    <w:lsdException w:unhideWhenUsed="0" w:uiPriority="63" w:semiHidden="0" w:name="Medium Shading 1 Accent 1"/>
-    <w:lsdException w:unhideWhenUsed="0" w:uiPriority="64" w:semiHidden="0" w:name="Medium Shading 2 Accent 1"/>
-    <w:lsdException w:unhideWhenUsed="0" w:uiPriority="65" w:semiHidden="0" w:name="Medium List 1 Accent 1"/>
-    <w:lsdException w:qFormat="1" w:unhideWhenUsed="0" w:uiPriority="1" w:semiHidden="0" w:name="List Paragraph"/>
-    <w:lsdException w:unhideWhenUsed="0" w:uiPriority="66" w:semiHidden="0" w:name="Medium List 2 Accent 1"/>
-    <w:lsdException w:unhideWhenUsed="0" w:uiPriority="67" w:semiHidden="0" w:name="Medium Grid 1 Accent 1"/>
-    <w:lsdException w:unhideWhenUsed="0" w:uiPriority="68" w:semiHidden="0" w:name="Medium Grid 2 Accent 1"/>
-    <w:lsdException w:unhideWhenUsed="0" w:uiPriority="69" w:semiHidden="0" w:name="Medium Grid 3 Accent 1"/>
-    <w:lsdException w:unhideWhenUsed="0" w:uiPriority="70" w:semiHidden="0" w:name="Dark List Accent 1"/>
-    <w:lsdException w:unhideWhenUsed="0" w:uiPriority="71" w:semiHidden="0" w:name="Colorful Shading Accent 1"/>
-    <w:lsdException w:unhideWhenUsed="0" w:uiPriority="72" w:semiHidden="0" w:name="Colorful List Accent 1"/>
-    <w:lsdException w:unhideWhenUsed="0" w:uiPriority="73" w:semiHidden="0" w:name="Colorful Grid Accent 1"/>
-    <w:lsdException w:unhideWhenUsed="0" w:uiPriority="60" w:semiHidden="0" w:name="Light Shading Accent 2"/>
-    <w:lsdException w:unhideWhenUsed="0" w:uiPriority="61" w:semiHidden="0" w:name="Light List Accent 2"/>
-    <w:lsdException w:unhideWhenUsed="0" w:uiPriority="62" w:semiHidden="0" w:name="Light Grid Accent 2"/>
-    <w:lsdException w:unhideWhenUsed="0" w:uiPriority="63" w:semiHidden="0" w:name="Medium Shading 1 Accent 2"/>
-    <w:lsdException w:unhideWhenUsed="0" w:uiPriority="64" w:semiHidden="0" w:name="Medium Shading 2 Accent 2"/>
-    <w:lsdException w:unhideWhenUsed="0" w:uiPriority="65" w:semiHidden="0" w:name="Medium List 1 Accent 2"/>
-    <w:lsdException w:unhideWhenUsed="0" w:uiPriority="66" w:semiHidden="0" w:name="Medium List 2 Accent 2"/>
-    <w:lsdException w:unhideWhenUsed="0" w:uiPriority="67" w:semiHidden="0" w:name="Medium Grid 1 Accent 2"/>
-    <w:lsdException w:unhideWhenUsed="0" w:uiPriority="68" w:semiHidden="0" w:name="Medium Grid 2 Accent 2"/>
-    <w:lsdException w:unhideWhenUsed="0" w:uiPriority="69" w:semiHidden="0" w:name="Medium Grid 3 Accent 2"/>
-    <w:lsdException w:unhideWhenUsed="0" w:uiPriority="70" w:semiHidden="0" w:name="Dark List Accent 2"/>
-    <w:lsdException w:unhideWhenUsed="0" w:uiPriority="71" w:semiHidden="0" w:name="Colorful Shading Accent 2"/>
-    <w:lsdException w:unhideWhenUsed="0" w:uiPriority="72" w:semiHidden="0" w:name="Colorful List Accent 2"/>
-    <w:lsdException w:unhideWhenUsed="0" w:uiPriority="73" w:semiHidden="0" w:name="Colorful Grid Accent 2"/>
-    <w:lsdException w:unhideWhenUsed="0" w:uiPriority="60" w:semiHidden="0" w:name="Light Shading Accent 3"/>
-    <w:lsdException w:unhideWhenUsed="0" w:uiPriority="61" w:semiHidden="0" w:name="Light List Accent 3"/>
-    <w:lsdException w:unhideWhenUsed="0" w:uiPriority="62" w:semiHidden="0" w:name="Light Grid Accent 3"/>
-    <w:lsdException w:unhideWhenUsed="0" w:uiPriority="63" w:semiHidden="0" w:name="Medium Shading 1 Accent 3"/>
-    <w:lsdException w:unhideWhenUsed="0" w:uiPriority="64" w:semiHidden="0" w:name="Medium Shading 2 Accent 3"/>
-    <w:lsdException w:unhideWhenUsed="0" w:uiPriority="65" w:semiHidden="0" w:name="Medium List 1 Accent 3"/>
-    <w:lsdException w:unhideWhenUsed="0" w:uiPriority="66" w:semiHidden="0" w:name="Medium List 2 Accent 3"/>
-    <w:lsdException w:unhideWhenUsed="0" w:uiPriority="67" w:semiHidden="0" w:name="Medium Grid 1 Accent 3"/>
-    <w:lsdException w:unhideWhenUsed="0" w:uiPriority="68" w:semiHidden="0" w:name="Medium Grid 2 Accent 3"/>
-    <w:lsdException w:unhideWhenUsed="0" w:uiPriority="69" w:semiHidden="0" w:name="Medium Grid 3 Accent 3"/>
-    <w:lsdException w:unhideWhenUsed="0" w:uiPriority="70" w:semiHidden="0" w:name="Dark List Accent 3"/>
-    <w:lsdException w:unhideWhenUsed="0" w:uiPriority="71" w:semiHidden="0" w:name="Colorful Shading Accent 3"/>
-    <w:lsdException w:unhideWhenUsed="0" w:uiPriority="72" w:semiHidden="0" w:name="Colorful List Accent 3"/>
-    <w:lsdException w:unhideWhenUsed="0" w:uiPriority="73" w:semiHidden="0" w:name="Colorful Grid Accent 3"/>
-    <w:lsdException w:unhideWhenUsed="0" w:uiPriority="60" w:semiHidden="0" w:name="Light Shading Accent 4"/>
-    <w:lsdException w:unhideWhenUsed="0" w:uiPriority="61" w:semiHidden="0" w:name="Light List Accent 4"/>
-    <w:lsdException w:unhideWhenUsed="0" w:uiPriority="62" w:semiHidden="0" w:name="Light Grid Accent 4"/>
-    <w:lsdException w:unhideWhenUsed="0" w:uiPriority="63" w:semiHidden="0" w:name="Medium Shading 1 Accent 4"/>
-    <w:lsdException w:unhideWhenUsed="0" w:uiPriority="64" w:semiHidden="0" w:name="Medium Shading 2 Accent 4"/>
-    <w:lsdException w:unhideWhenUsed="0" w:uiPriority="65" w:semiHidden="0" w:name="Medium List 1 Accent 4"/>
-    <w:lsdException w:unhideWhenUsed="0" w:uiPriority="66" w:semiHidden="0" w:name="Medium List 2 Accent 4"/>
-    <w:lsdException w:unhideWhenUsed="0" w:uiPriority="67" w:semiHidden="0" w:name="Medium Grid 1 Accent 4"/>
-    <w:lsdException w:unhideWhenUsed="0" w:uiPriority="68" w:semiHidden="0" w:name="Medium Grid 2 Accent 4"/>
-    <w:lsdException w:unhideWhenUsed="0" w:uiPriority="69" w:semiHidden="0" w:name="Medium Grid 3 Accent 4"/>
-    <w:lsdException w:unhideWhenUsed="0" w:uiPriority="70" w:semiHidden="0" w:name="Dark List Accent 4"/>
-    <w:lsdException w:unhideWhenUsed="0" w:uiPriority="71" w:semiHidden="0" w:name="Colorful Shading Accent 4"/>
-    <w:lsdException w:unhideWhenUsed="0" w:uiPriority="72" w:semiHidden="0" w:name="Colorful List Accent 4"/>
-    <w:lsdException w:unhideWhenUsed="0" w:uiPriority="73" w:semiHidden="0" w:name="Colorful Grid Accent 4"/>
-    <w:lsdException w:unhideWhenUsed="0" w:uiPriority="60" w:semiHidden="0" w:name="Light Shading Accent 5"/>
-    <w:lsdException w:unhideWhenUsed="0" w:uiPriority="61" w:semiHidden="0" w:name="Light List Accent 5"/>
-    <w:lsdException w:unhideWhenUsed="0" w:uiPriority="62" w:semiHidden="0" w:name="Light Grid Accent 5"/>
-    <w:lsdException w:unhideWhenUsed="0" w:uiPriority="63" w:semiHidden="0" w:name="Medium Shading 1 Accent 5"/>
-    <w:lsdException w:unhideWhenUsed="0" w:uiPriority="64" w:semiHidden="0" w:name="Medium Shading 2 Accent 5"/>
-    <w:lsdException w:unhideWhenUsed="0" w:uiPriority="65" w:semiHidden="0" w:name="Medium List 1 Accent 5"/>
-    <w:lsdException w:unhideWhenUsed="0" w:uiPriority="66" w:semiHidden="0" w:name="Medium List 2 Accent 5"/>
-    <w:lsdException w:unhideWhenUsed="0" w:uiPriority="67" w:semiHidden="0" w:name="Medium Grid 1 Accent 5"/>
-    <w:lsdException w:unhideWhenUsed="0" w:uiPriority="68" w:semiHidden="0" w:name="Medium Grid 2 Accent 5"/>
-    <w:lsdException w:unhideWhenUsed="0" w:uiPriority="69" w:semiHidden="0" w:name="Medium Grid 3 Accent 5"/>
-    <w:lsdException w:unhideWhenUsed="0" w:uiPriority="70" w:semiHidden="0" w:name="Dark List Accent 5"/>
-    <w:lsdException w:unhideWhenUsed="0" w:uiPriority="71" w:semiHidden="0" w:name="Colorful Shading Accent 5"/>
-    <w:lsdException w:unhideWhenUsed="0" w:uiPriority="72" w:semiHidden="0" w:name="Colorful List Accent 5"/>
-    <w:lsdException w:unhideWhenUsed="0" w:uiPriority="73" w:semiHidden="0" w:name="Colorful Grid Accent 5"/>
-    <w:lsdException w:unhideWhenUsed="0" w:uiPriority="60" w:semiHidden="0" w:name="Light Shading Accent 6"/>
-    <w:lsdException w:unhideWhenUsed="0" w:uiPriority="61" w:semiHidden="0" w:name="Light List Accent 6"/>
-    <w:lsdException w:unhideWhenUsed="0" w:uiPriority="62" w:semiHidden="0" w:name="Light Grid Accent 6"/>
-    <w:lsdException w:unhideWhenUsed="0" w:uiPriority="63" w:semiHidden="0" w:name="Medium Shading 1 Accent 6"/>
-    <w:lsdException w:unhideWhenUsed="0" w:uiPriority="64" w:semiHidden="0" w:name="Medium Shading 2 Accent 6"/>
-    <w:lsdException w:unhideWhenUsed="0" w:uiPriority="65" w:semiHidden="0" w:name="Medium List 1 Accent 6"/>
-    <w:lsdException w:unhideWhenUsed="0" w:uiPriority="66" w:semiHidden="0" w:name="Medium List 2 Accent 6"/>
-    <w:lsdException w:unhideWhenUsed="0" w:uiPriority="67" w:semiHidden="0" w:name="Medium Grid 1 Accent 6"/>
-    <w:lsdException w:unhideWhenUsed="0" w:uiPriority="68" w:semiHidden="0" w:name="Medium Grid 2 Accent 6"/>
-    <w:lsdException w:unhideWhenUsed="0" w:uiPriority="69" w:semiHidden="0" w:name="Medium Grid 3 Accent 6"/>
-    <w:lsdException w:unhideWhenUsed="0" w:uiPriority="70" w:semiHidden="0" w:name="Dark List Accent 6"/>
-    <w:lsdException w:unhideWhenUsed="0" w:uiPriority="71" w:semiHidden="0" w:name="Colorful Shading Accent 6"/>
-    <w:lsdException w:unhideWhenUsed="0" w:uiPriority="72" w:semiHidden="0" w:name="Colorful List Accent 6"/>
-    <w:lsdException w:unhideWhenUsed="0" w:uiPriority="73" w:semiHidden="0" w:name="Colorful Grid Accent 6"/>
+  <w:latentStyles w:defLockedState="0" w:defUIPriority="99" w:defSemiHidden="1" w:defUnhideWhenUsed="1" w:defQFormat="0" w:count="260">
+    <w:lsdException w:name="Normal" w:semiHidden="0" w:uiPriority="0" w:unhideWhenUsed="0" w:qFormat="1"/>
+    <w:lsdException w:name="heading 1" w:semiHidden="0" w:uiPriority="0" w:unhideWhenUsed="0" w:qFormat="1"/>
+    <w:lsdException w:name="heading 2" w:semiHidden="0" w:uiPriority="0" w:qFormat="1"/>
+    <w:lsdException w:name="heading 3" w:uiPriority="0" w:qFormat="1"/>
+    <w:lsdException w:name="heading 4" w:semiHidden="0" w:uiPriority="0" w:qFormat="1"/>
+    <w:lsdException w:name="heading 5" w:uiPriority="0" w:qFormat="1"/>
+    <w:lsdException w:name="heading 6" w:uiPriority="0" w:qFormat="1"/>
+    <w:lsdException w:name="heading 7" w:uiPriority="0" w:qFormat="1"/>
+    <w:lsdException w:name="heading 8" w:uiPriority="0" w:qFormat="1"/>
+    <w:lsdException w:name="heading 9" w:uiPriority="0" w:qFormat="1"/>
+    <w:lsdException w:name="index 1"/>
+    <w:lsdException w:name="index 2"/>
+    <w:lsdException w:name="index 3"/>
+    <w:lsdException w:name="index 4"/>
+    <w:lsdException w:name="index 5"/>
+    <w:lsdException w:name="index 6"/>
+    <w:lsdException w:name="index 7"/>
+    <w:lsdException w:name="index 8"/>
+    <w:lsdException w:name="index 9"/>
+    <w:lsdException w:name="toc 1" w:semiHidden="0" w:uiPriority="0" w:unhideWhenUsed="0" w:qFormat="1"/>
+    <w:lsdException w:name="toc 2" w:semiHidden="0" w:uiPriority="0" w:unhideWhenUsed="0" w:qFormat="1"/>
+    <w:lsdException w:name="toc 3" w:semiHidden="0" w:uiPriority="0" w:unhideWhenUsed="0" w:qFormat="1"/>
+    <w:lsdException w:name="toc 4" w:uiPriority="39"/>
+    <w:lsdException w:name="toc 5" w:uiPriority="39"/>
+    <w:lsdException w:name="toc 6" w:uiPriority="39"/>
+    <w:lsdException w:name="toc 7" w:uiPriority="39"/>
+    <w:lsdException w:name="toc 8" w:uiPriority="39"/>
+    <w:lsdException w:name="toc 9" w:uiPriority="39"/>
+    <w:lsdException w:name="Normal Indent"/>
+    <w:lsdException w:name="footnote text"/>
+    <w:lsdException w:name="annotation text" w:semiHidden="0" w:uiPriority="0" w:unhideWhenUsed="0" w:qFormat="1"/>
+    <w:lsdException w:name="header" w:semiHidden="0" w:uiPriority="0" w:unhideWhenUsed="0" w:qFormat="1"/>
+    <w:lsdException w:name="footer" w:semiHidden="0" w:uiPriority="0" w:unhideWhenUsed="0" w:qFormat="1"/>
+    <w:lsdException w:name="index heading"/>
+    <w:lsdException w:name="caption" w:uiPriority="35" w:qFormat="1"/>
+    <w:lsdException w:name="table of figures"/>
+    <w:lsdException w:name="envelope address"/>
+    <w:lsdException w:name="envelope return"/>
+    <w:lsdException w:name="footnote reference"/>
+    <w:lsdException w:name="annotation reference"/>
+    <w:lsdException w:name="line number"/>
+    <w:lsdException w:name="page number"/>
+    <w:lsdException w:name="endnote reference"/>
+    <w:lsdException w:name="endnote text"/>
+    <w:lsdException w:name="table of authorities"/>
+    <w:lsdException w:name="macro"/>
+    <w:lsdException w:name="toa heading"/>
+    <w:lsdException w:name="List"/>
+    <w:lsdException w:name="List Bullet"/>
+    <w:lsdException w:name="List Number"/>
+    <w:lsdException w:name="List 2"/>
+    <w:lsdException w:name="List 3"/>
+    <w:lsdException w:name="List 4"/>
+    <w:lsdException w:name="List 5"/>
+    <w:lsdException w:name="List Bullet 2"/>
+    <w:lsdException w:name="List Bullet 3"/>
+    <w:lsdException w:name="List Bullet 4"/>
+    <w:lsdException w:name="List Bullet 5"/>
+    <w:lsdException w:name="List Number 2"/>
+    <w:lsdException w:name="List Number 3"/>
+    <w:lsdException w:name="List Number 4"/>
+    <w:lsdException w:name="List Number 5"/>
+    <w:lsdException w:name="Title" w:semiHidden="0" w:uiPriority="0" w:unhideWhenUsed="0" w:qFormat="1"/>
+    <w:lsdException w:name="Closing"/>
+    <w:lsdException w:name="Signature"/>
+    <w:lsdException w:name="Default Paragraph Font" w:uiPriority="0" w:unhideWhenUsed="0" w:qFormat="1"/>
+    <w:lsdException w:name="Body Text" w:uiPriority="0" w:unhideWhenUsed="0" w:qFormat="1"/>
+    <w:lsdException w:name="Body Text Indent"/>
+    <w:lsdException w:name="List Continue"/>
+    <w:lsdException w:name="List Continue 2"/>
+    <w:lsdException w:name="List Continue 3"/>
+    <w:lsdException w:name="List Continue 4"/>
+    <w:lsdException w:name="List Continue 5"/>
+    <w:lsdException w:name="Message Header"/>
+    <w:lsdException w:name="Subtitle" w:semiHidden="0" w:uiPriority="11" w:unhideWhenUsed="0" w:qFormat="1"/>
+    <w:lsdException w:name="Salutation"/>
+    <w:lsdException w:name="Date"/>
+    <w:lsdException w:name="Body Text First Indent"/>
+    <w:lsdException w:name="Body Text First Indent 2"/>
+    <w:lsdException w:name="Body Text 2"/>
+    <w:lsdException w:name="Body Text 3"/>
+    <w:lsdException w:name="Body Text Indent 2"/>
+    <w:lsdException w:name="Body Text Indent 3"/>
+    <w:lsdException w:name="Block Text"/>
+    <w:lsdException w:name="Hyperlink"/>
+    <w:lsdException w:name="FollowedHyperlink"/>
+    <w:lsdException w:name="Strong" w:semiHidden="0" w:uiPriority="0" w:unhideWhenUsed="0" w:qFormat="1"/>
+    <w:lsdException w:name="Emphasis" w:semiHidden="0" w:uiPriority="20" w:unhideWhenUsed="0" w:qFormat="1"/>
+    <w:lsdException w:name="Document Map"/>
+    <w:lsdException w:name="Plain Text"/>
+    <w:lsdException w:name="E-mail Signature"/>
+    <w:lsdException w:name="Normal (Web)" w:semiHidden="0" w:uiPriority="0" w:unhideWhenUsed="0" w:qFormat="1"/>
+    <w:lsdException w:name="HTML Acronym"/>
+    <w:lsdException w:name="HTML Address"/>
+    <w:lsdException w:name="HTML Cite"/>
+    <w:lsdException w:name="HTML Code"/>
+    <w:lsdException w:name="HTML Definition"/>
+    <w:lsdException w:name="HTML Keyboard"/>
+    <w:lsdException w:name="HTML Preformatted"/>
+    <w:lsdException w:name="HTML Sample"/>
+    <w:lsdException w:name="HTML Typewriter"/>
+    <w:lsdException w:name="HTML Variable"/>
+    <w:lsdException w:name="Normal Table" w:qFormat="1"/>
+    <w:lsdException w:name="annotation subject"/>
+    <w:lsdException w:name="Table Simple 1"/>
+    <w:lsdException w:name="Table Simple 2"/>
+    <w:lsdException w:name="Table Simple 3"/>
+    <w:lsdException w:name="Table Classic 1"/>
+    <w:lsdException w:name="Table Classic 2"/>
+    <w:lsdException w:name="Table Classic 3"/>
+    <w:lsdException w:name="Table Classic 4"/>
+    <w:lsdException w:name="Table Colorful 1"/>
+    <w:lsdException w:name="Table Colorful 2"/>
+    <w:lsdException w:name="Table Colorful 3"/>
+    <w:lsdException w:name="Table Columns 1"/>
+    <w:lsdException w:name="Table Columns 2"/>
+    <w:lsdException w:name="Table Columns 3"/>
+    <w:lsdException w:name="Table Columns 4"/>
+    <w:lsdException w:name="Table Columns 5"/>
+    <w:lsdException w:name="Table Grid 1"/>
+    <w:lsdException w:name="Table Grid 2"/>
+    <w:lsdException w:name="Table Grid 3"/>
+    <w:lsdException w:name="Table Grid 4"/>
+    <w:lsdException w:name="Table Grid 5"/>
+    <w:lsdException w:name="Table Grid 6"/>
+    <w:lsdException w:name="Table Grid 7"/>
+    <w:lsdException w:name="Table Grid 8"/>
+    <w:lsdException w:name="Table List 1"/>
+    <w:lsdException w:name="Table List 2"/>
+    <w:lsdException w:name="Table List 3"/>
+    <w:lsdException w:name="Table List 4"/>
+    <w:lsdException w:name="Table List 5"/>
+    <w:lsdException w:name="Table List 6"/>
+    <w:lsdException w:name="Table List 7"/>
+    <w:lsdException w:name="Table List 8"/>
+    <w:lsdException w:name="Table 3D effects 1"/>
+    <w:lsdException w:name="Table 3D effects 2"/>
+    <w:lsdException w:name="Table 3D effects 3"/>
+    <w:lsdException w:name="Table Contemporary"/>
+    <w:lsdException w:name="Table Elegant"/>
+    <w:lsdException w:name="Table Professional"/>
+    <w:lsdException w:name="Table Subtle 1"/>
+    <w:lsdException w:name="Table Subtle 2"/>
+    <w:lsdException w:name="Table Web 1"/>
+    <w:lsdException w:name="Table Web 2"/>
+    <w:lsdException w:name="Table Web 3"/>
+    <w:lsdException w:name="Balloon Text"/>
+    <w:lsdException w:name="Table Grid" w:semiHidden="0" w:uiPriority="0" w:unhideWhenUsed="0" w:qFormat="1"/>
+    <w:lsdException w:name="Table Theme"/>
+    <w:lsdException w:name="Light Shading" w:semiHidden="0" w:uiPriority="60" w:unhideWhenUsed="0"/>
+    <w:lsdException w:name="Light List" w:semiHidden="0" w:uiPriority="61" w:unhideWhenUsed="0"/>
+    <w:lsdException w:name="Light Grid" w:semiHidden="0" w:uiPriority="62" w:unhideWhenUsed="0"/>
+    <w:lsdException w:name="Medium Shading 1" w:semiHidden="0" w:uiPriority="63" w:unhideWhenUsed="0"/>
+    <w:lsdException w:name="Medium Shading 2" w:semiHidden="0" w:uiPriority="64" w:unhideWhenUsed="0"/>
+    <w:lsdException w:name="Medium List 1" w:semiHidden="0" w:uiPriority="65" w:unhideWhenUsed="0"/>
+    <w:lsdException w:name="Medium List 2" w:semiHidden="0" w:uiPriority="66" w:unhideWhenUsed="0"/>
+    <w:lsdException w:name="Medium Grid 1" w:semiHidden="0" w:uiPriority="67" w:unhideWhenUsed="0"/>
+    <w:lsdException w:name="Medium Grid 2" w:semiHidden="0" w:uiPriority="68" w:unhideWhenUsed="0"/>
+    <w:lsdException w:name="Medium Grid 3" w:semiHidden="0" w:uiPriority="69" w:unhideWhenUsed="0"/>
+    <w:lsdException w:name="Dark List" w:semiHidden="0" w:uiPriority="70" w:unhideWhenUsed="0"/>
+    <w:lsdException w:name="Colorful Shading" w:semiHidden="0" w:uiPriority="71" w:unhideWhenUsed="0"/>
+    <w:lsdException w:name="Colorful List" w:semiHidden="0" w:uiPriority="72" w:unhideWhenUsed="0"/>
+    <w:lsdException w:name="Colorful Grid" w:semiHidden="0" w:uiPriority="73" w:unhideWhenUsed="0"/>
+    <w:lsdException w:name="Light Shading Accent 1" w:semiHidden="0" w:uiPriority="60" w:unhideWhenUsed="0"/>
+    <w:lsdException w:name="Light List Accent 1" w:semiHidden="0" w:uiPriority="61" w:unhideWhenUsed="0"/>
+    <w:lsdException w:name="Light Grid Accent 1" w:semiHidden="0" w:uiPriority="62" w:unhideWhenUsed="0"/>
+    <w:lsdException w:name="Medium Shading 1 Accent 1" w:semiHidden="0" w:uiPriority="63" w:unhideWhenUsed="0"/>
+    <w:lsdException w:name="Medium Shading 2 Accent 1" w:semiHidden="0" w:uiPriority="64" w:unhideWhenUsed="0"/>
+    <w:lsdException w:name="Medium List 1 Accent 1" w:semiHidden="0" w:uiPriority="65" w:unhideWhenUsed="0"/>
+    <w:lsdException w:name="List Paragraph" w:semiHidden="0" w:uiPriority="1" w:unhideWhenUsed="0" w:qFormat="1"/>
+    <w:lsdException w:name="Medium List 2 Accent 1" w:semiHidden="0" w:uiPriority="66" w:unhideWhenUsed="0"/>
+    <w:lsdException w:name="Medium Grid 1 Accent 1" w:semiHidden="0" w:uiPriority="67" w:unhideWhenUsed="0"/>
+    <w:lsdException w:name="Medium Grid 2 Accent 1" w:semiHidden="0" w:uiPriority="68" w:unhideWhenUsed="0"/>
+    <w:lsdException w:name="Medium Grid 3 Accent 1" w:semiHidden="0" w:uiPriority="69" w:unhideWhenUsed="0"/>
+    <w:lsdException w:name="Dark List Accent 1" w:semiHidden="0" w:uiPriority="70" w:unhideWhenUsed="0"/>
+    <w:lsdException w:name="Colorful Shading Accent 1" w:semiHidden="0" w:uiPriority="71" w:unhideWhenUsed="0"/>
+    <w:lsdException w:name="Colorful List Accent 1" w:semiHidden="0" w:uiPriority="72" w:unhideWhenUsed="0"/>
+    <w:lsdException w:name="Colorful Grid Accent 1" w:semiHidden="0" w:uiPriority="73" w:unhideWhenUsed="0"/>
+    <w:lsdException w:name="Light Shading Accent 2" w:semiHidden="0" w:uiPriority="60" w:unhideWhenUsed="0"/>
+    <w:lsdException w:name="Light List Accent 2" w:semiHidden="0" w:uiPriority="61" w:unhideWhenUsed="0"/>
+    <w:lsdException w:name="Light Grid Accent 2" w:semiHidden="0" w:uiPriority="62" w:unhideWhenUsed="0"/>
+    <w:lsdException w:name="Medium Shading 1 Accent 2" w:semiHidden="0" w:uiPriority="63" w:unhideWhenUsed="0"/>
+    <w:lsdException w:name="Medium Shading 2 Accent 2" w:semiHidden="0" w:uiPriority="64" w:unhideWhenUsed="0"/>
+    <w:lsdException w:name="Medium List 1 Accent 2" w:semiHidden="0" w:uiPriority="65" w:unhideWhenUsed="0"/>
+    <w:lsdException w:name="Medium List 2 Accent 2" w:semiHidden="0" w:uiPriority="66" w:unhideWhenUsed="0"/>
+    <w:lsdException w:name="Medium Grid 1 Accent 2" w:semiHidden="0" w:uiPriority="67" w:unhideWhenUsed="0"/>
+    <w:lsdException w:name="Medium Grid 2 Accent 2" w:semiHidden="0" w:uiPriority="68" w:unhideWhenUsed="0"/>
+    <w:lsdException w:name="Medium Grid 3 Accent 2" w:semiHidden="0" w:uiPriority="69" w:unhideWhenUsed="0"/>
+    <w:lsdException w:name="Dark List Accent 2" w:semiHidden="0" w:uiPriority="70" w:unhideWhenUsed="0"/>
+    <w:lsdException w:name="Colorful Shading Accent 2" w:semiHidden="0" w:uiPriority="71" w:unhideWhenUsed="0"/>
+    <w:lsdException w:name="Colorful List Accent 2" w:semiHidden="0" w:uiPriority="72" w:unhideWhenUsed="0"/>
+    <w:lsdException w:name="Colorful Grid Accent 2" w:semiHidden="0" w:uiPriority="73" w:unhideWhenUsed="0"/>
+    <w:lsdException w:name="Light Shading Accent 3" w:semiHidden="0" w:uiPriority="60" w:unhideWhenUsed="0"/>
+    <w:lsdException w:name="Light List Accent 3" w:semiHidden="0" w:uiPriority="61" w:unhideWhenUsed="0"/>
+    <w:lsdException w:name="Light Grid Accent 3" w:semiHidden="0" w:uiPriority="62" w:unhideWhenUsed="0"/>
+    <w:lsdException w:name="Medium Shading 1 Accent 3" w:semiHidden="0" w:uiPriority="63" w:unhideWhenUsed="0"/>
+    <w:lsdException w:name="Medium Shading 2 Accent 3" w:semiHidden="0" w:uiPriority="64" w:unhideWhenUsed="0"/>
+    <w:lsdException w:name="Medium List 1 Accent 3" w:semiHidden="0" w:uiPriority="65" w:unhideWhenUsed="0"/>
+    <w:lsdException w:name="Medium List 2 Accent 3" w:semiHidden="0" w:uiPriority="66" w:unhideWhenUsed="0"/>
+    <w:lsdException w:name="Medium Grid 1 Accent 3" w:semiHidden="0" w:uiPriority="67" w:unhideWhenUsed="0"/>
+    <w:lsdException w:name="Medium Grid 2 Accent 3" w:semiHidden="0" w:uiPriority="68" w:unhideWhenUsed="0"/>
+    <w:lsdException w:name="Medium Grid 3 Accent 3" w:semiHidden="0" w:uiPriority="69" w:unhideWhenUsed="0"/>
+    <w:lsdException w:name="Dark List Accent 3" w:semiHidden="0" w:uiPriority="70" w:unhideWhenUsed="0"/>
+    <w:lsdException w:name="Colorful Shading Accent 3" w:semiHidden="0" w:uiPriority="71" w:unhideWhenUsed="0"/>
+    <w:lsdException w:name="Colorful List Accent 3" w:semiHidden="0" w:uiPriority="72" w:unhideWhenUsed="0"/>
+    <w:lsdException w:name="Colorful Grid Accent 3" w:semiHidden="0" w:uiPriority="73" w:unhideWhenUsed="0"/>
+    <w:lsdException w:name="Light Shading Accent 4" w:semiHidden="0" w:uiPriority="60" w:unhideWhenUsed="0"/>
+    <w:lsdException w:name="Light List Accent 4" w:semiHidden="0" w:uiPriority="61" w:unhideWhenUsed="0"/>
+    <w:lsdException w:name="Light Grid Accent 4" w:semiHidden="0" w:uiPriority="62" w:unhideWhenUsed="0"/>
+    <w:lsdException w:name="Medium Shading 1 Accent 4" w:semiHidden="0" w:uiPriority="63" w:unhideWhenUsed="0"/>
+    <w:lsdException w:name="Medium Shading 2 Accent 4" w:semiHidden="0" w:uiPriority="64" w:unhideWhenUsed="0"/>
+    <w:lsdException w:name="Medium List 1 Accent 4" w:semiHidden="0" w:uiPriority="65" w:unhideWhenUsed="0"/>
+    <w:lsdException w:name="Medium List 2 Accent 4" w:semiHidden="0" w:uiPriority="66" w:unhideWhenUsed="0"/>
+    <w:lsdException w:name="Medium Grid 1 Accent 4" w:semiHidden="0" w:uiPriority="67" w:unhideWhenUsed="0"/>
+    <w:lsdException w:name="Medium Grid 2 Accent 4" w:semiHidden="0" w:uiPriority="68" w:unhideWhenUsed="0"/>
+    <w:lsdException w:name="Medium Grid 3 Accent 4" w:semiHidden="0" w:uiPriority="69" w:unhideWhenUsed="0"/>
+    <w:lsdException w:name="Dark List Accent 4" w:semiHidden="0" w:uiPriority="70" w:unhideWhenUsed="0"/>
+    <w:lsdException w:name="Colorful Shading Accent 4" w:semiHidden="0" w:uiPriority="71" w:unhideWhenUsed="0"/>
+    <w:lsdException w:name="Colorful List Accent 4" w:semiHidden="0" w:uiPriority="72" w:unhideWhenUsed="0"/>
+    <w:lsdException w:name="Colorful Grid Accent 4" w:semiHidden="0" w:uiPriority="73" w:unhideWhenUsed="0"/>
+    <w:lsdException w:name="Light Shading Accent 5" w:semiHidden="0" w:uiPriority="60" w:unhideWhenUsed="0"/>
+    <w:lsdException w:name="Light List Accent 5" w:semiHidden="0" w:uiPriority="61" w:unhideWhenUsed="0"/>
+    <w:lsdException w:name="Light Grid Accent 5" w:semiHidden="0" w:uiPriority="62" w:unhideWhenUsed="0"/>
+    <w:lsdException w:name="Medium Shading 1 Accent 5" w:semiHidden="0" w:uiPriority="63" w:unhideWhenUsed="0"/>
+    <w:lsdException w:name="Medium Shading 2 Accent 5" w:semiHidden="0" w:uiPriority="64" w:unhideWhenUsed="0"/>
+    <w:lsdException w:name="Medium List 1 Accent 5" w:semiHidden="0" w:uiPriority="65" w:unhideWhenUsed="0"/>
+    <w:lsdException w:name="Medium List 2 Accent 5" w:semiHidden="0" w:uiPriority="66" w:unhideWhenUsed="0"/>
+    <w:lsdException w:name="Medium Grid 1 Accent 5" w:semiHidden="0" w:uiPriority="67" w:unhideWhenUsed="0"/>
+    <w:lsdException w:name="Medium Grid 2 Accent 5" w:semiHidden="0" w:uiPriority="68" w:unhideWhenUsed="0"/>
+    <w:lsdException w:name="Medium Grid 3 Accent 5" w:semiHidden="0" w:uiPriority="69" w:unhideWhenUsed="0"/>
+    <w:lsdException w:name="Dark List Accent 5" w:semiHidden="0" w:uiPriority="70" w:unhideWhenUsed="0"/>
+    <w:lsdException w:name="Colorful Shading Accent 5" w:semiHidden="0" w:uiPriority="71" w:unhideWhenUsed="0"/>
+    <w:lsdException w:name="Colorful List Accent 5" w:semiHidden="0" w:uiPriority="72" w:unhideWhenUsed="0"/>
+    <w:lsdException w:name="Colorful Grid Accent 5" w:semiHidden="0" w:uiPriority="73" w:unhideWhenUsed="0"/>
+    <w:lsdException w:name="Light Shading Accent 6" w:semiHidden="0" w:uiPriority="60" w:unhideWhenUsed="0"/>
+    <w:lsdException w:name="Light List Accent 6" w:semiHidden="0" w:uiPriority="61" w:unhideWhenUsed="0"/>
+    <w:lsdException w:name="Light Grid Accent 6" w:semiHidden="0" w:uiPriority="62" w:unhideWhenUsed="0"/>
+    <w:lsdException w:name="Medium Shading 1 Accent 6" w:semiHidden="0" w:uiPriority="63" w:unhideWhenUsed="0"/>
+    <w:lsdException w:name="Medium Shading 2 Accent 6" w:semiHidden="0" w:uiPriority="64" w:unhideWhenUsed="0"/>
+    <w:lsdException w:name="Medium List 1 Accent 6" w:semiHidden="0" w:uiPriority="65" w:unhideWhenUsed="0"/>
+    <w:lsdException w:name="Medium List 2 Accent 6" w:semiHidden="0" w:uiPriority="66" w:unhideWhenUsed="0"/>
+    <w:lsdException w:name="Medium Grid 1 Accent 6" w:semiHidden="0" w:uiPriority="67" w:unhideWhenUsed="0"/>
+    <w:lsdException w:name="Medium Grid 2 Accent 6" w:semiHidden="0" w:uiPriority="68" w:unhideWhenUsed="0"/>
+    <w:lsdException w:name="Medium Grid 3 Accent 6" w:semiHidden="0" w:uiPriority="69" w:unhideWhenUsed="0"/>
+    <w:lsdException w:name="Dark List Accent 6" w:semiHidden="0" w:uiPriority="70" w:unhideWhenUsed="0"/>
+    <w:lsdException w:name="Colorful Shading Accent 6" w:semiHidden="0" w:uiPriority="71" w:unhideWhenUsed="0"/>
+    <w:lsdException w:name="Colorful List Accent 6" w:semiHidden="0" w:uiPriority="72" w:unhideWhenUsed="0"/>
+    <w:lsdException w:name="Colorful Grid Accent 6" w:semiHidden="0" w:uiPriority="73" w:unhideWhenUsed="0"/>
   </w:latentStyles>
-  <w:style w:type="paragraph" w:default="1" w:styleId="1">
+  <w:style w:type="paragraph" w:default="1" w:styleId="Normal">
     <w:name w:val="Normal"/>
     <w:qFormat/>
-    <w:uiPriority w:val="0"/>
     <w:pPr>
       <w:kinsoku w:val="0"/>
       <w:autoSpaceDE w:val="0"/>
@@ -7552,7 +7416,7 @@
       <w:textAlignment w:val="baseline"/>
     </w:pPr>
     <w:rPr>
-      <w:rFonts w:ascii="Arial" w:hAnsi="Arial" w:eastAsia="宋体" w:cs="Arial"/>
+      <w:rFonts w:ascii="Arial" w:eastAsia="宋体" w:hAnsi="Arial" w:cs="Arial"/>
       <w:snapToGrid w:val="0"/>
       <w:color w:val="000000"/>
       <w:kern w:val="0"/>
@@ -7561,12 +7425,11 @@
       <w:lang w:val="en-US" w:eastAsia="en-US" w:bidi="ar-SA"/>
     </w:rPr>
   </w:style>
-  <w:style w:type="paragraph" w:styleId="2">
+  <w:style w:type="paragraph" w:styleId="Heading1">
     <w:name w:val="heading 1"/>
-    <w:basedOn w:val="1"/>
-    <w:next w:val="1"/>
+    <w:basedOn w:val="Normal"/>
+    <w:next w:val="Normal"/>
     <w:qFormat/>
-    <w:uiPriority w:val="0"/>
     <w:pPr>
       <w:keepNext/>
       <w:keepLines/>
@@ -7584,13 +7447,12 @@
       <w:sz w:val="44"/>
     </w:rPr>
   </w:style>
-  <w:style w:type="paragraph" w:styleId="3">
+  <w:style w:type="paragraph" w:styleId="Heading2">
     <w:name w:val="heading 2"/>
-    <w:basedOn w:val="1"/>
-    <w:next w:val="1"/>
+    <w:basedOn w:val="Normal"/>
+    <w:next w:val="Normal"/>
     <w:unhideWhenUsed/>
     <w:qFormat/>
-    <w:uiPriority w:val="0"/>
     <w:pPr>
       <w:keepNext/>
       <w:keepLines/>
@@ -7603,19 +7465,18 @@
       <w:outlineLvl w:val="1"/>
     </w:pPr>
     <w:rPr>
-      <w:rFonts w:ascii="Arial" w:hAnsi="Arial" w:eastAsia="黑体"/>
+      <w:rFonts w:ascii="Arial" w:eastAsia="黑体" w:hAnsi="Arial"/>
       <w:b/>
       <w:sz w:val="32"/>
     </w:rPr>
   </w:style>
-  <w:style w:type="paragraph" w:styleId="4">
+  <w:style w:type="paragraph" w:styleId="Heading3">
     <w:name w:val="heading 3"/>
-    <w:basedOn w:val="1"/>
-    <w:next w:val="1"/>
+    <w:basedOn w:val="Normal"/>
+    <w:next w:val="Normal"/>
     <w:semiHidden/>
     <w:unhideWhenUsed/>
     <w:qFormat/>
-    <w:uiPriority w:val="0"/>
     <w:pPr>
       <w:keepNext/>
       <w:keepLines/>
@@ -7632,13 +7493,12 @@
       <w:sz w:val="32"/>
     </w:rPr>
   </w:style>
-  <w:style w:type="paragraph" w:styleId="5">
+  <w:style w:type="paragraph" w:styleId="Heading4">
     <w:name w:val="heading 4"/>
-    <w:basedOn w:val="1"/>
-    <w:next w:val="1"/>
+    <w:basedOn w:val="Normal"/>
+    <w:next w:val="Normal"/>
     <w:unhideWhenUsed/>
     <w:qFormat/>
-    <w:uiPriority w:val="0"/>
     <w:pPr>
       <w:keepNext/>
       <w:keepLines/>
@@ -7651,19 +7511,18 @@
       <w:outlineLvl w:val="3"/>
     </w:pPr>
     <w:rPr>
-      <w:rFonts w:ascii="Arial" w:hAnsi="Arial" w:eastAsia="黑体"/>
+      <w:rFonts w:ascii="Arial" w:eastAsia="黑体" w:hAnsi="Arial"/>
       <w:b/>
       <w:sz w:val="28"/>
     </w:rPr>
   </w:style>
-  <w:style w:type="paragraph" w:styleId="6">
+  <w:style w:type="paragraph" w:styleId="Heading5">
     <w:name w:val="heading 5"/>
-    <w:basedOn w:val="1"/>
-    <w:next w:val="1"/>
+    <w:basedOn w:val="Normal"/>
+    <w:next w:val="Normal"/>
     <w:semiHidden/>
     <w:unhideWhenUsed/>
     <w:qFormat/>
-    <w:uiPriority w:val="0"/>
     <w:pPr>
       <w:keepNext/>
       <w:keepLines/>
@@ -7680,14 +7539,13 @@
       <w:sz w:val="28"/>
     </w:rPr>
   </w:style>
-  <w:style w:type="paragraph" w:styleId="7">
+  <w:style w:type="paragraph" w:styleId="Heading6">
     <w:name w:val="heading 6"/>
-    <w:basedOn w:val="1"/>
-    <w:next w:val="1"/>
+    <w:basedOn w:val="Normal"/>
+    <w:next w:val="Normal"/>
     <w:semiHidden/>
     <w:unhideWhenUsed/>
     <w:qFormat/>
-    <w:uiPriority w:val="0"/>
     <w:pPr>
       <w:keepNext/>
       <w:keepLines/>
@@ -7700,19 +7558,18 @@
       <w:outlineLvl w:val="5"/>
     </w:pPr>
     <w:rPr>
-      <w:rFonts w:ascii="Arial" w:hAnsi="Arial" w:eastAsia="黑体"/>
+      <w:rFonts w:ascii="Arial" w:eastAsia="黑体" w:hAnsi="Arial"/>
       <w:b/>
       <w:sz w:val="24"/>
     </w:rPr>
   </w:style>
-  <w:style w:type="paragraph" w:styleId="8">
+  <w:style w:type="paragraph" w:styleId="Heading7">
     <w:name w:val="heading 7"/>
-    <w:basedOn w:val="1"/>
-    <w:next w:val="1"/>
+    <w:basedOn w:val="Normal"/>
+    <w:next w:val="Normal"/>
     <w:semiHidden/>
     <w:unhideWhenUsed/>
     <w:qFormat/>
-    <w:uiPriority w:val="0"/>
     <w:pPr>
       <w:keepNext/>
       <w:keepLines/>
@@ -7729,14 +7586,13 @@
       <w:sz w:val="24"/>
     </w:rPr>
   </w:style>
-  <w:style w:type="paragraph" w:styleId="9">
+  <w:style w:type="paragraph" w:styleId="Heading8">
     <w:name w:val="heading 8"/>
-    <w:basedOn w:val="1"/>
-    <w:next w:val="1"/>
+    <w:basedOn w:val="Normal"/>
+    <w:next w:val="Normal"/>
     <w:semiHidden/>
     <w:unhideWhenUsed/>
     <w:qFormat/>
-    <w:uiPriority w:val="0"/>
     <w:pPr>
       <w:keepNext/>
       <w:keepLines/>
@@ -7749,18 +7605,17 @@
       <w:outlineLvl w:val="7"/>
     </w:pPr>
     <w:rPr>
-      <w:rFonts w:ascii="Arial" w:hAnsi="Arial" w:eastAsia="黑体"/>
+      <w:rFonts w:ascii="Arial" w:eastAsia="黑体" w:hAnsi="Arial"/>
       <w:sz w:val="24"/>
     </w:rPr>
   </w:style>
-  <w:style w:type="paragraph" w:styleId="10">
+  <w:style w:type="paragraph" w:styleId="Heading9">
     <w:name w:val="heading 9"/>
-    <w:basedOn w:val="1"/>
-    <w:next w:val="1"/>
+    <w:basedOn w:val="Normal"/>
+    <w:next w:val="Normal"/>
     <w:semiHidden/>
     <w:unhideWhenUsed/>
     <w:qFormat/>
-    <w:uiPriority w:val="0"/>
     <w:pPr>
       <w:keepNext/>
       <w:keepLines/>
@@ -7773,22 +7628,21 @@
       <w:outlineLvl w:val="8"/>
     </w:pPr>
     <w:rPr>
-      <w:rFonts w:ascii="Arial" w:hAnsi="Arial" w:eastAsia="黑体"/>
+      <w:rFonts w:ascii="Arial" w:eastAsia="黑体" w:hAnsi="Arial"/>
       <w:sz w:val="21"/>
     </w:rPr>
   </w:style>
-  <w:style w:type="character" w:default="1" w:styleId="22">
+  <w:style w:type="character" w:default="1" w:styleId="DefaultParagraphFont">
     <w:name w:val="Default Paragraph Font"/>
     <w:semiHidden/>
     <w:qFormat/>
-    <w:uiPriority w:val="0"/>
   </w:style>
-  <w:style w:type="table" w:default="1" w:styleId="20">
+  <w:style w:type="table" w:default="1" w:styleId="TableNormal">
     <w:name w:val="Normal Table"/>
+    <w:uiPriority w:val="99"/>
     <w:semiHidden/>
     <w:unhideWhenUsed/>
     <w:qFormat/>
-    <w:uiPriority w:val="99"/>
     <w:tblPr>
       <w:tblCellMar>
         <w:top w:w="0" w:type="dxa"/>
@@ -7798,43 +7652,39 @@
       </w:tblCellMar>
     </w:tblPr>
   </w:style>
-  <w:style w:type="paragraph" w:styleId="11">
+  <w:style w:type="paragraph" w:styleId="CommentText">
     <w:name w:val="annotation text"/>
-    <w:basedOn w:val="1"/>
+    <w:basedOn w:val="Normal"/>
     <w:qFormat/>
-    <w:uiPriority w:val="0"/>
     <w:pPr>
       <w:jc w:val="left"/>
     </w:pPr>
   </w:style>
-  <w:style w:type="paragraph" w:styleId="12">
+  <w:style w:type="paragraph" w:styleId="BodyText">
     <w:name w:val="Body Text"/>
-    <w:basedOn w:val="1"/>
+    <w:basedOn w:val="Normal"/>
     <w:semiHidden/>
     <w:qFormat/>
-    <w:uiPriority w:val="0"/>
     <w:rPr>
-      <w:rFonts w:ascii="Arial" w:hAnsi="Arial" w:eastAsia="Arial" w:cs="Arial"/>
+      <w:rFonts w:ascii="Arial" w:eastAsia="Arial" w:hAnsi="Arial" w:cs="Arial"/>
       <w:sz w:val="21"/>
       <w:szCs w:val="21"/>
       <w:lang w:val="en-US" w:eastAsia="en-US" w:bidi="ar-SA"/>
     </w:rPr>
   </w:style>
-  <w:style w:type="paragraph" w:styleId="13">
+  <w:style w:type="paragraph" w:styleId="TOC3">
     <w:name w:val="toc 3"/>
-    <w:basedOn w:val="1"/>
-    <w:next w:val="1"/>
+    <w:basedOn w:val="Normal"/>
+    <w:next w:val="Normal"/>
     <w:qFormat/>
-    <w:uiPriority w:val="0"/>
     <w:pPr>
       <w:ind w:left="840" w:leftChars="400"/>
     </w:pPr>
   </w:style>
-  <w:style w:type="paragraph" w:styleId="14">
+  <w:style w:type="paragraph" w:styleId="Footer">
     <w:name w:val="footer"/>
-    <w:basedOn w:val="1"/>
+    <w:basedOn w:val="Normal"/>
     <w:qFormat/>
-    <w:uiPriority w:val="0"/>
     <w:pPr>
       <w:tabs>
         <w:tab w:val="center" w:pos="4153"/>
@@ -7847,17 +7697,16 @@
       <w:sz w:val="18"/>
     </w:rPr>
   </w:style>
-  <w:style w:type="paragraph" w:styleId="15">
+  <w:style w:type="paragraph" w:styleId="Header">
     <w:name w:val="header"/>
-    <w:basedOn w:val="1"/>
+    <w:basedOn w:val="Normal"/>
     <w:qFormat/>
-    <w:uiPriority w:val="0"/>
     <w:pPr>
       <w:pBdr>
-        <w:top w:val="none" w:color="auto" w:sz="0" w:space="0"/>
-        <w:left w:val="none" w:color="auto" w:sz="0" w:space="0"/>
-        <w:bottom w:val="none" w:color="auto" w:sz="0" w:space="0"/>
-        <w:right w:val="none" w:color="auto" w:sz="0" w:space="0"/>
+        <w:top w:val="nil"/>
+        <w:left w:val="nil"/>
+        <w:bottom w:val="nil"/>
+        <w:right w:val="nil"/>
       </w:pBdr>
       <w:tabs>
         <w:tab w:val="center" w:pos="4153"/>
@@ -7872,41 +7721,37 @@
       <w:sz w:val="18"/>
     </w:rPr>
   </w:style>
-  <w:style w:type="paragraph" w:styleId="16">
+  <w:style w:type="paragraph" w:styleId="TOC1">
     <w:name w:val="toc 1"/>
-    <w:basedOn w:val="1"/>
-    <w:next w:val="1"/>
+    <w:basedOn w:val="Normal"/>
+    <w:next w:val="Normal"/>
     <w:qFormat/>
-    <w:uiPriority w:val="0"/>
     <w:rPr>
-      <w:rFonts w:ascii="Arial" w:hAnsi="Arial" w:eastAsia="Microsoft JhengHei"/>
+      <w:rFonts w:ascii="Arial" w:eastAsia="Microsoft JhengHei" w:hAnsi="Arial"/>
       <w:sz w:val="24"/>
     </w:rPr>
   </w:style>
-  <w:style w:type="paragraph" w:styleId="17">
+  <w:style w:type="paragraph" w:styleId="TOC2">
     <w:name w:val="toc 2"/>
-    <w:basedOn w:val="1"/>
-    <w:next w:val="1"/>
+    <w:basedOn w:val="Normal"/>
+    <w:next w:val="Normal"/>
     <w:qFormat/>
-    <w:uiPriority w:val="0"/>
     <w:pPr>
       <w:ind w:left="420" w:leftChars="200"/>
     </w:pPr>
   </w:style>
-  <w:style w:type="paragraph" w:styleId="18">
+  <w:style w:type="paragraph" w:styleId="NormalWeb">
     <w:name w:val="Normal (Web)"/>
-    <w:basedOn w:val="1"/>
+    <w:basedOn w:val="Normal"/>
     <w:qFormat/>
-    <w:uiPriority w:val="0"/>
     <w:rPr>
       <w:sz w:val="24"/>
     </w:rPr>
   </w:style>
-  <w:style w:type="paragraph" w:styleId="19">
+  <w:style w:type="paragraph" w:styleId="Title">
     <w:name w:val="Title"/>
-    <w:basedOn w:val="1"/>
+    <w:basedOn w:val="Normal"/>
     <w:qFormat/>
-    <w:uiPriority w:val="0"/>
     <w:pPr>
       <w:spacing w:before="240" w:beforeLines="0" w:beforeAutospacing="0" w:after="60" w:afterLines="0" w:afterAutospacing="0"/>
       <w:jc w:val="center"/>
@@ -7918,41 +7763,39 @@
       <w:sz w:val="32"/>
     </w:rPr>
   </w:style>
-  <w:style w:type="table" w:styleId="21">
+  <w:style w:type="table" w:styleId="TableGrid">
     <w:name w:val="Table Grid"/>
-    <w:basedOn w:val="20"/>
+    <w:basedOn w:val="TableNormal"/>
     <w:qFormat/>
-    <w:uiPriority w:val="0"/>
     <w:pPr>
       <w:widowControl w:val="0"/>
       <w:jc w:val="both"/>
     </w:pPr>
     <w:tblPr>
       <w:tblBorders>
-        <w:top w:val="single" w:color="auto" w:sz="4" w:space="0"/>
-        <w:left w:val="single" w:color="auto" w:sz="4" w:space="0"/>
-        <w:bottom w:val="single" w:color="auto" w:sz="4" w:space="0"/>
-        <w:right w:val="single" w:color="auto" w:sz="4" w:space="0"/>
-        <w:insideH w:val="single" w:color="auto" w:sz="4" w:space="0"/>
-        <w:insideV w:val="single" w:color="auto" w:sz="4" w:space="0"/>
+        <w:top w:val="single" w:sz="4" w:space="0" w:color="auto"/>
+        <w:left w:val="single" w:sz="4" w:space="0" w:color="auto"/>
+        <w:bottom w:val="single" w:sz="4" w:space="0" w:color="auto"/>
+        <w:right w:val="single" w:sz="4" w:space="0" w:color="auto"/>
+        <w:insideH w:val="single" w:sz="4" w:space="0" w:color="auto"/>
+        <w:insideV w:val="single" w:sz="4" w:space="0" w:color="auto"/>
       </w:tblBorders>
     </w:tblPr>
   </w:style>
-  <w:style w:type="character" w:styleId="23">
+  <w:style w:type="character" w:styleId="Strong">
     <w:name w:val="Strong"/>
-    <w:basedOn w:val="22"/>
+    <w:basedOn w:val="DefaultParagraphFont"/>
     <w:qFormat/>
-    <w:uiPriority w:val="0"/>
     <w:rPr>
       <w:b/>
     </w:rPr>
   </w:style>
-  <w:style w:type="table" w:customStyle="1" w:styleId="24">
+  <w:style w:type="table" w:customStyle="1" w:styleId="TableNormal0">
     <w:name w:val="Table Normal_0"/>
+    <w:uiPriority w:val="2"/>
     <w:semiHidden/>
     <w:unhideWhenUsed/>
     <w:qFormat/>
-    <w:uiPriority w:val="2"/>
     <w:tblPr>
       <w:tblCellMar>
         <w:top w:w="0" w:type="dxa"/>
@@ -7962,105 +7805,99 @@
       </w:tblCellMar>
     </w:tblPr>
   </w:style>
-  <w:style w:type="paragraph" w:styleId="25">
+  <w:style w:type="paragraph" w:styleId="ListParagraph">
     <w:name w:val="List Paragraph"/>
-    <w:basedOn w:val="1"/>
+    <w:basedOn w:val="Normal"/>
+    <w:uiPriority w:val="1"/>
     <w:qFormat/>
-    <w:uiPriority w:val="1"/>
     <w:pPr>
       <w:ind w:left="634" w:hanging="241"/>
     </w:pPr>
   </w:style>
-  <w:style w:type="paragraph" w:customStyle="1" w:styleId="26">
+  <w:style w:type="paragraph" w:customStyle="1" w:styleId="TableParagraph">
     <w:name w:val="Table Paragraph"/>
-    <w:basedOn w:val="1"/>
+    <w:basedOn w:val="Normal"/>
+    <w:uiPriority w:val="1"/>
     <w:qFormat/>
-    <w:uiPriority w:val="1"/>
     <w:pPr>
       <w:spacing w:before="121"/>
     </w:pPr>
   </w:style>
-  <w:style w:type="paragraph" w:customStyle="1" w:styleId="27">
+  <w:style w:type="paragraph" w:customStyle="1" w:styleId="TableText">
     <w:name w:val="Table Text"/>
-    <w:basedOn w:val="1"/>
+    <w:basedOn w:val="Normal"/>
     <w:semiHidden/>
     <w:qFormat/>
-    <w:uiPriority w:val="0"/>
     <w:rPr>
-      <w:rFonts w:ascii="宋体" w:hAnsi="宋体" w:eastAsia="宋体" w:cs="宋体"/>
+      <w:rFonts w:ascii="宋体" w:eastAsia="宋体" w:hAnsi="宋体" w:cs="宋体"/>
       <w:sz w:val="21"/>
       <w:szCs w:val="21"/>
       <w:lang w:val="en-US" w:eastAsia="en-US" w:bidi="ar-SA"/>
     </w:rPr>
   </w:style>
-  <w:style w:type="paragraph" w:customStyle="1" w:styleId="28">
+  <w:style w:type="paragraph" w:customStyle="1" w:styleId="1">
     <w:name w:val="柴_标题1"/>
-    <w:basedOn w:val="2"/>
-    <w:next w:val="29"/>
-    <w:link w:val="40"/>
+    <w:basedOn w:val="Heading1"/>
+    <w:next w:val="a"/>
+    <w:link w:val="1Char"/>
     <w:qFormat/>
-    <w:uiPriority w:val="0"/>
     <w:pPr>
       <w:spacing w:before="100" w:after="90" w:line="360" w:lineRule="auto"/>
     </w:pPr>
     <w:rPr>
-      <w:rFonts w:ascii="Arial" w:hAnsi="Arial" w:eastAsia="宋体"/>
+      <w:rFonts w:ascii="Arial" w:eastAsia="宋体" w:hAnsi="Arial"/>
       <w:sz w:val="32"/>
     </w:rPr>
   </w:style>
-  <w:style w:type="paragraph" w:customStyle="1" w:styleId="29">
+  <w:style w:type="paragraph" w:customStyle="1" w:styleId="a">
     <w:name w:val="柴_正文"/>
-    <w:basedOn w:val="12"/>
-    <w:link w:val="43"/>
+    <w:basedOn w:val="BodyText"/>
+    <w:link w:val="Char"/>
     <w:qFormat/>
-    <w:uiPriority w:val="0"/>
     <w:pPr>
       <w:spacing w:line="360" w:lineRule="auto"/>
       <w:ind w:firstLine="470" w:firstLineChars="200"/>
     </w:pPr>
     <w:rPr>
-      <w:rFonts w:ascii="Arial" w:hAnsi="Arial" w:eastAsia="宋体"/>
+      <w:rFonts w:ascii="Arial" w:eastAsia="宋体" w:hAnsi="Arial"/>
       <w:sz w:val="24"/>
       <w:lang w:eastAsia="zh-CN"/>
     </w:rPr>
   </w:style>
-  <w:style w:type="paragraph" w:customStyle="1" w:styleId="30">
+  <w:style w:type="paragraph" w:customStyle="1" w:styleId="2">
     <w:name w:val="柴_标题2"/>
-    <w:basedOn w:val="3"/>
-    <w:next w:val="29"/>
+    <w:basedOn w:val="Heading2"/>
+    <w:next w:val="a"/>
     <w:qFormat/>
-    <w:uiPriority w:val="0"/>
     <w:pPr>
       <w:spacing w:line="360" w:lineRule="auto"/>
     </w:pPr>
     <w:rPr>
-      <w:rFonts w:ascii="Arial" w:hAnsi="Arial" w:eastAsia="宋体"/>
+      <w:rFonts w:ascii="Arial" w:eastAsia="宋体" w:hAnsi="Arial"/>
       <w:sz w:val="28"/>
     </w:rPr>
   </w:style>
-  <w:style w:type="paragraph" w:customStyle="1" w:styleId="31">
+  <w:style w:type="paragraph" w:customStyle="1" w:styleId="3">
     <w:name w:val="柴_标题3"/>
-    <w:basedOn w:val="4"/>
-    <w:next w:val="29"/>
+    <w:basedOn w:val="Heading3"/>
+    <w:next w:val="a"/>
     <w:qFormat/>
-    <w:uiPriority w:val="0"/>
     <w:pPr>
       <w:spacing w:line="360" w:lineRule="auto"/>
       <w:ind w:left="0" w:firstLine="472" w:firstLineChars="200"/>
     </w:pPr>
     <w:rPr>
-      <w:rFonts w:ascii="宋体" w:hAnsi="宋体" w:eastAsia="宋体" w:cs="宋体"/>
+      <w:rFonts w:ascii="宋体" w:eastAsia="宋体" w:hAnsi="宋体" w:cs="宋体"/>
       <w:spacing w:val="-2"/>
       <w:sz w:val="24"/>
       <w:szCs w:val="24"/>
     </w:rPr>
   </w:style>
-  <w:style w:type="paragraph" w:customStyle="1" w:styleId="32">
+  <w:style w:type="paragraph" w:customStyle="1" w:styleId="a0">
     <w:name w:val="柴_目录"/>
-    <w:basedOn w:val="1"/>
-    <w:next w:val="12"/>
+    <w:basedOn w:val="Normal"/>
+    <w:next w:val="BodyText"/>
     <w:qFormat/>
-    <w:uiPriority w:val="0"/>
     <w:pPr>
       <w:tabs>
         <w:tab w:val="right" w:leader="dot" w:pos="8442"/>
@@ -8068,96 +7905,89 @@
       <w:ind w:left="0" w:leftChars="0"/>
     </w:pPr>
     <w:rPr>
-      <w:rFonts w:ascii="Arial" w:hAnsi="Arial" w:eastAsia="Microsoft JhengHei"/>
+      <w:rFonts w:ascii="Arial" w:eastAsia="Microsoft JhengHei" w:hAnsi="Arial"/>
       <w:sz w:val="24"/>
     </w:rPr>
   </w:style>
-  <w:style w:type="paragraph" w:customStyle="1" w:styleId="33">
+  <w:style w:type="paragraph" w:customStyle="1" w:styleId="a1">
     <w:name w:val="柴_公司名"/>
-    <w:basedOn w:val="19"/>
+    <w:basedOn w:val="Title"/>
     <w:qFormat/>
-    <w:uiPriority w:val="0"/>
     <w:pPr>
       <w:spacing w:after="600" w:afterLines="600"/>
     </w:pPr>
     <w:rPr>
-      <w:rFonts w:hint="eastAsia" w:ascii="宋体" w:hAnsi="宋体" w:eastAsia="宋体" w:cs="宋体"/>
+      <w:rFonts w:ascii="宋体" w:eastAsia="宋体" w:hAnsi="宋体" w:cs="宋体" w:hint="eastAsia"/>
       <w:bCs/>
       <w:spacing w:val="-6"/>
       <w:sz w:val="52"/>
       <w:szCs w:val="52"/>
     </w:rPr>
   </w:style>
-  <w:style w:type="paragraph" w:customStyle="1" w:styleId="34">
+  <w:style w:type="paragraph" w:customStyle="1" w:styleId="a2">
     <w:name w:val="柴_文档名"/>
-    <w:basedOn w:val="19"/>
+    <w:basedOn w:val="Title"/>
     <w:qFormat/>
-    <w:uiPriority w:val="0"/>
     <w:pPr>
       <w:spacing w:after="900" w:afterLines="900"/>
     </w:pPr>
     <w:rPr>
-      <w:rFonts w:ascii="黑体" w:hAnsi="黑体" w:eastAsia="黑体" w:cs="黑体"/>
+      <w:rFonts w:ascii="黑体" w:eastAsia="黑体" w:hAnsi="黑体" w:cs="黑体"/>
       <w:bCs/>
       <w:spacing w:val="-7"/>
       <w:sz w:val="52"/>
       <w:szCs w:val="52"/>
     </w:rPr>
   </w:style>
-  <w:style w:type="paragraph" w:customStyle="1" w:styleId="35">
+  <w:style w:type="paragraph" w:customStyle="1" w:styleId="WPSOffice1">
     <w:name w:val="WPSOffice手动目录 1"/>
     <w:qFormat/>
-    <w:uiPriority w:val="0"/>
     <w:pPr>
       <w:ind w:leftChars="0"/>
     </w:pPr>
     <w:rPr>
-      <w:rFonts w:ascii="Times New Roman" w:hAnsi="Times New Roman" w:eastAsia="宋体" w:cs="Times New Roman"/>
+      <w:rFonts w:ascii="Times New Roman" w:eastAsia="宋体" w:hAnsi="Times New Roman" w:cs="Times New Roman"/>
       <w:sz w:val="20"/>
       <w:szCs w:val="20"/>
     </w:rPr>
   </w:style>
-  <w:style w:type="paragraph" w:customStyle="1" w:styleId="36">
+  <w:style w:type="paragraph" w:customStyle="1" w:styleId="WPSOffice2">
     <w:name w:val="WPSOffice手动目录 2"/>
     <w:qFormat/>
-    <w:uiPriority w:val="0"/>
     <w:pPr>
       <w:ind w:leftChars="200"/>
     </w:pPr>
     <w:rPr>
-      <w:rFonts w:ascii="Times New Roman" w:hAnsi="Times New Roman" w:eastAsia="宋体" w:cs="Times New Roman"/>
+      <w:rFonts w:ascii="Times New Roman" w:eastAsia="宋体" w:hAnsi="Times New Roman" w:cs="Times New Roman"/>
       <w:sz w:val="20"/>
       <w:szCs w:val="20"/>
     </w:rPr>
   </w:style>
-  <w:style w:type="paragraph" w:customStyle="1" w:styleId="37">
+  <w:style w:type="paragraph" w:customStyle="1" w:styleId="WPSOffice3">
     <w:name w:val="WPSOffice手动目录 3"/>
     <w:qFormat/>
-    <w:uiPriority w:val="0"/>
     <w:pPr>
       <w:ind w:leftChars="400"/>
     </w:pPr>
     <w:rPr>
-      <w:rFonts w:ascii="Times New Roman" w:hAnsi="Times New Roman" w:eastAsia="宋体" w:cs="Times New Roman"/>
+      <w:rFonts w:ascii="Times New Roman" w:eastAsia="宋体" w:hAnsi="Times New Roman" w:cs="Times New Roman"/>
       <w:sz w:val="20"/>
       <w:szCs w:val="20"/>
     </w:rPr>
   </w:style>
-  <w:style w:type="paragraph" w:customStyle="1" w:styleId="38">
+  <w:style w:type="paragraph" w:customStyle="1" w:styleId="Compact">
     <w:name w:val="Compact"/>
-    <w:basedOn w:val="12"/>
+    <w:basedOn w:val="BodyText"/>
     <w:qFormat/>
-    <w:uiPriority w:val="0"/>
     <w:pPr>
       <w:spacing w:before="36" w:after="36"/>
     </w:pPr>
   </w:style>
-  <w:style w:type="table" w:customStyle="1" w:styleId="39">
+  <w:style w:type="table" w:customStyle="1" w:styleId="Table">
     <w:name w:val="Table"/>
     <w:semiHidden/>
     <w:unhideWhenUsed/>
     <w:qFormat/>
-    <w:uiPriority w:val="0"/>
     <w:tblPr>
       <w:tblCellMar>
         <w:top w:w="0" w:type="dxa"/>
@@ -8169,27 +7999,25 @@
     <w:tblStylePr w:type="firstRow">
       <w:tcPr>
         <w:tcBorders>
-          <w:bottom w:val="single" w:color="auto" w:sz="0" w:space="0"/>
+          <w:bottom w:val="single" w:sz="0" w:space="0" w:color="auto"/>
         </w:tcBorders>
         <w:vAlign w:val="bottom"/>
       </w:tcPr>
     </w:tblStylePr>
   </w:style>
-  <w:style w:type="character" w:customStyle="1" w:styleId="40">
+  <w:style w:type="character" w:customStyle="1" w:styleId="1Char">
     <w:name w:val="柴_标题1 Char"/>
-    <w:link w:val="28"/>
+    <w:link w:val="1"/>
     <w:qFormat/>
-    <w:uiPriority w:val="0"/>
     <w:rPr>
-      <w:rFonts w:ascii="Arial" w:hAnsi="Arial" w:eastAsia="宋体"/>
+      <w:rFonts w:ascii="Arial" w:eastAsia="宋体" w:hAnsi="Arial"/>
       <w:sz w:val="32"/>
     </w:rPr>
   </w:style>
-  <w:style w:type="paragraph" w:customStyle="1" w:styleId="41">
+  <w:style w:type="paragraph" w:customStyle="1" w:styleId="a3">
     <w:name w:val="柴_正文_无缩进"/>
-    <w:basedOn w:val="1"/>
+    <w:basedOn w:val="Normal"/>
     <w:qFormat/>
-    <w:uiPriority w:val="0"/>
     <w:pPr>
       <w:ind w:firstLine="0" w:firstLineChars="0"/>
     </w:pPr>
@@ -8199,31 +8027,29 @@
       <w:lang w:eastAsia="zh-CN"/>
     </w:rPr>
   </w:style>
-  <w:style w:type="paragraph" w:customStyle="1" w:styleId="42">
+  <w:style w:type="paragraph" w:customStyle="1" w:styleId="4">
     <w:name w:val="柴_标题4"/>
-    <w:basedOn w:val="5"/>
-    <w:next w:val="1"/>
+    <w:basedOn w:val="Heading4"/>
+    <w:next w:val="Normal"/>
     <w:qFormat/>
-    <w:uiPriority w:val="0"/>
     <w:pPr>
       <w:widowControl w:val="0"/>
       <w:spacing w:before="160" w:line="360" w:lineRule="auto"/>
-      <w:ind w:left="981" w:leftChars="300" w:hanging="862"/>
+      <w:ind w:left="981" w:hanging="862" w:leftChars="300"/>
     </w:pPr>
     <w:rPr>
-      <w:rFonts w:hint="eastAsia" w:ascii="Calibri" w:hAnsi="Calibri" w:eastAsia="宋体" w:cs="宋体"/>
+      <w:rFonts w:ascii="Calibri" w:eastAsia="宋体" w:hAnsi="Calibri" w:cs="宋体" w:hint="eastAsia"/>
       <w:sz w:val="24"/>
       <w:szCs w:val="24"/>
       <w:lang w:eastAsia="zh-CN" w:bidi="zh-CN"/>
     </w:rPr>
   </w:style>
-  <w:style w:type="character" w:customStyle="1" w:styleId="43">
+  <w:style w:type="character" w:customStyle="1" w:styleId="Char">
     <w:name w:val="柴_正文 Char"/>
-    <w:link w:val="29"/>
+    <w:link w:val="a"/>
     <w:qFormat/>
-    <w:uiPriority w:val="0"/>
     <w:rPr>
-      <w:rFonts w:ascii="Arial" w:hAnsi="Arial" w:eastAsia="宋体"/>
+      <w:rFonts w:ascii="Arial" w:eastAsia="宋体" w:hAnsi="Arial"/>
       <w:sz w:val="24"/>
       <w:lang w:eastAsia="zh-CN"/>
     </w:rPr>
